--- a/assets/resume/MohitMahendraSingh_latest.docx
+++ b/assets/resume/MohitMahendraSingh_latest.docx
@@ -145,7 +145,7 @@
           </mc:Choice>
           <mc:Fallback>
             <w:pict>
-              <v:group w14:anchorId="34235449" id="Group 2" o:spid="_x0000_s1026" style="position:absolute;margin-left:-.5pt;margin-top:-.45pt;width:612.1pt;height:51.3pt;z-index:-251662336;mso-wrap-distance-left:0;mso-wrap-distance-right:0;mso-position-horizontal-relative:page;mso-position-vertical-relative:page" coordsize="77736,6515" o:gfxdata="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">
+              <v:group w14:anchorId="69996D11" id="Group 2" o:spid="_x0000_s1026" style="position:absolute;margin-left:-.5pt;margin-top:-.45pt;width:612.1pt;height:51.3pt;z-index:-251662336;mso-wrap-distance-left:0;mso-wrap-distance-right:0;mso-position-horizontal-relative:page;mso-position-vertical-relative:page" coordsize="77736,6515" o:gfxdata="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">
                 <v:shape id="Graphic 3" o:spid="_x0000_s1027" style="position:absolute;left:63;top:63;width:77610;height:6388;visibility:visible;mso-wrap-style:square;v-text-anchor:top" coordsize="7760970,638810" o:gfxdata="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" path="m7760970,l,,,638809r7760970,l7760970,xe" fillcolor="#155f82" stroked="f">
                   <v:path arrowok="t"/>
                 </v:shape>
@@ -409,40 +409,7 @@
             <w:sz w:val="20"/>
             <w:u w:val="single" w:color="FFFFFF"/>
           </w:rPr>
-          <w:t>Link</w:t>
-        </w:r>
-        <w:r>
-          <w:rPr>
-            <w:rFonts w:ascii="Aptos" w:hAnsi="Aptos"/>
-            <w:color w:val="FFFFFF"/>
-            <w:spacing w:val="-2"/>
-            <w:w w:val="95"/>
-            <w:sz w:val="20"/>
-            <w:u w:val="single" w:color="FFFFFF"/>
-          </w:rPr>
-          <w:t>e</w:t>
-        </w:r>
-        <w:r>
-          <w:rPr>
-            <w:rFonts w:ascii="Aptos" w:hAnsi="Aptos"/>
-            <w:color w:val="FFFFFF"/>
-            <w:spacing w:val="-2"/>
-            <w:w w:val="95"/>
-            <w:sz w:val="20"/>
-            <w:u w:val="single" w:color="FFFFFF"/>
-          </w:rPr>
-          <w:t>d</w:t>
-        </w:r>
-        <w:r>
-          <w:rPr>
-            <w:rFonts w:ascii="Aptos" w:hAnsi="Aptos"/>
-            <w:color w:val="FFFFFF"/>
-            <w:spacing w:val="-2"/>
-            <w:w w:val="95"/>
-            <w:sz w:val="20"/>
-            <w:u w:val="single" w:color="FFFFFF"/>
-          </w:rPr>
-          <w:t>In</w:t>
+          <w:t>LinkedIn</w:t>
         </w:r>
       </w:hyperlink>
     </w:p>
@@ -719,7 +686,7 @@
           </mc:Choice>
           <mc:Fallback>
             <w:pict>
-              <v:shape w14:anchorId="0B975E41" id="Graphic 5" o:spid="_x0000_s1026" style="position:absolute;margin-left:34.55pt;margin-top:19.95pt;width:543pt;height:2.2pt;z-index:-251661312;visibility:visible;mso-wrap-style:square;mso-wrap-distance-left:0;mso-wrap-distance-top:0;mso-wrap-distance-right:0;mso-wrap-distance-bottom:0;mso-position-horizontal:absolute;mso-position-horizontal-relative:page;mso-position-vertical:absolute;mso-position-vertical-relative:text;v-text-anchor:top" coordsize="6896100,27940" o:gfxdata="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" path="m6895846,l,,,27431r6895846,l6895846,xe" fillcolor="#092e41" stroked="f">
+              <v:shape w14:anchorId="69FECCDF" id="Graphic 5" o:spid="_x0000_s1026" style="position:absolute;margin-left:34.55pt;margin-top:19.95pt;width:543pt;height:2.2pt;z-index:-251661312;visibility:visible;mso-wrap-style:square;mso-wrap-distance-left:0;mso-wrap-distance-top:0;mso-wrap-distance-right:0;mso-wrap-distance-bottom:0;mso-position-horizontal:absolute;mso-position-horizontal-relative:page;mso-position-vertical:absolute;mso-position-vertical-relative:text;v-text-anchor:top" coordsize="6896100,27940" o:gfxdata="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" path="m6895846,l,,,27431r6895846,l6895846,xe" fillcolor="#092e41" stroked="f">
                 <v:path arrowok="t"/>
                 <w10:wrap type="topAndBottom" anchorx="page"/>
               </v:shape>
@@ -860,7 +827,7 @@
           <w:sz w:val="20"/>
           <w:szCs w:val="20"/>
         </w:rPr>
-        <w:t>Kubernetes-based microservices deployment, Infrastructure as Code (Terraform/Bicep), and GitOps-driven delivery pipelines</w:t>
+        <w:t>Kubernetes-based microservices deployment, Infrastructure as Code (Terraform), and GitOps-driven delivery pipelines</w:t>
       </w:r>
       <w:r>
         <w:rPr>
@@ -970,7 +937,7 @@
           </mc:Choice>
           <mc:Fallback>
             <w:pict>
-              <v:shape w14:anchorId="694E7DB8" id="Graphic 6" o:spid="_x0000_s1026" style="position:absolute;margin-left:34.55pt;margin-top:13.15pt;width:543pt;height:2.2pt;z-index:-251660288;visibility:visible;mso-wrap-style:square;mso-wrap-distance-left:0;mso-wrap-distance-top:0;mso-wrap-distance-right:0;mso-wrap-distance-bottom:0;mso-position-horizontal:absolute;mso-position-horizontal-relative:page;mso-position-vertical:absolute;mso-position-vertical-relative:text;v-text-anchor:top" coordsize="6896100,27940" o:gfxdata="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" path="m6895846,l,,,27431r6895846,l6895846,xe" fillcolor="#092e41" stroked="f">
+              <v:shape w14:anchorId="393ADBC4" id="Graphic 6" o:spid="_x0000_s1026" style="position:absolute;margin-left:34.55pt;margin-top:13.15pt;width:543pt;height:2.2pt;z-index:-251660288;visibility:visible;mso-wrap-style:square;mso-wrap-distance-left:0;mso-wrap-distance-top:0;mso-wrap-distance-right:0;mso-wrap-distance-bottom:0;mso-position-horizontal:absolute;mso-position-horizontal-relative:page;mso-position-vertical:absolute;mso-position-vertical-relative:text;v-text-anchor:top" coordsize="6896100,27940" o:gfxdata="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" path="m6895846,l,,,27431r6895846,l6895846,xe" fillcolor="#092e41" stroked="f">
                 <v:path arrowok="t"/>
                 <w10:wrap type="topAndBottom" anchorx="page"/>
               </v:shape>
@@ -1432,17 +1399,7 @@
           <w:sz w:val="20"/>
           <w:szCs w:val="20"/>
         </w:rPr>
-        <w:t xml:space="preserve">, </w:t>
-      </w:r>
-      <w:r>
-        <w:rPr>
-          <w:rFonts w:ascii="Aptos" w:hAnsi="Aptos"/>
-          <w:b w:val="0"/>
-          <w:bCs w:val="0"/>
-          <w:sz w:val="20"/>
-          <w:szCs w:val="20"/>
-        </w:rPr>
-        <w:t>Cloud Foundry</w:t>
+        <w:t>, Cloud Foundry</w:t>
       </w:r>
       <w:r>
         <w:rPr>
@@ -1890,11 +1847,6 @@
                                   <w:sz w:val="18"/>
                                 </w:rPr>
                                 <w:tab/>
-                              </w:r>
-                              <w:r>
-                                <w:rPr>
-                                  <w:sz w:val="18"/>
-                                </w:rPr>
                                 <w:t>Jun 2022</w:t>
                               </w:r>
                               <w:r>
@@ -2024,11 +1976,6 @@
                             <w:sz w:val="18"/>
                           </w:rPr>
                           <w:tab/>
-                        </w:r>
-                        <w:r>
-                          <w:rPr>
-                            <w:sz w:val="18"/>
-                          </w:rPr>
                           <w:t>Jun 2022</w:t>
                         </w:r>
                         <w:r>
@@ -2685,16 +2632,7 @@
                                 <w:spacing w:val="-6"/>
                                 <w:sz w:val="18"/>
                               </w:rPr>
-                              <w:t>Technical Lead</w:t>
-                            </w:r>
-                            <w:r>
-                              <w:rPr>
-                                <w:b/>
-                                <w:color w:val="000000"/>
-                                <w:spacing w:val="-6"/>
-                                <w:sz w:val="18"/>
-                              </w:rPr>
-                              <w:t xml:space="preserve"> </w:t>
+                              <w:t xml:space="preserve">Technical Lead </w:t>
                             </w:r>
                             <w:r>
                               <w:rPr>
@@ -2730,12 +2668,6 @@
                                 <w:sz w:val="18"/>
                               </w:rPr>
                               <w:tab/>
-                            </w:r>
-                            <w:r>
-                              <w:rPr>
-                                <w:color w:val="000000"/>
-                                <w:sz w:val="18"/>
-                              </w:rPr>
                               <w:t>Dec</w:t>
                             </w:r>
                             <w:r>
@@ -2835,16 +2767,7 @@
                           <w:spacing w:val="-6"/>
                           <w:sz w:val="18"/>
                         </w:rPr>
-                        <w:t>Technical Lead</w:t>
-                      </w:r>
-                      <w:r>
-                        <w:rPr>
-                          <w:b/>
-                          <w:color w:val="000000"/>
-                          <w:spacing w:val="-6"/>
-                          <w:sz w:val="18"/>
-                        </w:rPr>
-                        <w:t xml:space="preserve"> </w:t>
+                        <w:t xml:space="preserve">Technical Lead </w:t>
                       </w:r>
                       <w:r>
                         <w:rPr>
@@ -2880,12 +2803,6 @@
                           <w:sz w:val="18"/>
                         </w:rPr>
                         <w:tab/>
-                      </w:r>
-                      <w:r>
-                        <w:rPr>
-                          <w:color w:val="000000"/>
-                          <w:sz w:val="18"/>
-                        </w:rPr>
                         <w:t>Dec</w:t>
                       </w:r>
                       <w:r>
@@ -2975,17 +2892,7 @@
           <w:sz w:val="20"/>
           <w:szCs w:val="20"/>
         </w:rPr>
-        <w:t>Project Responsibility</w:t>
-      </w:r>
-      <w:r>
-        <w:rPr>
-          <w:rFonts w:ascii="Aptos" w:hAnsi="Aptos"/>
-          <w:b/>
-          <w:w w:val="95"/>
-          <w:sz w:val="20"/>
-          <w:szCs w:val="20"/>
-        </w:rPr>
-        <w:t xml:space="preserve">: </w:t>
+        <w:t xml:space="preserve">Project Responsibility: </w:t>
       </w:r>
       <w:r>
         <w:rPr>
@@ -3338,25 +3245,7 @@
                                 <w:spacing w:val="-6"/>
                                 <w:sz w:val="18"/>
                               </w:rPr>
-                              <w:t>Project Manager</w:t>
-                            </w:r>
-                            <w:r>
-                              <w:rPr>
-                                <w:b/>
-                                <w:color w:val="000000"/>
-                                <w:spacing w:val="-6"/>
-                                <w:sz w:val="18"/>
-                              </w:rPr>
-                              <w:t xml:space="preserve"> </w:t>
-                            </w:r>
-                            <w:r>
-                              <w:rPr>
-                                <w:b/>
-                                <w:color w:val="000000"/>
-                                <w:spacing w:val="-6"/>
-                                <w:sz w:val="18"/>
-                              </w:rPr>
-                              <w:t>-</w:t>
+                              <w:t>Project Manager -</w:t>
                             </w:r>
                             <w:r>
                               <w:rPr>
@@ -3410,12 +3299,6 @@
                                 <w:sz w:val="18"/>
                               </w:rPr>
                               <w:tab/>
-                            </w:r>
-                            <w:r>
-                              <w:rPr>
-                                <w:color w:val="000000"/>
-                                <w:sz w:val="18"/>
-                              </w:rPr>
                               <w:t>Jul</w:t>
                             </w:r>
                             <w:r>
@@ -3431,14 +3314,7 @@
                                 <w:color w:val="000000"/>
                                 <w:sz w:val="18"/>
                               </w:rPr>
-                              <w:t>20</w:t>
-                            </w:r>
-                            <w:r>
-                              <w:rPr>
-                                <w:color w:val="000000"/>
-                                <w:sz w:val="18"/>
-                              </w:rPr>
-                              <w:t>18</w:t>
+                              <w:t>2018</w:t>
                             </w:r>
                             <w:r>
                               <w:rPr>
@@ -3484,15 +3360,7 @@
                                 <w:spacing w:val="-4"/>
                                 <w:sz w:val="18"/>
                               </w:rPr>
-                              <w:t>202</w:t>
-                            </w:r>
-                            <w:r>
-                              <w:rPr>
-                                <w:color w:val="000000"/>
-                                <w:spacing w:val="-4"/>
-                                <w:sz w:val="18"/>
-                              </w:rPr>
-                              <w:t>1</w:t>
+                              <w:t>2021</w:t>
                             </w:r>
                           </w:p>
                         </w:txbxContent>
@@ -3530,25 +3398,7 @@
                           <w:spacing w:val="-6"/>
                           <w:sz w:val="18"/>
                         </w:rPr>
-                        <w:t>Project Manager</w:t>
-                      </w:r>
-                      <w:r>
-                        <w:rPr>
-                          <w:b/>
-                          <w:color w:val="000000"/>
-                          <w:spacing w:val="-6"/>
-                          <w:sz w:val="18"/>
-                        </w:rPr>
-                        <w:t xml:space="preserve"> </w:t>
-                      </w:r>
-                      <w:r>
-                        <w:rPr>
-                          <w:b/>
-                          <w:color w:val="000000"/>
-                          <w:spacing w:val="-6"/>
-                          <w:sz w:val="18"/>
-                        </w:rPr>
-                        <w:t>-</w:t>
+                        <w:t>Project Manager -</w:t>
                       </w:r>
                       <w:r>
                         <w:rPr>
@@ -3602,12 +3452,6 @@
                           <w:sz w:val="18"/>
                         </w:rPr>
                         <w:tab/>
-                      </w:r>
-                      <w:r>
-                        <w:rPr>
-                          <w:color w:val="000000"/>
-                          <w:sz w:val="18"/>
-                        </w:rPr>
                         <w:t>Jul</w:t>
                       </w:r>
                       <w:r>
@@ -3623,14 +3467,7 @@
                           <w:color w:val="000000"/>
                           <w:sz w:val="18"/>
                         </w:rPr>
-                        <w:t>20</w:t>
-                      </w:r>
-                      <w:r>
-                        <w:rPr>
-                          <w:color w:val="000000"/>
-                          <w:sz w:val="18"/>
-                        </w:rPr>
-                        <w:t>18</w:t>
+                        <w:t>2018</w:t>
                       </w:r>
                       <w:r>
                         <w:rPr>
@@ -3676,15 +3513,7 @@
                           <w:spacing w:val="-4"/>
                           <w:sz w:val="18"/>
                         </w:rPr>
-                        <w:t>202</w:t>
-                      </w:r>
-                      <w:r>
-                        <w:rPr>
-                          <w:color w:val="000000"/>
-                          <w:spacing w:val="-4"/>
-                          <w:sz w:val="18"/>
-                        </w:rPr>
-                        <w:t>1</w:t>
+                        <w:t>2021</w:t>
                       </w:r>
                     </w:p>
                   </w:txbxContent>
@@ -3715,17 +3544,7 @@
           <w:sz w:val="20"/>
           <w:szCs w:val="20"/>
         </w:rPr>
-        <w:t xml:space="preserve">Project Responsibility:  </w:t>
-      </w:r>
-      <w:r>
-        <w:rPr>
-          <w:rFonts w:ascii="Aptos" w:hAnsi="Aptos"/>
-          <w:b/>
-          <w:w w:val="95"/>
-          <w:sz w:val="20"/>
-          <w:szCs w:val="20"/>
-        </w:rPr>
-        <w:t>Technical Project Manager</w:t>
+        <w:t>Project Responsibility:  Technical Project Manager</w:t>
       </w:r>
     </w:p>
     <w:p>
@@ -4640,7 +4459,7 @@
           </mc:Choice>
           <mc:Fallback>
             <w:pict>
-              <v:shape w14:anchorId="1A9952B7" id="Graphic 12" o:spid="_x0000_s1026" style="position:absolute;margin-left:33.95pt;margin-top:11.3pt;width:543pt;height:2.2pt;z-index:487599616;visibility:visible;mso-wrap-style:square;mso-wrap-distance-left:0;mso-wrap-distance-top:0;mso-wrap-distance-right:0;mso-wrap-distance-bottom:0;mso-position-horizontal:absolute;mso-position-horizontal-relative:page;mso-position-vertical:absolute;mso-position-vertical-relative:text;v-text-anchor:top" coordsize="6896100,27940" o:gfxdata="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" path="m6895846,l,,,27432r6895846,l6895846,xe" fillcolor="#092e41" stroked="f">
+              <v:shape w14:anchorId="6A6EECE7" id="Graphic 12" o:spid="_x0000_s1026" style="position:absolute;margin-left:33.95pt;margin-top:11.3pt;width:543pt;height:2.2pt;z-index:487599616;visibility:visible;mso-wrap-style:square;mso-wrap-distance-left:0;mso-wrap-distance-top:0;mso-wrap-distance-right:0;mso-wrap-distance-bottom:0;mso-position-horizontal:absolute;mso-position-horizontal-relative:page;mso-position-vertical:absolute;mso-position-vertical-relative:text;v-text-anchor:top" coordsize="6896100,27940" o:gfxdata="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" path="m6895846,l,,,27432r6895846,l6895846,xe" fillcolor="#092e41" stroked="f">
                 <v:path arrowok="t"/>
                 <w10:wrap anchorx="page"/>
               </v:shape>
@@ -4711,40 +4530,7 @@
           <w:szCs w:val="20"/>
           <w:u w:val="single"/>
         </w:rPr>
-        <w:t xml:space="preserve"> </w:t>
-      </w:r>
-      <w:r>
-        <w:rPr>
-          <w:rFonts w:ascii="Aptos" w:eastAsia="Aptos" w:hAnsi="Aptos" w:cs="Aptos"/>
-          <w:b/>
-          <w:color w:val="1155CC"/>
-          <w:sz w:val="20"/>
-          <w:szCs w:val="20"/>
-          <w:u w:val="single"/>
-        </w:rPr>
-        <w:t>GitHub Copilot certification</w:t>
-      </w:r>
-      <w:r>
-        <w:rPr>
-          <w:rFonts w:ascii="Aptos" w:eastAsia="Aptos" w:hAnsi="Aptos" w:cs="Aptos"/>
-          <w:b/>
-          <w:color w:val="1155CC"/>
-          <w:sz w:val="20"/>
-          <w:szCs w:val="20"/>
-          <w:u w:val="single"/>
-        </w:rPr>
-        <w:t xml:space="preserve"> </w:t>
-      </w:r>
-      <w:r>
-        <w:rPr>
-          <w:rFonts w:ascii="Aptos" w:eastAsia="Aptos" w:hAnsi="Aptos" w:cs="Aptos"/>
-          <w:b/>
-          <w:color w:val="1155CC"/>
-          <w:sz w:val="20"/>
-          <w:szCs w:val="20"/>
-          <w:u w:val="single"/>
-        </w:rPr>
-        <w:t>GH-300</w:t>
+        <w:t xml:space="preserve"> GitHub Copilot certification GH-300</w:t>
       </w:r>
     </w:p>
     <w:p>
@@ -5008,7 +4794,7 @@
           </mc:Choice>
           <mc:Fallback>
             <w:pict>
-              <v:shape w14:anchorId="33AFE64A" id="Graphic 12" o:spid="_x0000_s1026" style="position:absolute;margin-left:33.95pt;margin-top:11.3pt;width:543pt;height:2.2pt;z-index:487597568;visibility:visible;mso-wrap-style:square;mso-wrap-distance-left:0;mso-wrap-distance-top:0;mso-wrap-distance-right:0;mso-wrap-distance-bottom:0;mso-position-horizontal:absolute;mso-position-horizontal-relative:page;mso-position-vertical:absolute;mso-position-vertical-relative:text;v-text-anchor:top" coordsize="6896100,27940" o:gfxdata="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" path="m6895846,l,,,27432r6895846,l6895846,xe" fillcolor="#092e41" stroked="f">
+              <v:shape w14:anchorId="176F0920" id="Graphic 12" o:spid="_x0000_s1026" style="position:absolute;margin-left:33.95pt;margin-top:11.3pt;width:543pt;height:2.2pt;z-index:487597568;visibility:visible;mso-wrap-style:square;mso-wrap-distance-left:0;mso-wrap-distance-top:0;mso-wrap-distance-right:0;mso-wrap-distance-bottom:0;mso-position-horizontal:absolute;mso-position-horizontal-relative:page;mso-position-vertical:absolute;mso-position-vertical-relative:text;v-text-anchor:top" coordsize="6896100,27940" o:gfxdata="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" path="m6895846,l,,,27432r6895846,l6895846,xe" fillcolor="#092e41" stroked="f">
                 <v:path arrowok="t"/>
                 <w10:wrap anchorx="page"/>
               </v:shape>
@@ -5373,7 +5159,7 @@
           </mc:Choice>
           <mc:Fallback>
             <w:pict>
-              <v:shape w14:anchorId="219E182F" id="Graphic 12" o:spid="_x0000_s1026" style="position:absolute;margin-left:33.95pt;margin-top:11.3pt;width:543pt;height:2.2pt;z-index:251661312;visibility:visible;mso-wrap-style:square;mso-wrap-distance-left:0;mso-wrap-distance-top:0;mso-wrap-distance-right:0;mso-wrap-distance-bottom:0;mso-position-horizontal:absolute;mso-position-horizontal-relative:page;mso-position-vertical:absolute;mso-position-vertical-relative:text;v-text-anchor:top" coordsize="6896100,27940" o:gfxdata="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" path="m6895846,l,,,27432r6895846,l6895846,xe" fillcolor="#092e41" stroked="f">
+              <v:shape w14:anchorId="1B703F55" id="Graphic 12" o:spid="_x0000_s1026" style="position:absolute;margin-left:33.95pt;margin-top:11.3pt;width:543pt;height:2.2pt;z-index:251661312;visibility:visible;mso-wrap-style:square;mso-wrap-distance-left:0;mso-wrap-distance-top:0;mso-wrap-distance-right:0;mso-wrap-distance-bottom:0;mso-position-horizontal:absolute;mso-position-horizontal-relative:page;mso-position-vertical:absolute;mso-position-vertical-relative:text;v-text-anchor:top" coordsize="6896100,27940" o:gfxdata="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" path="m6895846,l,,,27432r6895846,l6895846,xe" fillcolor="#092e41" stroked="f">
                 <v:path arrowok="t"/>
                 <w10:wrap anchorx="page"/>
               </v:shape>
@@ -5642,7 +5428,7 @@
           <w:sz w:val="20"/>
           <w:szCs w:val="20"/>
         </w:rPr>
-        <w:t xml:space="preserve">Symbiosis </w:t>
+        <w:t>Symbiosis Center of Distance Learning</w:t>
       </w:r>
       <w:r>
         <w:rPr>
@@ -5651,7 +5437,7 @@
           <w:sz w:val="20"/>
           <w:szCs w:val="20"/>
         </w:rPr>
-        <w:t>Center of Distance Learning</w:t>
+        <w:tab/>
       </w:r>
       <w:r>
         <w:rPr>
@@ -5661,23 +5447,6 @@
           <w:szCs w:val="20"/>
         </w:rPr>
         <w:tab/>
-      </w:r>
-      <w:r>
-        <w:rPr>
-          <w:rFonts w:ascii="Aptos" w:hAnsi="Aptos"/>
-          <w:spacing w:val="-4"/>
-          <w:sz w:val="20"/>
-          <w:szCs w:val="20"/>
-        </w:rPr>
-        <w:tab/>
-      </w:r>
-      <w:r>
-        <w:rPr>
-          <w:rFonts w:ascii="Aptos" w:hAnsi="Aptos"/>
-          <w:spacing w:val="-4"/>
-          <w:sz w:val="20"/>
-          <w:szCs w:val="20"/>
-        </w:rPr>
         <w:t>2014–2016</w:t>
       </w:r>
     </w:p>
@@ -5775,7 +5544,7 @@
           </mc:Choice>
           <mc:Fallback>
             <w:pict>
-              <v:shape w14:anchorId="737442A8" id="Graphic 12" o:spid="_x0000_s1026" style="position:absolute;margin-left:33.95pt;margin-top:11.3pt;width:543pt;height:2.2pt;z-index:487601664;visibility:visible;mso-wrap-style:square;mso-wrap-distance-left:0;mso-wrap-distance-top:0;mso-wrap-distance-right:0;mso-wrap-distance-bottom:0;mso-position-horizontal:absolute;mso-position-horizontal-relative:page;mso-position-vertical:absolute;mso-position-vertical-relative:text;v-text-anchor:top" coordsize="6896100,27940" o:gfxdata="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" path="m6895846,l,,,27432r6895846,l6895846,xe" fillcolor="#092e41" stroked="f">
+              <v:shape w14:anchorId="3815DC9C" id="Graphic 12" o:spid="_x0000_s1026" style="position:absolute;margin-left:33.95pt;margin-top:11.3pt;width:543pt;height:2.2pt;z-index:487601664;visibility:visible;mso-wrap-style:square;mso-wrap-distance-left:0;mso-wrap-distance-top:0;mso-wrap-distance-right:0;mso-wrap-distance-bottom:0;mso-position-horizontal:absolute;mso-position-horizontal-relative:page;mso-position-vertical:absolute;mso-position-vertical-relative:text;v-text-anchor:top" coordsize="6896100,27940" o:gfxdata="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" path="m6895846,l,,,27432r6895846,l6895846,xe" fillcolor="#092e41" stroked="f">
                 <v:path arrowok="t"/>
                 <w10:wrap anchorx="page"/>
               </v:shape>
@@ -6050,7 +5819,7 @@
           </mc:Choice>
           <mc:Fallback>
             <w:pict>
-              <v:shape w14:anchorId="7CC53ABD" id="Graphic 12" o:spid="_x0000_s1026" style="position:absolute;margin-left:33.95pt;margin-top:11.3pt;width:543pt;height:2.2pt;z-index:487603712;visibility:visible;mso-wrap-style:square;mso-wrap-distance-left:0;mso-wrap-distance-top:0;mso-wrap-distance-right:0;mso-wrap-distance-bottom:0;mso-position-horizontal:absolute;mso-position-horizontal-relative:page;mso-position-vertical:absolute;mso-position-vertical-relative:text;v-text-anchor:top" coordsize="6896100,27940" o:gfxdata="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" path="m6895846,l,,,27432r6895846,l6895846,xe" fillcolor="#092e41" stroked="f">
+              <v:shape w14:anchorId="58D76EFF" id="Graphic 12" o:spid="_x0000_s1026" style="position:absolute;margin-left:33.95pt;margin-top:11.3pt;width:543pt;height:2.2pt;z-index:487603712;visibility:visible;mso-wrap-style:square;mso-wrap-distance-left:0;mso-wrap-distance-top:0;mso-wrap-distance-right:0;mso-wrap-distance-bottom:0;mso-position-horizontal:absolute;mso-position-horizontal-relative:page;mso-position-vertical:absolute;mso-position-vertical-relative:text;v-text-anchor:top" coordsize="6896100,27940" o:gfxdata="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" path="m6895846,l,,,27432r6895846,l6895846,xe" fillcolor="#092e41" stroked="f">
                 <v:path arrowok="t"/>
                 <w10:wrap anchorx="page"/>
               </v:shape>
@@ -6275,14 +6044,7 @@
                               <w:w w:val="95"/>
                               <w:sz w:val="18"/>
                             </w:rPr>
-                            <w:t>Page</w:t>
-                          </w:r>
-                          <w:r>
-                            <w:rPr>
-                              <w:w w:val="95"/>
-                              <w:sz w:val="18"/>
-                            </w:rPr>
-                            <w:t xml:space="preserve"> </w:t>
+                            <w:t xml:space="preserve">Page </w:t>
                           </w:r>
                           <w:r>
                             <w:rPr>
@@ -6425,14 +6187,7 @@
                         <w:w w:val="95"/>
                         <w:sz w:val="18"/>
                       </w:rPr>
-                      <w:t>Page</w:t>
-                    </w:r>
-                    <w:r>
-                      <w:rPr>
-                        <w:w w:val="95"/>
-                        <w:sz w:val="18"/>
-                      </w:rPr>
-                      <w:t xml:space="preserve"> </w:t>
+                      <w:t xml:space="preserve">Page </w:t>
                     </w:r>
                     <w:r>
                       <w:rPr>
@@ -8825,6 +8580,7 @@
   <w:style w:type="character" w:default="1" w:styleId="DefaultParagraphFont">
     <w:name w:val="Default Paragraph Font"/>
     <w:uiPriority w:val="1"/>
+    <w:semiHidden/>
     <w:unhideWhenUsed/>
   </w:style>
   <w:style w:type="table" w:default="1" w:styleId="TableNormal">

--- a/assets/resume/MohitMahendraSingh_latest.docx
+++ b/assets/resume/MohitMahendraSingh_latest.docx
@@ -17,7 +17,7 @@
         <mc:AlternateContent>
           <mc:Choice Requires="wpg">
             <w:drawing>
-              <wp:anchor distT="0" distB="0" distL="0" distR="0" simplePos="0" relativeHeight="251654144" behindDoc="1" locked="0" layoutInCell="1" allowOverlap="1" wp14:anchorId="1B96944A" wp14:editId="7AC389C9">
+              <wp:anchor distT="0" distB="0" distL="0" distR="0" simplePos="0" relativeHeight="251654144" behindDoc="1" locked="0" layoutInCell="1" allowOverlap="1" wp14:anchorId="1B96944A" wp14:editId="53FC8505">
                 <wp:simplePos x="0" y="0"/>
                 <wp:positionH relativeFrom="page">
                   <wp:posOffset>-6350</wp:posOffset>
@@ -145,7 +145,7 @@
           </mc:Choice>
           <mc:Fallback>
             <w:pict>
-              <v:group w14:anchorId="69996D11" id="Group 2" o:spid="_x0000_s1026" style="position:absolute;margin-left:-.5pt;margin-top:-.45pt;width:612.1pt;height:51.3pt;z-index:-251662336;mso-wrap-distance-left:0;mso-wrap-distance-right:0;mso-position-horizontal-relative:page;mso-position-vertical-relative:page" coordsize="77736,6515" o:gfxdata="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">
+              <v:group w14:anchorId="1A8C5957" id="Group 2" o:spid="_x0000_s1026" style="position:absolute;margin-left:-.5pt;margin-top:-.45pt;width:612.1pt;height:51.3pt;z-index:-251662336;mso-wrap-distance-left:0;mso-wrap-distance-right:0;mso-position-horizontal-relative:page;mso-position-vertical-relative:page" coordsize="77736,6515" o:gfxdata="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">
                 <v:shape id="Graphic 3" o:spid="_x0000_s1027" style="position:absolute;left:63;top:63;width:77610;height:6388;visibility:visible;mso-wrap-style:square;v-text-anchor:top" coordsize="7760970,638810" o:gfxdata="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" path="m7760970,l,,,638809r7760970,l7760970,xe" fillcolor="#155f82" stroked="f">
                   <v:path arrowok="t"/>
                 </v:shape>
@@ -174,7 +174,6 @@
         <w:jc w:val="center"/>
         <w:rPr>
           <w:rFonts w:ascii="Aptos" w:hAnsi="Aptos"/>
-          <w:sz w:val="20"/>
         </w:rPr>
       </w:pPr>
       <w:r>
@@ -182,7 +181,6 @@
           <w:rFonts w:ascii="Aptos" w:hAnsi="Aptos"/>
           <w:color w:val="FFFFFF"/>
           <w:w w:val="95"/>
-          <w:sz w:val="20"/>
         </w:rPr>
         <w:t>Contact:</w:t>
       </w:r>
@@ -192,7 +190,6 @@
           <w:color w:val="FFFFFF"/>
           <w:spacing w:val="-7"/>
           <w:w w:val="95"/>
-          <w:sz w:val="20"/>
         </w:rPr>
         <w:t xml:space="preserve"> </w:t>
       </w:r>
@@ -202,7 +199,6 @@
           <w:color w:val="FFFFFF"/>
           <w:spacing w:val="-7"/>
           <w:w w:val="95"/>
-          <w:sz w:val="20"/>
         </w:rPr>
         <w:t xml:space="preserve">+91 </w:t>
       </w:r>
@@ -211,7 +207,6 @@
           <w:rFonts w:ascii="Aptos" w:hAnsi="Aptos"/>
           <w:color w:val="FFFFFF"/>
           <w:w w:val="95"/>
-          <w:sz w:val="20"/>
         </w:rPr>
         <w:t>8446220289</w:t>
       </w:r>
@@ -221,7 +216,15 @@
           <w:color w:val="FFFFFF"/>
           <w:spacing w:val="-6"/>
           <w:w w:val="95"/>
-          <w:sz w:val="20"/>
+        </w:rPr>
+        <w:t xml:space="preserve"> </w:t>
+      </w:r>
+      <w:r>
+        <w:rPr>
+          <w:rFonts w:ascii="Aptos" w:hAnsi="Aptos"/>
+          <w:color w:val="FFFFFF"/>
+          <w:spacing w:val="-6"/>
+          <w:w w:val="95"/>
         </w:rPr>
         <w:t xml:space="preserve"> </w:t>
       </w:r>
@@ -230,7 +233,6 @@
           <w:rFonts w:ascii="Aptos" w:hAnsi="Aptos"/>
           <w:color w:val="FFFFFF"/>
           <w:w w:val="90"/>
-          <w:sz w:val="20"/>
         </w:rPr>
         <w:t>|</w:t>
       </w:r>
@@ -240,7 +242,15 @@
           <w:color w:val="FFFFFF"/>
           <w:spacing w:val="-5"/>
           <w:w w:val="90"/>
-          <w:sz w:val="20"/>
+        </w:rPr>
+        <w:t xml:space="preserve"> </w:t>
+      </w:r>
+      <w:r>
+        <w:rPr>
+          <w:rFonts w:ascii="Aptos" w:hAnsi="Aptos"/>
+          <w:color w:val="FFFFFF"/>
+          <w:spacing w:val="-5"/>
+          <w:w w:val="90"/>
         </w:rPr>
         <w:t xml:space="preserve"> </w:t>
       </w:r>
@@ -249,7 +259,6 @@
           <w:rFonts w:ascii="Aptos" w:hAnsi="Aptos"/>
           <w:color w:val="FFFFFF"/>
           <w:w w:val="95"/>
-          <w:sz w:val="20"/>
         </w:rPr>
         <w:t>Email:</w:t>
       </w:r>
@@ -259,7 +268,6 @@
           <w:color w:val="FFFFFF"/>
           <w:spacing w:val="-4"/>
           <w:w w:val="95"/>
-          <w:sz w:val="20"/>
         </w:rPr>
         <w:t xml:space="preserve"> </w:t>
       </w:r>
@@ -270,7 +278,6 @@
             <w:rFonts w:ascii="Aptos" w:hAnsi="Aptos"/>
             <w:color w:val="FFFFFF" w:themeColor="background1"/>
             <w:w w:val="95"/>
-            <w:sz w:val="20"/>
           </w:rPr>
           <w:t>mohititsector@gmail.com</w:t>
         </w:r>
@@ -281,7 +288,6 @@
           <w:color w:val="FFFFFF" w:themeColor="background1"/>
           <w:spacing w:val="-4"/>
           <w:w w:val="95"/>
-          <w:sz w:val="20"/>
         </w:rPr>
         <w:t xml:space="preserve"> </w:t>
       </w:r>
@@ -290,9 +296,16 @@
           <w:rFonts w:ascii="Aptos" w:hAnsi="Aptos"/>
           <w:color w:val="FFFFFF"/>
           <w:w w:val="90"/>
-          <w:sz w:val="20"/>
         </w:rPr>
         <w:t>|</w:t>
+      </w:r>
+      <w:r>
+        <w:rPr>
+          <w:rFonts w:ascii="Aptos" w:hAnsi="Aptos"/>
+          <w:color w:val="FFFFFF"/>
+          <w:w w:val="90"/>
+        </w:rPr>
+        <w:t xml:space="preserve"> </w:t>
       </w:r>
       <w:r>
         <w:rPr>
@@ -300,7 +313,6 @@
           <w:color w:val="FFFFFF"/>
           <w:spacing w:val="-5"/>
           <w:w w:val="90"/>
-          <w:sz w:val="20"/>
         </w:rPr>
         <w:t xml:space="preserve"> </w:t>
       </w:r>
@@ -310,7 +322,6 @@
           <w:color w:val="FFFFFF"/>
           <w:spacing w:val="-5"/>
           <w:w w:val="90"/>
-          <w:sz w:val="20"/>
         </w:rPr>
         <w:t xml:space="preserve">Preferred </w:t>
       </w:r>
@@ -319,7 +330,6 @@
           <w:rFonts w:ascii="Aptos" w:hAnsi="Aptos"/>
           <w:color w:val="FFFFFF"/>
           <w:w w:val="95"/>
-          <w:sz w:val="20"/>
         </w:rPr>
         <w:t>Location:</w:t>
       </w:r>
@@ -329,7 +339,6 @@
           <w:color w:val="FFFFFF"/>
           <w:spacing w:val="-8"/>
           <w:w w:val="95"/>
-          <w:sz w:val="20"/>
         </w:rPr>
         <w:t xml:space="preserve"> </w:t>
       </w:r>
@@ -338,7 +347,6 @@
           <w:rFonts w:ascii="Aptos" w:hAnsi="Aptos"/>
           <w:color w:val="FFFFFF"/>
           <w:w w:val="95"/>
-          <w:sz w:val="20"/>
         </w:rPr>
         <w:t>NAGPUR</w:t>
       </w:r>
@@ -347,9 +355,16 @@
           <w:rFonts w:ascii="Aptos" w:hAnsi="Aptos"/>
           <w:color w:val="FFFFFF"/>
           <w:w w:val="95"/>
-          <w:sz w:val="20"/>
-        </w:rPr>
-        <w:t>,</w:t>
+        </w:rPr>
+        <w:t>/</w:t>
+      </w:r>
+      <w:r>
+        <w:rPr>
+          <w:rFonts w:ascii="Aptos" w:hAnsi="Aptos"/>
+          <w:color w:val="FFFFFF"/>
+          <w:w w:val="95"/>
+        </w:rPr>
+        <w:t>HYDERABAD</w:t>
       </w:r>
       <w:r>
         <w:rPr>
@@ -357,26 +372,6 @@
           <w:color w:val="FFFFFF"/>
           <w:spacing w:val="-7"/>
           <w:w w:val="95"/>
-          <w:sz w:val="20"/>
-        </w:rPr>
-        <w:t xml:space="preserve"> </w:t>
-      </w:r>
-      <w:r>
-        <w:rPr>
-          <w:rFonts w:ascii="Aptos" w:hAnsi="Aptos"/>
-          <w:color w:val="FFFFFF"/>
-          <w:w w:val="95"/>
-          <w:sz w:val="20"/>
-        </w:rPr>
-        <w:t>HYDERABAD</w:t>
-      </w:r>
-      <w:r>
-        <w:rPr>
-          <w:rFonts w:ascii="Aptos" w:hAnsi="Aptos"/>
-          <w:color w:val="FFFFFF"/>
-          <w:spacing w:val="-7"/>
-          <w:w w:val="95"/>
-          <w:sz w:val="20"/>
         </w:rPr>
         <w:t xml:space="preserve"> </w:t>
       </w:r>
@@ -385,7 +380,6 @@
           <w:rFonts w:ascii="Aptos" w:hAnsi="Aptos"/>
           <w:color w:val="FFFFFF"/>
           <w:w w:val="90"/>
-          <w:sz w:val="20"/>
         </w:rPr>
         <w:t>|</w:t>
       </w:r>
@@ -395,7 +389,6 @@
           <w:color w:val="FFFFFF"/>
           <w:spacing w:val="-2"/>
           <w:w w:val="95"/>
-          <w:sz w:val="20"/>
         </w:rPr>
         <w:t xml:space="preserve"> </w:t>
       </w:r>
@@ -406,10 +399,25 @@
             <w:color w:val="FFFFFF"/>
             <w:spacing w:val="-2"/>
             <w:w w:val="95"/>
-            <w:sz w:val="20"/>
             <w:u w:val="single" w:color="FFFFFF"/>
           </w:rPr>
           <w:t>LinkedIn</w:t>
+        </w:r>
+      </w:hyperlink>
+      <w:r>
+        <w:rPr>
+          <w:rFonts w:ascii="Aptos" w:hAnsi="Aptos"/>
+        </w:rPr>
+        <w:t xml:space="preserve"> | </w:t>
+      </w:r>
+      <w:hyperlink r:id="rId9" w:history="1">
+        <w:r>
+          <w:rPr>
+            <w:rFonts w:ascii="Aptos" w:hAnsi="Aptos"/>
+            <w:color w:val="FFFFFF"/>
+            <w:u w:val="single"/>
+          </w:rPr>
+          <w:t>My Website</w:t>
         </w:r>
       </w:hyperlink>
     </w:p>
@@ -686,7 +694,7 @@
           </mc:Choice>
           <mc:Fallback>
             <w:pict>
-              <v:shape w14:anchorId="69FECCDF" id="Graphic 5" o:spid="_x0000_s1026" style="position:absolute;margin-left:34.55pt;margin-top:19.95pt;width:543pt;height:2.2pt;z-index:-251661312;visibility:visible;mso-wrap-style:square;mso-wrap-distance-left:0;mso-wrap-distance-top:0;mso-wrap-distance-right:0;mso-wrap-distance-bottom:0;mso-position-horizontal:absolute;mso-position-horizontal-relative:page;mso-position-vertical:absolute;mso-position-vertical-relative:text;v-text-anchor:top" coordsize="6896100,27940" o:gfxdata="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" path="m6895846,l,,,27431r6895846,l6895846,xe" fillcolor="#092e41" stroked="f">
+              <v:shape w14:anchorId="1F079BEE" id="Graphic 5" o:spid="_x0000_s1026" style="position:absolute;margin-left:34.55pt;margin-top:19.95pt;width:543pt;height:2.2pt;z-index:-251661312;visibility:visible;mso-wrap-style:square;mso-wrap-distance-left:0;mso-wrap-distance-top:0;mso-wrap-distance-right:0;mso-wrap-distance-bottom:0;mso-position-horizontal:absolute;mso-position-horizontal-relative:page;mso-position-vertical:absolute;mso-position-vertical-relative:text;v-text-anchor:top" coordsize="6896100,27940" o:gfxdata="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" path="m6895846,l,,,27431r6895846,l6895846,xe" fillcolor="#092e41" stroked="f">
                 <v:path arrowok="t"/>
                 <w10:wrap type="topAndBottom" anchorx="page"/>
               </v:shape>
@@ -827,7 +835,29 @@
           <w:sz w:val="20"/>
           <w:szCs w:val="20"/>
         </w:rPr>
-        <w:t>Kubernetes-based microservices deployment, Infrastructure as Code (Terraform), and GitOps-driven delivery pipelines</w:t>
+        <w:t xml:space="preserve">Kubernetes-based microservices deployment, Infrastructure as Code (Terraform), and </w:t>
+      </w:r>
+      <w:proofErr w:type="spellStart"/>
+      <w:r>
+        <w:rPr>
+          <w:rFonts w:ascii="Aptos" w:hAnsi="Aptos"/>
+          <w:b/>
+          <w:bCs/>
+          <w:sz w:val="20"/>
+          <w:szCs w:val="20"/>
+        </w:rPr>
+        <w:t>GitOps</w:t>
+      </w:r>
+      <w:proofErr w:type="spellEnd"/>
+      <w:r>
+        <w:rPr>
+          <w:rFonts w:ascii="Aptos" w:hAnsi="Aptos"/>
+          <w:b/>
+          <w:bCs/>
+          <w:sz w:val="20"/>
+          <w:szCs w:val="20"/>
+        </w:rPr>
+        <w:t>-driven delivery pipelines</w:t>
       </w:r>
       <w:r>
         <w:rPr>
@@ -937,7 +967,7 @@
           </mc:Choice>
           <mc:Fallback>
             <w:pict>
-              <v:shape w14:anchorId="393ADBC4" id="Graphic 6" o:spid="_x0000_s1026" style="position:absolute;margin-left:34.55pt;margin-top:13.15pt;width:543pt;height:2.2pt;z-index:-251660288;visibility:visible;mso-wrap-style:square;mso-wrap-distance-left:0;mso-wrap-distance-top:0;mso-wrap-distance-right:0;mso-wrap-distance-bottom:0;mso-position-horizontal:absolute;mso-position-horizontal-relative:page;mso-position-vertical:absolute;mso-position-vertical-relative:text;v-text-anchor:top" coordsize="6896100,27940" o:gfxdata="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" path="m6895846,l,,,27431r6895846,l6895846,xe" fillcolor="#092e41" stroked="f">
+              <v:shape w14:anchorId="474EB458" id="Graphic 6" o:spid="_x0000_s1026" style="position:absolute;margin-left:34.55pt;margin-top:13.15pt;width:543pt;height:2.2pt;z-index:-251660288;visibility:visible;mso-wrap-style:square;mso-wrap-distance-left:0;mso-wrap-distance-top:0;mso-wrap-distance-right:0;mso-wrap-distance-bottom:0;mso-position-horizontal:absolute;mso-position-horizontal-relative:page;mso-position-vertical:absolute;mso-position-vertical-relative:text;v-text-anchor:top" coordsize="6896100,27940" o:gfxdata="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" path="m6895846,l,,,27431r6895846,l6895846,xe" fillcolor="#092e41" stroked="f">
                 <v:path arrowok="t"/>
                 <w10:wrap type="topAndBottom" anchorx="page"/>
               </v:shape>
@@ -1439,6 +1469,7 @@
         </w:rPr>
         <w:t xml:space="preserve">, </w:t>
       </w:r>
+      <w:proofErr w:type="spellStart"/>
       <w:r>
         <w:rPr>
           <w:rFonts w:ascii="Aptos" w:hAnsi="Aptos"/>
@@ -1449,6 +1480,7 @@
         </w:rPr>
         <w:t>Terragrunt</w:t>
       </w:r>
+      <w:proofErr w:type="spellEnd"/>
       <w:r>
         <w:rPr>
           <w:rFonts w:ascii="Aptos" w:hAnsi="Aptos"/>
@@ -1513,8 +1545,9 @@
           <w:sz w:val="20"/>
           <w:szCs w:val="20"/>
         </w:rPr>
-        <w:t xml:space="preserve"> Trufflehog, Sonarqube, Wiz Scan, OPA Scan, Trivy, ClamAV, Blackduck, CheckMarx </w:t>
-      </w:r>
+        <w:t xml:space="preserve"> </w:t>
+      </w:r>
+      <w:proofErr w:type="spellStart"/>
       <w:r>
         <w:rPr>
           <w:rFonts w:ascii="Aptos" w:hAnsi="Aptos"/>
@@ -1523,16 +1556,9 @@
           <w:sz w:val="20"/>
           <w:szCs w:val="20"/>
         </w:rPr>
-        <w:br/>
-      </w:r>
-      <w:r>
-        <w:rPr>
-          <w:rFonts w:ascii="Aptos" w:hAnsi="Aptos"/>
-          <w:sz w:val="20"/>
-          <w:szCs w:val="20"/>
-        </w:rPr>
-        <w:t>Observability &amp; Automation:</w:t>
-      </w:r>
+        <w:t>Trufflehog</w:t>
+      </w:r>
+      <w:proofErr w:type="spellEnd"/>
       <w:r>
         <w:rPr>
           <w:rFonts w:ascii="Aptos" w:hAnsi="Aptos"/>
@@ -1541,7 +1567,145 @@
           <w:sz w:val="20"/>
           <w:szCs w:val="20"/>
         </w:rPr>
-        <w:t xml:space="preserve"> Prometheus, OpenTelemetry, New Relic</w:t>
+        <w:t xml:space="preserve">, </w:t>
+      </w:r>
+      <w:proofErr w:type="spellStart"/>
+      <w:r>
+        <w:rPr>
+          <w:rFonts w:ascii="Aptos" w:hAnsi="Aptos"/>
+          <w:b w:val="0"/>
+          <w:bCs w:val="0"/>
+          <w:sz w:val="20"/>
+          <w:szCs w:val="20"/>
+        </w:rPr>
+        <w:t>Sonarqube</w:t>
+      </w:r>
+      <w:proofErr w:type="spellEnd"/>
+      <w:r>
+        <w:rPr>
+          <w:rFonts w:ascii="Aptos" w:hAnsi="Aptos"/>
+          <w:b w:val="0"/>
+          <w:bCs w:val="0"/>
+          <w:sz w:val="20"/>
+          <w:szCs w:val="20"/>
+        </w:rPr>
+        <w:t xml:space="preserve">, Wiz Scan, OPA Scan, </w:t>
+      </w:r>
+      <w:proofErr w:type="spellStart"/>
+      <w:r>
+        <w:rPr>
+          <w:rFonts w:ascii="Aptos" w:hAnsi="Aptos"/>
+          <w:b w:val="0"/>
+          <w:bCs w:val="0"/>
+          <w:sz w:val="20"/>
+          <w:szCs w:val="20"/>
+        </w:rPr>
+        <w:t>Trivy</w:t>
+      </w:r>
+      <w:proofErr w:type="spellEnd"/>
+      <w:r>
+        <w:rPr>
+          <w:rFonts w:ascii="Aptos" w:hAnsi="Aptos"/>
+          <w:b w:val="0"/>
+          <w:bCs w:val="0"/>
+          <w:sz w:val="20"/>
+          <w:szCs w:val="20"/>
+        </w:rPr>
+        <w:t xml:space="preserve">, </w:t>
+      </w:r>
+      <w:proofErr w:type="spellStart"/>
+      <w:r>
+        <w:rPr>
+          <w:rFonts w:ascii="Aptos" w:hAnsi="Aptos"/>
+          <w:b w:val="0"/>
+          <w:bCs w:val="0"/>
+          <w:sz w:val="20"/>
+          <w:szCs w:val="20"/>
+        </w:rPr>
+        <w:t>ClamAV</w:t>
+      </w:r>
+      <w:proofErr w:type="spellEnd"/>
+      <w:r>
+        <w:rPr>
+          <w:rFonts w:ascii="Aptos" w:hAnsi="Aptos"/>
+          <w:b w:val="0"/>
+          <w:bCs w:val="0"/>
+          <w:sz w:val="20"/>
+          <w:szCs w:val="20"/>
+        </w:rPr>
+        <w:t xml:space="preserve">, Blackduck, </w:t>
+      </w:r>
+      <w:proofErr w:type="spellStart"/>
+      <w:r>
+        <w:rPr>
+          <w:rFonts w:ascii="Aptos" w:hAnsi="Aptos"/>
+          <w:b w:val="0"/>
+          <w:bCs w:val="0"/>
+          <w:sz w:val="20"/>
+          <w:szCs w:val="20"/>
+        </w:rPr>
+        <w:t>CheckMarx</w:t>
+      </w:r>
+      <w:proofErr w:type="spellEnd"/>
+      <w:r>
+        <w:rPr>
+          <w:rFonts w:ascii="Aptos" w:hAnsi="Aptos"/>
+          <w:b w:val="0"/>
+          <w:bCs w:val="0"/>
+          <w:sz w:val="20"/>
+          <w:szCs w:val="20"/>
+        </w:rPr>
+        <w:t xml:space="preserve"> </w:t>
+      </w:r>
+      <w:r>
+        <w:rPr>
+          <w:rFonts w:ascii="Aptos" w:hAnsi="Aptos"/>
+          <w:b w:val="0"/>
+          <w:bCs w:val="0"/>
+          <w:sz w:val="20"/>
+          <w:szCs w:val="20"/>
+        </w:rPr>
+        <w:br/>
+      </w:r>
+      <w:r>
+        <w:rPr>
+          <w:rFonts w:ascii="Aptos" w:hAnsi="Aptos"/>
+          <w:sz w:val="20"/>
+          <w:szCs w:val="20"/>
+        </w:rPr>
+        <w:t>Observability &amp; Automation:</w:t>
+      </w:r>
+      <w:r>
+        <w:rPr>
+          <w:rFonts w:ascii="Aptos" w:hAnsi="Aptos"/>
+          <w:b w:val="0"/>
+          <w:bCs w:val="0"/>
+          <w:sz w:val="20"/>
+          <w:szCs w:val="20"/>
+        </w:rPr>
+        <w:t xml:space="preserve"> Prometheus, </w:t>
+      </w:r>
+      <w:proofErr w:type="spellStart"/>
+      <w:r>
+        <w:rPr>
+          <w:rFonts w:ascii="Aptos" w:hAnsi="Aptos"/>
+          <w:b w:val="0"/>
+          <w:bCs w:val="0"/>
+          <w:sz w:val="20"/>
+          <w:szCs w:val="20"/>
+        </w:rPr>
+        <w:t>OpenTelemetry</w:t>
+      </w:r>
+      <w:proofErr w:type="spellEnd"/>
+      <w:r>
+        <w:rPr>
+          <w:rFonts w:ascii="Aptos" w:hAnsi="Aptos"/>
+          <w:b w:val="0"/>
+          <w:bCs w:val="0"/>
+          <w:sz w:val="20"/>
+          <w:szCs w:val="20"/>
+        </w:rPr>
+        <w:t>, New Relic</w:t>
       </w:r>
     </w:p>
     <w:p>
@@ -2322,6 +2486,7 @@
         </w:rPr>
         <w:t xml:space="preserve">Integrated </w:t>
       </w:r>
+      <w:proofErr w:type="spellStart"/>
       <w:r>
         <w:rPr>
           <w:rFonts w:ascii="Aptos" w:hAnsi="Aptos"/>
@@ -2332,7 +2497,20 @@
           <w:szCs w:val="20"/>
           <w:lang w:val="en-IN"/>
         </w:rPr>
-        <w:t>DevSecOps practices into CI/CD pipelines</w:t>
+        <w:t>DevSecOps</w:t>
+      </w:r>
+      <w:proofErr w:type="spellEnd"/>
+      <w:r>
+        <w:rPr>
+          <w:rFonts w:ascii="Aptos" w:hAnsi="Aptos"/>
+          <w:b/>
+          <w:bCs/>
+          <w:spacing w:val="-4"/>
+          <w:sz w:val="20"/>
+          <w:szCs w:val="20"/>
+          <w:lang w:val="en-IN"/>
+        </w:rPr>
+        <w:t xml:space="preserve"> practices into CI/CD pipelines</w:t>
       </w:r>
       <w:r>
         <w:rPr>
@@ -2402,7 +2580,33 @@
           <w:szCs w:val="20"/>
           <w:lang w:val="en-IN"/>
         </w:rPr>
-        <w:t>observability and monitoring frameworks using Prometheus, OpenTelemetry, and New Relic</w:t>
+        <w:t xml:space="preserve">observability and monitoring frameworks using Prometheus, </w:t>
+      </w:r>
+      <w:proofErr w:type="spellStart"/>
+      <w:r>
+        <w:rPr>
+          <w:rFonts w:ascii="Aptos" w:hAnsi="Aptos"/>
+          <w:b/>
+          <w:bCs/>
+          <w:spacing w:val="-4"/>
+          <w:sz w:val="20"/>
+          <w:szCs w:val="20"/>
+          <w:lang w:val="en-IN"/>
+        </w:rPr>
+        <w:t>OpenTelemetry</w:t>
+      </w:r>
+      <w:proofErr w:type="spellEnd"/>
+      <w:r>
+        <w:rPr>
+          <w:rFonts w:ascii="Aptos" w:hAnsi="Aptos"/>
+          <w:b/>
+          <w:bCs/>
+          <w:spacing w:val="-4"/>
+          <w:sz w:val="20"/>
+          <w:szCs w:val="20"/>
+          <w:lang w:val="en-IN"/>
+        </w:rPr>
+        <w:t>, and New Relic</w:t>
       </w:r>
       <w:r>
         <w:rPr>
@@ -2546,7 +2750,59 @@
           <w:szCs w:val="20"/>
           <w:lang w:val="en-IN"/>
         </w:rPr>
-        <w:t>DevOps best practices including GitOps workflows, DevSecOps integration, and CI/CD governance</w:t>
+        <w:t xml:space="preserve">DevOps best practices including </w:t>
+      </w:r>
+      <w:proofErr w:type="spellStart"/>
+      <w:r>
+        <w:rPr>
+          <w:rFonts w:ascii="Aptos" w:hAnsi="Aptos"/>
+          <w:b/>
+          <w:bCs/>
+          <w:spacing w:val="-4"/>
+          <w:sz w:val="20"/>
+          <w:szCs w:val="20"/>
+          <w:lang w:val="en-IN"/>
+        </w:rPr>
+        <w:t>GitOps</w:t>
+      </w:r>
+      <w:proofErr w:type="spellEnd"/>
+      <w:r>
+        <w:rPr>
+          <w:rFonts w:ascii="Aptos" w:hAnsi="Aptos"/>
+          <w:b/>
+          <w:bCs/>
+          <w:spacing w:val="-4"/>
+          <w:sz w:val="20"/>
+          <w:szCs w:val="20"/>
+          <w:lang w:val="en-IN"/>
+        </w:rPr>
+        <w:t xml:space="preserve"> workflows, </w:t>
+      </w:r>
+      <w:proofErr w:type="spellStart"/>
+      <w:r>
+        <w:rPr>
+          <w:rFonts w:ascii="Aptos" w:hAnsi="Aptos"/>
+          <w:b/>
+          <w:bCs/>
+          <w:spacing w:val="-4"/>
+          <w:sz w:val="20"/>
+          <w:szCs w:val="20"/>
+          <w:lang w:val="en-IN"/>
+        </w:rPr>
+        <w:t>DevSecOps</w:t>
+      </w:r>
+      <w:proofErr w:type="spellEnd"/>
+      <w:r>
+        <w:rPr>
+          <w:rFonts w:ascii="Aptos" w:hAnsi="Aptos"/>
+          <w:b/>
+          <w:bCs/>
+          <w:spacing w:val="-4"/>
+          <w:sz w:val="20"/>
+          <w:szCs w:val="20"/>
+          <w:lang w:val="en-IN"/>
+        </w:rPr>
+        <w:t xml:space="preserve"> integration, and CI/CD governance</w:t>
       </w:r>
       <w:r>
         <w:rPr>
@@ -4459,7 +4715,7 @@
           </mc:Choice>
           <mc:Fallback>
             <w:pict>
-              <v:shape w14:anchorId="6A6EECE7" id="Graphic 12" o:spid="_x0000_s1026" style="position:absolute;margin-left:33.95pt;margin-top:11.3pt;width:543pt;height:2.2pt;z-index:487599616;visibility:visible;mso-wrap-style:square;mso-wrap-distance-left:0;mso-wrap-distance-top:0;mso-wrap-distance-right:0;mso-wrap-distance-bottom:0;mso-position-horizontal:absolute;mso-position-horizontal-relative:page;mso-position-vertical:absolute;mso-position-vertical-relative:text;v-text-anchor:top" coordsize="6896100,27940" o:gfxdata="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" path="m6895846,l,,,27432r6895846,l6895846,xe" fillcolor="#092e41" stroked="f">
+              <v:shape w14:anchorId="1B7E27E4" id="Graphic 12" o:spid="_x0000_s1026" style="position:absolute;margin-left:33.95pt;margin-top:11.3pt;width:543pt;height:2.2pt;z-index:487599616;visibility:visible;mso-wrap-style:square;mso-wrap-distance-left:0;mso-wrap-distance-top:0;mso-wrap-distance-right:0;mso-wrap-distance-bottom:0;mso-position-horizontal:absolute;mso-position-horizontal-relative:page;mso-position-vertical:absolute;mso-position-vertical-relative:text;v-text-anchor:top" coordsize="6896100,27940" o:gfxdata="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" path="m6895846,l,,,27432r6895846,l6895846,xe" fillcolor="#092e41" stroked="f">
                 <v:path arrowok="t"/>
                 <w10:wrap anchorx="page"/>
               </v:shape>
@@ -4558,7 +4814,7 @@
           <w:u w:val="single"/>
         </w:rPr>
       </w:pPr>
-      <w:hyperlink r:id="rId9">
+      <w:hyperlink r:id="rId10">
         <w:r>
           <w:rPr>
             <w:rFonts w:ascii="Aptos" w:eastAsia="Aptos" w:hAnsi="Aptos" w:cs="Aptos"/>
@@ -4608,7 +4864,7 @@
           <w:u w:val="single"/>
         </w:rPr>
       </w:pPr>
-      <w:hyperlink r:id="rId10">
+      <w:hyperlink r:id="rId11">
         <w:r>
           <w:rPr>
             <w:rFonts w:ascii="Aptos" w:eastAsia="Aptos" w:hAnsi="Aptos" w:cs="Aptos"/>
@@ -4646,7 +4902,7 @@
           <w:u w:val="single"/>
         </w:rPr>
       </w:pPr>
-      <w:hyperlink r:id="rId11">
+      <w:hyperlink r:id="rId12">
         <w:r>
           <w:rPr>
             <w:rFonts w:ascii="Aptos" w:eastAsia="Aptos" w:hAnsi="Aptos" w:cs="Aptos"/>
@@ -4723,7 +4979,7 @@
         <mc:AlternateContent>
           <mc:Choice Requires="wps">
             <w:drawing>
-              <wp:anchor distT="0" distB="0" distL="0" distR="0" simplePos="0" relativeHeight="487597568" behindDoc="0" locked="0" layoutInCell="1" allowOverlap="1" wp14:anchorId="60451B98" wp14:editId="564091ED">
+              <wp:anchor distT="0" distB="0" distL="0" distR="0" simplePos="0" relativeHeight="251657216" behindDoc="0" locked="0" layoutInCell="1" allowOverlap="1" wp14:anchorId="60451B98" wp14:editId="564091ED">
                 <wp:simplePos x="0" y="0"/>
                 <wp:positionH relativeFrom="page">
                   <wp:posOffset>431165</wp:posOffset>
@@ -4794,7 +5050,7 @@
           </mc:Choice>
           <mc:Fallback>
             <w:pict>
-              <v:shape w14:anchorId="176F0920" id="Graphic 12" o:spid="_x0000_s1026" style="position:absolute;margin-left:33.95pt;margin-top:11.3pt;width:543pt;height:2.2pt;z-index:487597568;visibility:visible;mso-wrap-style:square;mso-wrap-distance-left:0;mso-wrap-distance-top:0;mso-wrap-distance-right:0;mso-wrap-distance-bottom:0;mso-position-horizontal:absolute;mso-position-horizontal-relative:page;mso-position-vertical:absolute;mso-position-vertical-relative:text;v-text-anchor:top" coordsize="6896100,27940" o:gfxdata="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" path="m6895846,l,,,27432r6895846,l6895846,xe" fillcolor="#092e41" stroked="f">
+              <v:shape w14:anchorId="4EBE8FC1" id="Graphic 12" o:spid="_x0000_s1026" style="position:absolute;margin-left:33.95pt;margin-top:11.3pt;width:543pt;height:2.2pt;z-index:251657216;visibility:visible;mso-wrap-style:square;mso-wrap-distance-left:0;mso-wrap-distance-top:0;mso-wrap-distance-right:0;mso-wrap-distance-bottom:0;mso-position-horizontal:absolute;mso-position-horizontal-relative:page;mso-position-vertical:absolute;mso-position-vertical-relative:text;v-text-anchor:top" coordsize="6896100,27940" o:gfxdata="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" path="m6895846,l,,,27432r6895846,l6895846,xe" fillcolor="#092e41" stroked="f">
                 <v:path arrowok="t"/>
                 <w10:wrap anchorx="page"/>
               </v:shape>
@@ -5159,7 +5415,7 @@
           </mc:Choice>
           <mc:Fallback>
             <w:pict>
-              <v:shape w14:anchorId="1B703F55" id="Graphic 12" o:spid="_x0000_s1026" style="position:absolute;margin-left:33.95pt;margin-top:11.3pt;width:543pt;height:2.2pt;z-index:251661312;visibility:visible;mso-wrap-style:square;mso-wrap-distance-left:0;mso-wrap-distance-top:0;mso-wrap-distance-right:0;mso-wrap-distance-bottom:0;mso-position-horizontal:absolute;mso-position-horizontal-relative:page;mso-position-vertical:absolute;mso-position-vertical-relative:text;v-text-anchor:top" coordsize="6896100,27940" o:gfxdata="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" path="m6895846,l,,,27432r6895846,l6895846,xe" fillcolor="#092e41" stroked="f">
+              <v:shape w14:anchorId="4F456F04" id="Graphic 12" o:spid="_x0000_s1026" style="position:absolute;margin-left:33.95pt;margin-top:11.3pt;width:543pt;height:2.2pt;z-index:251661312;visibility:visible;mso-wrap-style:square;mso-wrap-distance-left:0;mso-wrap-distance-top:0;mso-wrap-distance-right:0;mso-wrap-distance-bottom:0;mso-position-horizontal:absolute;mso-position-horizontal-relative:page;mso-position-vertical:absolute;mso-position-vertical-relative:text;v-text-anchor:top" coordsize="6896100,27940" o:gfxdata="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" path="m6895846,l,,,27432r6895846,l6895846,xe" fillcolor="#092e41" stroked="f">
                 <v:path arrowok="t"/>
                 <w10:wrap anchorx="page"/>
               </v:shape>
@@ -5544,7 +5800,7 @@
           </mc:Choice>
           <mc:Fallback>
             <w:pict>
-              <v:shape w14:anchorId="3815DC9C" id="Graphic 12" o:spid="_x0000_s1026" style="position:absolute;margin-left:33.95pt;margin-top:11.3pt;width:543pt;height:2.2pt;z-index:487601664;visibility:visible;mso-wrap-style:square;mso-wrap-distance-left:0;mso-wrap-distance-top:0;mso-wrap-distance-right:0;mso-wrap-distance-bottom:0;mso-position-horizontal:absolute;mso-position-horizontal-relative:page;mso-position-vertical:absolute;mso-position-vertical-relative:text;v-text-anchor:top" coordsize="6896100,27940" o:gfxdata="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" path="m6895846,l,,,27432r6895846,l6895846,xe" fillcolor="#092e41" stroked="f">
+              <v:shape w14:anchorId="2CC79AFA" id="Graphic 12" o:spid="_x0000_s1026" style="position:absolute;margin-left:33.95pt;margin-top:11.3pt;width:543pt;height:2.2pt;z-index:487601664;visibility:visible;mso-wrap-style:square;mso-wrap-distance-left:0;mso-wrap-distance-top:0;mso-wrap-distance-right:0;mso-wrap-distance-bottom:0;mso-position-horizontal:absolute;mso-position-horizontal-relative:page;mso-position-vertical:absolute;mso-position-vertical-relative:text;v-text-anchor:top" coordsize="6896100,27940" o:gfxdata="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" path="m6895846,l,,,27432r6895846,l6895846,xe" fillcolor="#092e41" stroked="f">
                 <v:path arrowok="t"/>
                 <w10:wrap anchorx="page"/>
               </v:shape>
@@ -5610,7 +5866,27 @@
           <w:sz w:val="20"/>
           <w:szCs w:val="20"/>
         </w:rPr>
-        <w:t>Digital Warrior Q1 2023: DevSecOps solutions using GitHub Actions.</w:t>
+        <w:t xml:space="preserve">Digital Warrior Q1 2023: </w:t>
+      </w:r>
+      <w:proofErr w:type="spellStart"/>
+      <w:r>
+        <w:rPr>
+          <w:rFonts w:ascii="Aptos" w:eastAsia="Aptos" w:hAnsi="Aptos" w:cs="Aptos"/>
+          <w:color w:val="000000"/>
+          <w:sz w:val="20"/>
+          <w:szCs w:val="20"/>
+        </w:rPr>
+        <w:t>DevSecOps</w:t>
+      </w:r>
+      <w:proofErr w:type="spellEnd"/>
+      <w:r>
+        <w:rPr>
+          <w:rFonts w:ascii="Aptos" w:eastAsia="Aptos" w:hAnsi="Aptos" w:cs="Aptos"/>
+          <w:color w:val="000000"/>
+          <w:sz w:val="20"/>
+          <w:szCs w:val="20"/>
+        </w:rPr>
+        <w:t xml:space="preserve"> solutions using GitHub Actions.</w:t>
       </w:r>
     </w:p>
     <w:p>
@@ -5819,7 +6095,7 @@
           </mc:Choice>
           <mc:Fallback>
             <w:pict>
-              <v:shape w14:anchorId="58D76EFF" id="Graphic 12" o:spid="_x0000_s1026" style="position:absolute;margin-left:33.95pt;margin-top:11.3pt;width:543pt;height:2.2pt;z-index:487603712;visibility:visible;mso-wrap-style:square;mso-wrap-distance-left:0;mso-wrap-distance-top:0;mso-wrap-distance-right:0;mso-wrap-distance-bottom:0;mso-position-horizontal:absolute;mso-position-horizontal-relative:page;mso-position-vertical:absolute;mso-position-vertical-relative:text;v-text-anchor:top" coordsize="6896100,27940" o:gfxdata="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" path="m6895846,l,,,27432r6895846,l6895846,xe" fillcolor="#092e41" stroked="f">
+              <v:shape w14:anchorId="210B9830" id="Graphic 12" o:spid="_x0000_s1026" style="position:absolute;margin-left:33.95pt;margin-top:11.3pt;width:543pt;height:2.2pt;z-index:487603712;visibility:visible;mso-wrap-style:square;mso-wrap-distance-left:0;mso-wrap-distance-top:0;mso-wrap-distance-right:0;mso-wrap-distance-bottom:0;mso-position-horizontal:absolute;mso-position-horizontal-relative:page;mso-position-vertical:absolute;mso-position-vertical-relative:text;v-text-anchor:top" coordsize="6896100,27940" o:gfxdata="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" path="m6895846,l,,,27432r6895846,l6895846,xe" fillcolor="#092e41" stroked="f">
                 <v:path arrowok="t"/>
                 <w10:wrap anchorx="page"/>
               </v:shape>
@@ -5887,7 +6163,7 @@
       </w:pPr>
     </w:p>
     <w:sectPr>
-      <w:footerReference w:type="default" r:id="rId12"/>
+      <w:footerReference w:type="default" r:id="rId13"/>
       <w:type w:val="continuous"/>
       <w:pgSz w:w="12240" w:h="15840"/>
       <w:pgMar w:top="0" w:right="360" w:bottom="480" w:left="360" w:header="0" w:footer="286" w:gutter="0"/>

--- a/assets/resume/MohitMahendraSingh_latest.docx
+++ b/assets/resume/MohitMahendraSingh_latest.docx
@@ -17,7 +17,7 @@
         <mc:AlternateContent>
           <mc:Choice Requires="wpg">
             <w:drawing>
-              <wp:anchor distT="0" distB="0" distL="0" distR="0" simplePos="0" relativeHeight="251654144" behindDoc="1" locked="0" layoutInCell="1" allowOverlap="1" wp14:anchorId="1B96944A" wp14:editId="53FC8505">
+              <wp:anchor distT="0" distB="0" distL="0" distR="0" simplePos="0" relativeHeight="251652096" behindDoc="1" locked="0" layoutInCell="1" allowOverlap="1" wp14:anchorId="1B96944A" wp14:editId="53FC8505">
                 <wp:simplePos x="0" y="0"/>
                 <wp:positionH relativeFrom="page">
                   <wp:posOffset>-6350</wp:posOffset>
@@ -145,7 +145,7 @@
           </mc:Choice>
           <mc:Fallback>
             <w:pict>
-              <v:group w14:anchorId="1A8C5957" id="Group 2" o:spid="_x0000_s1026" style="position:absolute;margin-left:-.5pt;margin-top:-.45pt;width:612.1pt;height:51.3pt;z-index:-251662336;mso-wrap-distance-left:0;mso-wrap-distance-right:0;mso-position-horizontal-relative:page;mso-position-vertical-relative:page" coordsize="77736,6515" o:gfxdata="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">
+              <v:group w14:anchorId="43A5F40B" id="Group 2" o:spid="_x0000_s1026" style="position:absolute;margin-left:-.5pt;margin-top:-.45pt;width:612.1pt;height:51.3pt;z-index:-251664384;mso-wrap-distance-left:0;mso-wrap-distance-right:0;mso-position-horizontal-relative:page;mso-position-vertical-relative:page" coordsize="77736,6515" o:gfxdata="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">
                 <v:shape id="Graphic 3" o:spid="_x0000_s1027" style="position:absolute;left:63;top:63;width:77610;height:6388;visibility:visible;mso-wrap-style:square;v-text-anchor:top" coordsize="7760970,638810" o:gfxdata="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" path="m7760970,l,,,638809r7760970,l7760970,xe" fillcolor="#155f82" stroked="f">
                   <v:path arrowok="t"/>
                 </v:shape>
@@ -623,7 +623,7 @@
         <mc:AlternateContent>
           <mc:Choice Requires="wps">
             <w:drawing>
-              <wp:anchor distT="0" distB="0" distL="0" distR="0" simplePos="0" relativeHeight="251655168" behindDoc="1" locked="0" layoutInCell="1" allowOverlap="1" wp14:anchorId="3A89D8FC" wp14:editId="555603DA">
+              <wp:anchor distT="0" distB="0" distL="0" distR="0" simplePos="0" relativeHeight="251653120" behindDoc="1" locked="0" layoutInCell="1" allowOverlap="1" wp14:anchorId="3A89D8FC" wp14:editId="555603DA">
                 <wp:simplePos x="0" y="0"/>
                 <wp:positionH relativeFrom="page">
                   <wp:posOffset>438912</wp:posOffset>
@@ -694,7 +694,7 @@
           </mc:Choice>
           <mc:Fallback>
             <w:pict>
-              <v:shape w14:anchorId="1F079BEE" id="Graphic 5" o:spid="_x0000_s1026" style="position:absolute;margin-left:34.55pt;margin-top:19.95pt;width:543pt;height:2.2pt;z-index:-251661312;visibility:visible;mso-wrap-style:square;mso-wrap-distance-left:0;mso-wrap-distance-top:0;mso-wrap-distance-right:0;mso-wrap-distance-bottom:0;mso-position-horizontal:absolute;mso-position-horizontal-relative:page;mso-position-vertical:absolute;mso-position-vertical-relative:text;v-text-anchor:top" coordsize="6896100,27940" o:gfxdata="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" path="m6895846,l,,,27431r6895846,l6895846,xe" fillcolor="#092e41" stroked="f">
+              <v:shape w14:anchorId="13A13214" id="Graphic 5" o:spid="_x0000_s1026" style="position:absolute;margin-left:34.55pt;margin-top:19.95pt;width:543pt;height:2.2pt;z-index:-251663360;visibility:visible;mso-wrap-style:square;mso-wrap-distance-left:0;mso-wrap-distance-top:0;mso-wrap-distance-right:0;mso-wrap-distance-bottom:0;mso-position-horizontal:absolute;mso-position-horizontal-relative:page;mso-position-vertical:absolute;mso-position-vertical-relative:text;v-text-anchor:top" coordsize="6896100,27940" o:gfxdata="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" path="m6895846,l,,,27431r6895846,l6895846,xe" fillcolor="#092e41" stroked="f">
                 <v:path arrowok="t"/>
                 <w10:wrap type="topAndBottom" anchorx="page"/>
               </v:shape>
@@ -896,7 +896,7 @@
         <mc:AlternateContent>
           <mc:Choice Requires="wps">
             <w:drawing>
-              <wp:anchor distT="0" distB="0" distL="0" distR="0" simplePos="0" relativeHeight="251656192" behindDoc="1" locked="0" layoutInCell="1" allowOverlap="1" wp14:anchorId="5FDEA6E6" wp14:editId="7BB5A430">
+              <wp:anchor distT="0" distB="0" distL="0" distR="0" simplePos="0" relativeHeight="251654144" behindDoc="1" locked="0" layoutInCell="1" allowOverlap="1" wp14:anchorId="5FDEA6E6" wp14:editId="7BB5A430">
                 <wp:simplePos x="0" y="0"/>
                 <wp:positionH relativeFrom="page">
                   <wp:posOffset>438912</wp:posOffset>
@@ -967,7 +967,7 @@
           </mc:Choice>
           <mc:Fallback>
             <w:pict>
-              <v:shape w14:anchorId="474EB458" id="Graphic 6" o:spid="_x0000_s1026" style="position:absolute;margin-left:34.55pt;margin-top:13.15pt;width:543pt;height:2.2pt;z-index:-251660288;visibility:visible;mso-wrap-style:square;mso-wrap-distance-left:0;mso-wrap-distance-top:0;mso-wrap-distance-right:0;mso-wrap-distance-bottom:0;mso-position-horizontal:absolute;mso-position-horizontal-relative:page;mso-position-vertical:absolute;mso-position-vertical-relative:text;v-text-anchor:top" coordsize="6896100,27940" o:gfxdata="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" path="m6895846,l,,,27431r6895846,l6895846,xe" fillcolor="#092e41" stroked="f">
+              <v:shape w14:anchorId="6DE2DC37" id="Graphic 6" o:spid="_x0000_s1026" style="position:absolute;margin-left:34.55pt;margin-top:13.15pt;width:543pt;height:2.2pt;z-index:-251662336;visibility:visible;mso-wrap-style:square;mso-wrap-distance-left:0;mso-wrap-distance-top:0;mso-wrap-distance-right:0;mso-wrap-distance-bottom:0;mso-position-horizontal:absolute;mso-position-horizontal-relative:page;mso-position-vertical:absolute;mso-position-vertical-relative:text;v-text-anchor:top" coordsize="6896100,27940" o:gfxdata="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" path="m6895846,l,,,27431r6895846,l6895846,xe" fillcolor="#092e41" stroked="f">
                 <v:path arrowok="t"/>
                 <w10:wrap type="topAndBottom" anchorx="page"/>
               </v:shape>
@@ -1244,6 +1244,22 @@
           <w:sz w:val="20"/>
           <w:szCs w:val="20"/>
         </w:rPr>
+        <w:t xml:space="preserve">    </w:t>
+      </w:r>
+      <w:r>
+        <w:rPr>
+          <w:rFonts w:ascii="Aptos" w:hAnsi="Aptos"/>
+          <w:sz w:val="20"/>
+          <w:szCs w:val="20"/>
+        </w:rPr>
+        <w:tab/>
+      </w:r>
+      <w:r>
+        <w:rPr>
+          <w:rFonts w:ascii="Aptos" w:hAnsi="Aptos"/>
+          <w:sz w:val="20"/>
+          <w:szCs w:val="20"/>
+        </w:rPr>
         <w:t>• Monitoring &amp; Observability</w:t>
       </w:r>
     </w:p>
@@ -1310,6 +1326,7 @@
         <w:tab/>
       </w:r>
     </w:p>
+    <w:p/>
     <w:p>
       <w:pPr>
         <w:pStyle w:val="Heading2"/>
@@ -1781,6 +1798,16 @@
         </w:rPr>
         <w:t xml:space="preserve"> GitHub Copilot, Claude Code</w:t>
       </w:r>
+      <w:r>
+        <w:rPr>
+          <w:rFonts w:ascii="Aptos" w:hAnsi="Aptos"/>
+          <w:b w:val="0"/>
+          <w:bCs w:val="0"/>
+          <w:sz w:val="20"/>
+          <w:szCs w:val="20"/>
+        </w:rPr>
+        <w:t>, Amazon Q</w:t>
+      </w:r>
     </w:p>
     <w:p>
       <w:pPr>
@@ -1805,7 +1832,7 @@
         <mc:AlternateContent>
           <mc:Choice Requires="wpg">
             <w:drawing>
-              <wp:anchor distT="0" distB="0" distL="0" distR="0" simplePos="0" relativeHeight="251657216" behindDoc="1" locked="0" layoutInCell="1" allowOverlap="1" wp14:anchorId="0268AF17" wp14:editId="2016B102">
+              <wp:anchor distT="0" distB="0" distL="0" distR="0" simplePos="0" relativeHeight="251655168" behindDoc="1" locked="0" layoutInCell="1" allowOverlap="1" wp14:anchorId="0268AF17" wp14:editId="2016B102">
                 <wp:simplePos x="0" y="0"/>
                 <wp:positionH relativeFrom="page">
                   <wp:posOffset>438785</wp:posOffset>
@@ -2055,7 +2082,7 @@
           </mc:Choice>
           <mc:Fallback>
             <w:pict>
-              <v:group w14:anchorId="0268AF17" id="Group 7" o:spid="_x0000_s1026" style="position:absolute;left:0;text-align:left;margin-left:34.55pt;margin-top:13.7pt;width:543pt;height:13.35pt;z-index:-251659264;mso-wrap-distance-left:0;mso-wrap-distance-right:0;mso-position-horizontal-relative:page" coordsize="68961,1695" o:gfxdata="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">
+              <v:group w14:anchorId="0268AF17" id="Group 7" o:spid="_x0000_s1026" style="position:absolute;left:0;text-align:left;margin-left:34.55pt;margin-top:13.7pt;width:543pt;height:13.35pt;z-index:-251661312;mso-wrap-distance-left:0;mso-wrap-distance-right:0;mso-position-horizontal-relative:page" coordsize="68961,1695" o:gfxdata="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">
                 <v:shape id="Graphic 8" o:spid="_x0000_s1027" style="position:absolute;width:68961;height:279;visibility:visible;mso-wrap-style:square;v-text-anchor:top" coordsize="6896100,27940" o:gfxdata="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" path="m6895846,l,,,27432r6895846,l6895846,xe" fillcolor="#092e41" stroked="f">
                   <v:path arrowok="t"/>
                 </v:shape>
@@ -2834,7 +2861,7 @@
         <mc:AlternateContent>
           <mc:Choice Requires="wps">
             <w:drawing>
-              <wp:anchor distT="0" distB="0" distL="0" distR="0" simplePos="0" relativeHeight="251659264" behindDoc="1" locked="0" layoutInCell="1" allowOverlap="1" wp14:anchorId="14990D4C" wp14:editId="4E9FD58C">
+              <wp:anchor distT="0" distB="0" distL="0" distR="0" simplePos="0" relativeHeight="251657216" behindDoc="1" locked="0" layoutInCell="1" allowOverlap="1" wp14:anchorId="14990D4C" wp14:editId="4E9FD58C">
                 <wp:simplePos x="0" y="0"/>
                 <wp:positionH relativeFrom="page">
                   <wp:posOffset>438912</wp:posOffset>
@@ -3001,7 +3028,7 @@
           </mc:Choice>
           <mc:Fallback>
             <w:pict>
-              <v:shape w14:anchorId="14990D4C" id="Textbox 11" o:spid="_x0000_s1030" type="#_x0000_t202" style="position:absolute;margin-left:34.55pt;margin-top:13.25pt;width:543pt;height:11.05pt;z-index:-251657216;visibility:visible;mso-wrap-style:square;mso-wrap-distance-left:0;mso-wrap-distance-top:0;mso-wrap-distance-right:0;mso-wrap-distance-bottom:0;mso-position-horizontal:absolute;mso-position-horizontal-relative:page;mso-position-vertical:absolute;mso-position-vertical-relative:text;v-text-anchor:top" o:gfxdata="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" fillcolor="#d9d9d9" stroked="f">
+              <v:shape w14:anchorId="14990D4C" id="Textbox 11" o:spid="_x0000_s1030" type="#_x0000_t202" style="position:absolute;margin-left:34.55pt;margin-top:13.25pt;width:543pt;height:11.05pt;z-index:-251659264;visibility:visible;mso-wrap-style:square;mso-wrap-distance-left:0;mso-wrap-distance-top:0;mso-wrap-distance-right:0;mso-wrap-distance-bottom:0;mso-position-horizontal:absolute;mso-position-horizontal-relative:page;mso-position-vertical:absolute;mso-position-vertical-relative:text;v-text-anchor:top" o:gfxdata="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" fillcolor="#d9d9d9" stroked="f">
                 <v:textbox inset="0,0,0,0">
                   <w:txbxContent>
                     <w:p>
@@ -3423,7 +3450,17 @@
           <w:szCs w:val="20"/>
           <w:lang w:val="en-IN"/>
         </w:rPr>
-        <w:t>, reducing manual effort and improving release consistency.</w:t>
+        <w:t xml:space="preserve">, reducing manual effort and improving release </w:t>
+      </w:r>
+      <w:r>
+        <w:rPr>
+          <w:rFonts w:ascii="Aptos" w:hAnsi="Aptos"/>
+          <w:sz w:val="20"/>
+          <w:szCs w:val="20"/>
+          <w:lang w:val="en-IN"/>
+        </w:rPr>
+        <w:lastRenderedPageBreak/>
+        <w:t>consistency.</w:t>
       </w:r>
     </w:p>
     <w:p>
@@ -3443,11 +3480,10 @@
           <w:noProof/>
           <w:sz w:val="20"/>
         </w:rPr>
-        <w:lastRenderedPageBreak/>
         <mc:AlternateContent>
           <mc:Choice Requires="wps">
             <w:drawing>
-              <wp:anchor distT="0" distB="0" distL="0" distR="0" simplePos="0" relativeHeight="487591424" behindDoc="1" locked="0" layoutInCell="1" allowOverlap="1" wp14:anchorId="4F657DA9" wp14:editId="039295F0">
+              <wp:anchor distT="0" distB="0" distL="0" distR="0" simplePos="0" relativeHeight="251659264" behindDoc="1" locked="0" layoutInCell="1" allowOverlap="1" wp14:anchorId="4F657DA9" wp14:editId="039295F0">
                 <wp:simplePos x="0" y="0"/>
                 <wp:positionH relativeFrom="page">
                   <wp:posOffset>438912</wp:posOffset>
@@ -3632,7 +3668,7 @@
           </mc:Choice>
           <mc:Fallback>
             <w:pict>
-              <v:shape w14:anchorId="4F657DA9" id="_x0000_s1031" type="#_x0000_t202" style="position:absolute;margin-left:34.55pt;margin-top:13.25pt;width:543pt;height:11.05pt;z-index:-15725056;visibility:visible;mso-wrap-style:square;mso-wrap-distance-left:0;mso-wrap-distance-top:0;mso-wrap-distance-right:0;mso-wrap-distance-bottom:0;mso-position-horizontal:absolute;mso-position-horizontal-relative:page;mso-position-vertical:absolute;mso-position-vertical-relative:text;v-text-anchor:top" o:gfxdata="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" fillcolor="#d9d9d9" stroked="f">
+              <v:shape w14:anchorId="4F657DA9" id="_x0000_s1031" type="#_x0000_t202" style="position:absolute;margin-left:34.55pt;margin-top:13.25pt;width:543pt;height:11.05pt;z-index:-251657216;visibility:visible;mso-wrap-style:square;mso-wrap-distance-left:0;mso-wrap-distance-top:0;mso-wrap-distance-right:0;mso-wrap-distance-bottom:0;mso-position-horizontal:absolute;mso-position-horizontal-relative:page;mso-position-vertical:absolute;mso-position-vertical-relative:text;v-text-anchor:top" o:gfxdata="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" fillcolor="#d9d9d9" stroked="f">
                 <v:textbox inset="0,0,0,0">
                   <w:txbxContent>
                     <w:p>
@@ -4036,7 +4072,7 @@
         <mc:AlternateContent>
           <mc:Choice Requires="wps">
             <w:drawing>
-              <wp:anchor distT="0" distB="0" distL="0" distR="0" simplePos="0" relativeHeight="487593472" behindDoc="1" locked="0" layoutInCell="1" allowOverlap="1" wp14:anchorId="24C1E876" wp14:editId="3DFFAA45">
+              <wp:anchor distT="0" distB="0" distL="0" distR="0" simplePos="0" relativeHeight="251660288" behindDoc="1" locked="0" layoutInCell="1" allowOverlap="1" wp14:anchorId="24C1E876" wp14:editId="3DFFAA45">
                 <wp:simplePos x="0" y="0"/>
                 <wp:positionH relativeFrom="page">
                   <wp:posOffset>438912</wp:posOffset>
@@ -4224,7 +4260,7 @@
           </mc:Choice>
           <mc:Fallback>
             <w:pict>
-              <v:shape w14:anchorId="24C1E876" id="_x0000_s1032" type="#_x0000_t202" style="position:absolute;margin-left:34.55pt;margin-top:13.25pt;width:543pt;height:11.05pt;z-index:-15723008;visibility:visible;mso-wrap-style:square;mso-wrap-distance-left:0;mso-wrap-distance-top:0;mso-wrap-distance-right:0;mso-wrap-distance-bottom:0;mso-position-horizontal:absolute;mso-position-horizontal-relative:page;mso-position-vertical:absolute;mso-position-vertical-relative:text;v-text-anchor:top" o:gfxdata="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" fillcolor="#d9d9d9" stroked="f">
+              <v:shape w14:anchorId="24C1E876" id="_x0000_s1032" type="#_x0000_t202" style="position:absolute;margin-left:34.55pt;margin-top:13.25pt;width:543pt;height:11.05pt;z-index:-251656192;visibility:visible;mso-wrap-style:square;mso-wrap-distance-left:0;mso-wrap-distance-top:0;mso-wrap-distance-right:0;mso-wrap-distance-bottom:0;mso-position-horizontal:absolute;mso-position-horizontal-relative:page;mso-position-vertical:absolute;mso-position-vertical-relative:text;v-text-anchor:top" o:gfxdata="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" fillcolor="#d9d9d9" stroked="f">
                 <v:textbox inset="0,0,0,0">
                   <w:txbxContent>
                     <w:p>
@@ -4644,7 +4680,7 @@
         <mc:AlternateContent>
           <mc:Choice Requires="wps">
             <w:drawing>
-              <wp:anchor distT="0" distB="0" distL="0" distR="0" simplePos="0" relativeHeight="487599616" behindDoc="0" locked="0" layoutInCell="1" allowOverlap="1" wp14:anchorId="65D4925B" wp14:editId="26FFA0C0">
+              <wp:anchor distT="0" distB="0" distL="0" distR="0" simplePos="0" relativeHeight="251661312" behindDoc="0" locked="0" layoutInCell="1" allowOverlap="1" wp14:anchorId="65D4925B" wp14:editId="26FFA0C0">
                 <wp:simplePos x="0" y="0"/>
                 <wp:positionH relativeFrom="page">
                   <wp:posOffset>431165</wp:posOffset>
@@ -4715,7 +4751,7 @@
           </mc:Choice>
           <mc:Fallback>
             <w:pict>
-              <v:shape w14:anchorId="1B7E27E4" id="Graphic 12" o:spid="_x0000_s1026" style="position:absolute;margin-left:33.95pt;margin-top:11.3pt;width:543pt;height:2.2pt;z-index:487599616;visibility:visible;mso-wrap-style:square;mso-wrap-distance-left:0;mso-wrap-distance-top:0;mso-wrap-distance-right:0;mso-wrap-distance-bottom:0;mso-position-horizontal:absolute;mso-position-horizontal-relative:page;mso-position-vertical:absolute;mso-position-vertical-relative:text;v-text-anchor:top" coordsize="6896100,27940" o:gfxdata="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" path="m6895846,l,,,27432r6895846,l6895846,xe" fillcolor="#092e41" stroked="f">
+              <v:shape w14:anchorId="0E8247B2" id="Graphic 12" o:spid="_x0000_s1026" style="position:absolute;margin-left:33.95pt;margin-top:11.3pt;width:543pt;height:2.2pt;z-index:251661312;visibility:visible;mso-wrap-style:square;mso-wrap-distance-left:0;mso-wrap-distance-top:0;mso-wrap-distance-right:0;mso-wrap-distance-bottom:0;mso-position-horizontal:absolute;mso-position-horizontal-relative:page;mso-position-vertical:absolute;mso-position-vertical-relative:text;v-text-anchor:top" coordsize="6896100,27940" o:gfxdata="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" path="m6895846,l,,,27432r6895846,l6895846,xe" fillcolor="#092e41" stroked="f">
                 <v:path arrowok="t"/>
                 <w10:wrap anchorx="page"/>
               </v:shape>
@@ -4979,7 +5015,7 @@
         <mc:AlternateContent>
           <mc:Choice Requires="wps">
             <w:drawing>
-              <wp:anchor distT="0" distB="0" distL="0" distR="0" simplePos="0" relativeHeight="251657216" behindDoc="0" locked="0" layoutInCell="1" allowOverlap="1" wp14:anchorId="60451B98" wp14:editId="564091ED">
+              <wp:anchor distT="0" distB="0" distL="0" distR="0" simplePos="0" relativeHeight="251656192" behindDoc="0" locked="0" layoutInCell="1" allowOverlap="1" wp14:anchorId="60451B98" wp14:editId="564091ED">
                 <wp:simplePos x="0" y="0"/>
                 <wp:positionH relativeFrom="page">
                   <wp:posOffset>431165</wp:posOffset>
@@ -5050,7 +5086,7 @@
           </mc:Choice>
           <mc:Fallback>
             <w:pict>
-              <v:shape w14:anchorId="4EBE8FC1" id="Graphic 12" o:spid="_x0000_s1026" style="position:absolute;margin-left:33.95pt;margin-top:11.3pt;width:543pt;height:2.2pt;z-index:251657216;visibility:visible;mso-wrap-style:square;mso-wrap-distance-left:0;mso-wrap-distance-top:0;mso-wrap-distance-right:0;mso-wrap-distance-bottom:0;mso-position-horizontal:absolute;mso-position-horizontal-relative:page;mso-position-vertical:absolute;mso-position-vertical-relative:text;v-text-anchor:top" coordsize="6896100,27940" o:gfxdata="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" path="m6895846,l,,,27432r6895846,l6895846,xe" fillcolor="#092e41" stroked="f">
+              <v:shape w14:anchorId="4DE73ABD" id="Graphic 12" o:spid="_x0000_s1026" style="position:absolute;margin-left:33.95pt;margin-top:11.3pt;width:543pt;height:2.2pt;z-index:251656192;visibility:visible;mso-wrap-style:square;mso-wrap-distance-left:0;mso-wrap-distance-top:0;mso-wrap-distance-right:0;mso-wrap-distance-bottom:0;mso-position-horizontal:absolute;mso-position-horizontal-relative:page;mso-position-vertical:absolute;mso-position-vertical-relative:text;v-text-anchor:top" coordsize="6896100,27940" o:gfxdata="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" path="m6895846,l,,,27432r6895846,l6895846,xe" fillcolor="#092e41" stroked="f">
                 <v:path arrowok="t"/>
                 <w10:wrap anchorx="page"/>
               </v:shape>
@@ -5344,7 +5380,7 @@
         <mc:AlternateContent>
           <mc:Choice Requires="wps">
             <w:drawing>
-              <wp:anchor distT="0" distB="0" distL="0" distR="0" simplePos="0" relativeHeight="251661312" behindDoc="0" locked="0" layoutInCell="1" allowOverlap="1" wp14:anchorId="2E392694" wp14:editId="5BE3584C">
+              <wp:anchor distT="0" distB="0" distL="0" distR="0" simplePos="0" relativeHeight="251658240" behindDoc="0" locked="0" layoutInCell="1" allowOverlap="1" wp14:anchorId="2E392694" wp14:editId="5BE3584C">
                 <wp:simplePos x="0" y="0"/>
                 <wp:positionH relativeFrom="page">
                   <wp:posOffset>431165</wp:posOffset>
@@ -5415,7 +5451,7 @@
           </mc:Choice>
           <mc:Fallback>
             <w:pict>
-              <v:shape w14:anchorId="4F456F04" id="Graphic 12" o:spid="_x0000_s1026" style="position:absolute;margin-left:33.95pt;margin-top:11.3pt;width:543pt;height:2.2pt;z-index:251661312;visibility:visible;mso-wrap-style:square;mso-wrap-distance-left:0;mso-wrap-distance-top:0;mso-wrap-distance-right:0;mso-wrap-distance-bottom:0;mso-position-horizontal:absolute;mso-position-horizontal-relative:page;mso-position-vertical:absolute;mso-position-vertical-relative:text;v-text-anchor:top" coordsize="6896100,27940" o:gfxdata="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" path="m6895846,l,,,27432r6895846,l6895846,xe" fillcolor="#092e41" stroked="f">
+              <v:shape w14:anchorId="6DD45DAD" id="Graphic 12" o:spid="_x0000_s1026" style="position:absolute;margin-left:33.95pt;margin-top:11.3pt;width:543pt;height:2.2pt;z-index:251658240;visibility:visible;mso-wrap-style:square;mso-wrap-distance-left:0;mso-wrap-distance-top:0;mso-wrap-distance-right:0;mso-wrap-distance-bottom:0;mso-position-horizontal:absolute;mso-position-horizontal-relative:page;mso-position-vertical:absolute;mso-position-vertical-relative:text;v-text-anchor:top" coordsize="6896100,27940" o:gfxdata="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" path="m6895846,l,,,27432r6895846,l6895846,xe" fillcolor="#092e41" stroked="f">
                 <v:path arrowok="t"/>
                 <w10:wrap anchorx="page"/>
               </v:shape>
@@ -5729,7 +5765,7 @@
         <mc:AlternateContent>
           <mc:Choice Requires="wps">
             <w:drawing>
-              <wp:anchor distT="0" distB="0" distL="0" distR="0" simplePos="0" relativeHeight="487601664" behindDoc="0" locked="0" layoutInCell="1" allowOverlap="1" wp14:anchorId="214B6DA8" wp14:editId="65BA8DF6">
+              <wp:anchor distT="0" distB="0" distL="0" distR="0" simplePos="0" relativeHeight="251662336" behindDoc="0" locked="0" layoutInCell="1" allowOverlap="1" wp14:anchorId="214B6DA8" wp14:editId="65BA8DF6">
                 <wp:simplePos x="0" y="0"/>
                 <wp:positionH relativeFrom="page">
                   <wp:posOffset>431165</wp:posOffset>
@@ -5800,7 +5836,7 @@
           </mc:Choice>
           <mc:Fallback>
             <w:pict>
-              <v:shape w14:anchorId="2CC79AFA" id="Graphic 12" o:spid="_x0000_s1026" style="position:absolute;margin-left:33.95pt;margin-top:11.3pt;width:543pt;height:2.2pt;z-index:487601664;visibility:visible;mso-wrap-style:square;mso-wrap-distance-left:0;mso-wrap-distance-top:0;mso-wrap-distance-right:0;mso-wrap-distance-bottom:0;mso-position-horizontal:absolute;mso-position-horizontal-relative:page;mso-position-vertical:absolute;mso-position-vertical-relative:text;v-text-anchor:top" coordsize="6896100,27940" o:gfxdata="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" path="m6895846,l,,,27432r6895846,l6895846,xe" fillcolor="#092e41" stroked="f">
+              <v:shape w14:anchorId="66ABCB8C" id="Graphic 12" o:spid="_x0000_s1026" style="position:absolute;margin-left:33.95pt;margin-top:11.3pt;width:543pt;height:2.2pt;z-index:251662336;visibility:visible;mso-wrap-style:square;mso-wrap-distance-left:0;mso-wrap-distance-top:0;mso-wrap-distance-right:0;mso-wrap-distance-bottom:0;mso-position-horizontal:absolute;mso-position-horizontal-relative:page;mso-position-vertical:absolute;mso-position-vertical-relative:text;v-text-anchor:top" coordsize="6896100,27940" o:gfxdata="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" path="m6895846,l,,,27432r6895846,l6895846,xe" fillcolor="#092e41" stroked="f">
                 <v:path arrowok="t"/>
                 <w10:wrap anchorx="page"/>
               </v:shape>
@@ -6024,7 +6060,7 @@
         <mc:AlternateContent>
           <mc:Choice Requires="wps">
             <w:drawing>
-              <wp:anchor distT="0" distB="0" distL="0" distR="0" simplePos="0" relativeHeight="487603712" behindDoc="0" locked="0" layoutInCell="1" allowOverlap="1" wp14:anchorId="2AFD52B7" wp14:editId="535AF665">
+              <wp:anchor distT="0" distB="0" distL="0" distR="0" simplePos="0" relativeHeight="251663360" behindDoc="0" locked="0" layoutInCell="1" allowOverlap="1" wp14:anchorId="2AFD52B7" wp14:editId="535AF665">
                 <wp:simplePos x="0" y="0"/>
                 <wp:positionH relativeFrom="page">
                   <wp:posOffset>431165</wp:posOffset>
@@ -6095,7 +6131,7 @@
           </mc:Choice>
           <mc:Fallback>
             <w:pict>
-              <v:shape w14:anchorId="210B9830" id="Graphic 12" o:spid="_x0000_s1026" style="position:absolute;margin-left:33.95pt;margin-top:11.3pt;width:543pt;height:2.2pt;z-index:487603712;visibility:visible;mso-wrap-style:square;mso-wrap-distance-left:0;mso-wrap-distance-top:0;mso-wrap-distance-right:0;mso-wrap-distance-bottom:0;mso-position-horizontal:absolute;mso-position-horizontal-relative:page;mso-position-vertical:absolute;mso-position-vertical-relative:text;v-text-anchor:top" coordsize="6896100,27940" o:gfxdata="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" path="m6895846,l,,,27432r6895846,l6895846,xe" fillcolor="#092e41" stroked="f">
+              <v:shape w14:anchorId="10B57F12" id="Graphic 12" o:spid="_x0000_s1026" style="position:absolute;margin-left:33.95pt;margin-top:11.3pt;width:543pt;height:2.2pt;z-index:251663360;visibility:visible;mso-wrap-style:square;mso-wrap-distance-left:0;mso-wrap-distance-top:0;mso-wrap-distance-right:0;mso-wrap-distance-bottom:0;mso-position-horizontal:absolute;mso-position-horizontal-relative:page;mso-position-vertical:absolute;mso-position-vertical-relative:text;v-text-anchor:top" coordsize="6896100,27940" o:gfxdata="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" path="m6895846,l,,,27432r6895846,l6895846,xe" fillcolor="#092e41" stroked="f">
                 <v:path arrowok="t"/>
                 <w10:wrap anchorx="page"/>
               </v:shape>
@@ -6145,22 +6181,6 @@
         </w:rPr>
         <w:t>2 years in Hungary, Europe for Go-Live Production of UK, Poland &amp; Germany.</w:t>
       </w:r>
-    </w:p>
-    <w:p>
-      <w:pPr>
-        <w:pStyle w:val="ListParagraph"/>
-        <w:tabs>
-          <w:tab w:val="left" w:pos="719"/>
-        </w:tabs>
-        <w:ind w:firstLine="0"/>
-        <w:rPr>
-          <w:rFonts w:ascii="Aptos" w:hAnsi="Aptos"/>
-          <w:b/>
-          <w:spacing w:val="-4"/>
-          <w:sz w:val="20"/>
-          <w:szCs w:val="20"/>
-        </w:rPr>
-      </w:pPr>
     </w:p>
     <w:sectPr>
       <w:footerReference w:type="default" r:id="rId13"/>

--- a/assets/resume/MohitMahendraSingh_latest.docx
+++ b/assets/resume/MohitMahendraSingh_latest.docx
@@ -835,29 +835,7 @@
           <w:sz w:val="20"/>
           <w:szCs w:val="20"/>
         </w:rPr>
-        <w:t xml:space="preserve">Kubernetes-based microservices deployment, Infrastructure as Code (Terraform), and </w:t>
-      </w:r>
-      <w:proofErr w:type="spellStart"/>
-      <w:r>
-        <w:rPr>
-          <w:rFonts w:ascii="Aptos" w:hAnsi="Aptos"/>
-          <w:b/>
-          <w:bCs/>
-          <w:sz w:val="20"/>
-          <w:szCs w:val="20"/>
-        </w:rPr>
-        <w:t>GitOps</w:t>
-      </w:r>
-      <w:proofErr w:type="spellEnd"/>
-      <w:r>
-        <w:rPr>
-          <w:rFonts w:ascii="Aptos" w:hAnsi="Aptos"/>
-          <w:b/>
-          <w:bCs/>
-          <w:sz w:val="20"/>
-          <w:szCs w:val="20"/>
-        </w:rPr>
-        <w:t>-driven delivery pipelines</w:t>
+        <w:t>Kubernetes-based microservices deployment, Infrastructure as Code (Terraform), and GitOps-driven delivery pipelines</w:t>
       </w:r>
       <w:r>
         <w:rPr>
@@ -1486,7 +1464,6 @@
         </w:rPr>
         <w:t xml:space="preserve">, </w:t>
       </w:r>
-      <w:proofErr w:type="spellStart"/>
       <w:r>
         <w:rPr>
           <w:rFonts w:ascii="Aptos" w:hAnsi="Aptos"/>
@@ -1497,7 +1474,6 @@
         </w:rPr>
         <w:t>Terragrunt</w:t>
       </w:r>
-      <w:proofErr w:type="spellEnd"/>
       <w:r>
         <w:rPr>
           <w:rFonts w:ascii="Aptos" w:hAnsi="Aptos"/>
@@ -1562,9 +1538,8 @@
           <w:sz w:val="20"/>
           <w:szCs w:val="20"/>
         </w:rPr>
-        <w:t xml:space="preserve"> </w:t>
-      </w:r>
-      <w:proofErr w:type="spellStart"/>
+        <w:t xml:space="preserve"> Trufflehog, Sonarqube, Wiz Scan, OPA Scan, Trivy, ClamAV, Blackduck, CheckMarx </w:t>
+      </w:r>
       <w:r>
         <w:rPr>
           <w:rFonts w:ascii="Aptos" w:hAnsi="Aptos"/>
@@ -1573,9 +1548,16 @@
           <w:sz w:val="20"/>
           <w:szCs w:val="20"/>
         </w:rPr>
-        <w:t>Trufflehog</w:t>
-      </w:r>
-      <w:proofErr w:type="spellEnd"/>
+        <w:br/>
+      </w:r>
+      <w:r>
+        <w:rPr>
+          <w:rFonts w:ascii="Aptos" w:hAnsi="Aptos"/>
+          <w:sz w:val="20"/>
+          <w:szCs w:val="20"/>
+        </w:rPr>
+        <w:t>Observability &amp; Automation:</w:t>
+      </w:r>
       <w:r>
         <w:rPr>
           <w:rFonts w:ascii="Aptos" w:hAnsi="Aptos"/>
@@ -1584,145 +1566,7 @@
           <w:sz w:val="20"/>
           <w:szCs w:val="20"/>
         </w:rPr>
-        <w:t xml:space="preserve">, </w:t>
-      </w:r>
-      <w:proofErr w:type="spellStart"/>
-      <w:r>
-        <w:rPr>
-          <w:rFonts w:ascii="Aptos" w:hAnsi="Aptos"/>
-          <w:b w:val="0"/>
-          <w:bCs w:val="0"/>
-          <w:sz w:val="20"/>
-          <w:szCs w:val="20"/>
-        </w:rPr>
-        <w:t>Sonarqube</w:t>
-      </w:r>
-      <w:proofErr w:type="spellEnd"/>
-      <w:r>
-        <w:rPr>
-          <w:rFonts w:ascii="Aptos" w:hAnsi="Aptos"/>
-          <w:b w:val="0"/>
-          <w:bCs w:val="0"/>
-          <w:sz w:val="20"/>
-          <w:szCs w:val="20"/>
-        </w:rPr>
-        <w:t xml:space="preserve">, Wiz Scan, OPA Scan, </w:t>
-      </w:r>
-      <w:proofErr w:type="spellStart"/>
-      <w:r>
-        <w:rPr>
-          <w:rFonts w:ascii="Aptos" w:hAnsi="Aptos"/>
-          <w:b w:val="0"/>
-          <w:bCs w:val="0"/>
-          <w:sz w:val="20"/>
-          <w:szCs w:val="20"/>
-        </w:rPr>
-        <w:t>Trivy</w:t>
-      </w:r>
-      <w:proofErr w:type="spellEnd"/>
-      <w:r>
-        <w:rPr>
-          <w:rFonts w:ascii="Aptos" w:hAnsi="Aptos"/>
-          <w:b w:val="0"/>
-          <w:bCs w:val="0"/>
-          <w:sz w:val="20"/>
-          <w:szCs w:val="20"/>
-        </w:rPr>
-        <w:t xml:space="preserve">, </w:t>
-      </w:r>
-      <w:proofErr w:type="spellStart"/>
-      <w:r>
-        <w:rPr>
-          <w:rFonts w:ascii="Aptos" w:hAnsi="Aptos"/>
-          <w:b w:val="0"/>
-          <w:bCs w:val="0"/>
-          <w:sz w:val="20"/>
-          <w:szCs w:val="20"/>
-        </w:rPr>
-        <w:t>ClamAV</w:t>
-      </w:r>
-      <w:proofErr w:type="spellEnd"/>
-      <w:r>
-        <w:rPr>
-          <w:rFonts w:ascii="Aptos" w:hAnsi="Aptos"/>
-          <w:b w:val="0"/>
-          <w:bCs w:val="0"/>
-          <w:sz w:val="20"/>
-          <w:szCs w:val="20"/>
-        </w:rPr>
-        <w:t xml:space="preserve">, Blackduck, </w:t>
-      </w:r>
-      <w:proofErr w:type="spellStart"/>
-      <w:r>
-        <w:rPr>
-          <w:rFonts w:ascii="Aptos" w:hAnsi="Aptos"/>
-          <w:b w:val="0"/>
-          <w:bCs w:val="0"/>
-          <w:sz w:val="20"/>
-          <w:szCs w:val="20"/>
-        </w:rPr>
-        <w:t>CheckMarx</w:t>
-      </w:r>
-      <w:proofErr w:type="spellEnd"/>
-      <w:r>
-        <w:rPr>
-          <w:rFonts w:ascii="Aptos" w:hAnsi="Aptos"/>
-          <w:b w:val="0"/>
-          <w:bCs w:val="0"/>
-          <w:sz w:val="20"/>
-          <w:szCs w:val="20"/>
-        </w:rPr>
-        <w:t xml:space="preserve"> </w:t>
-      </w:r>
-      <w:r>
-        <w:rPr>
-          <w:rFonts w:ascii="Aptos" w:hAnsi="Aptos"/>
-          <w:b w:val="0"/>
-          <w:bCs w:val="0"/>
-          <w:sz w:val="20"/>
-          <w:szCs w:val="20"/>
-        </w:rPr>
-        <w:br/>
-      </w:r>
-      <w:r>
-        <w:rPr>
-          <w:rFonts w:ascii="Aptos" w:hAnsi="Aptos"/>
-          <w:sz w:val="20"/>
-          <w:szCs w:val="20"/>
-        </w:rPr>
-        <w:t>Observability &amp; Automation:</w:t>
-      </w:r>
-      <w:r>
-        <w:rPr>
-          <w:rFonts w:ascii="Aptos" w:hAnsi="Aptos"/>
-          <w:b w:val="0"/>
-          <w:bCs w:val="0"/>
-          <w:sz w:val="20"/>
-          <w:szCs w:val="20"/>
-        </w:rPr>
-        <w:t xml:space="preserve"> Prometheus, </w:t>
-      </w:r>
-      <w:proofErr w:type="spellStart"/>
-      <w:r>
-        <w:rPr>
-          <w:rFonts w:ascii="Aptos" w:hAnsi="Aptos"/>
-          <w:b w:val="0"/>
-          <w:bCs w:val="0"/>
-          <w:sz w:val="20"/>
-          <w:szCs w:val="20"/>
-        </w:rPr>
-        <w:t>OpenTelemetry</w:t>
-      </w:r>
-      <w:proofErr w:type="spellEnd"/>
-      <w:r>
-        <w:rPr>
-          <w:rFonts w:ascii="Aptos" w:hAnsi="Aptos"/>
-          <w:b w:val="0"/>
-          <w:bCs w:val="0"/>
-          <w:sz w:val="20"/>
-          <w:szCs w:val="20"/>
-        </w:rPr>
-        <w:t>, New Relic</w:t>
+        <w:t xml:space="preserve"> Prometheus, OpenTelemetry, New Relic</w:t>
       </w:r>
     </w:p>
     <w:p>
@@ -2513,7 +2357,6 @@
         </w:rPr>
         <w:t xml:space="preserve">Integrated </w:t>
       </w:r>
-      <w:proofErr w:type="spellStart"/>
       <w:r>
         <w:rPr>
           <w:rFonts w:ascii="Aptos" w:hAnsi="Aptos"/>
@@ -2524,20 +2367,7 @@
           <w:szCs w:val="20"/>
           <w:lang w:val="en-IN"/>
         </w:rPr>
-        <w:t>DevSecOps</w:t>
-      </w:r>
-      <w:proofErr w:type="spellEnd"/>
-      <w:r>
-        <w:rPr>
-          <w:rFonts w:ascii="Aptos" w:hAnsi="Aptos"/>
-          <w:b/>
-          <w:bCs/>
-          <w:spacing w:val="-4"/>
-          <w:sz w:val="20"/>
-          <w:szCs w:val="20"/>
-          <w:lang w:val="en-IN"/>
-        </w:rPr>
-        <w:t xml:space="preserve"> practices into CI/CD pipelines</w:t>
+        <w:t>DevSecOps practices into CI/CD pipelines</w:t>
       </w:r>
       <w:r>
         <w:rPr>
@@ -2607,33 +2437,7 @@
           <w:szCs w:val="20"/>
           <w:lang w:val="en-IN"/>
         </w:rPr>
-        <w:t xml:space="preserve">observability and monitoring frameworks using Prometheus, </w:t>
-      </w:r>
-      <w:proofErr w:type="spellStart"/>
-      <w:r>
-        <w:rPr>
-          <w:rFonts w:ascii="Aptos" w:hAnsi="Aptos"/>
-          <w:b/>
-          <w:bCs/>
-          <w:spacing w:val="-4"/>
-          <w:sz w:val="20"/>
-          <w:szCs w:val="20"/>
-          <w:lang w:val="en-IN"/>
-        </w:rPr>
-        <w:t>OpenTelemetry</w:t>
-      </w:r>
-      <w:proofErr w:type="spellEnd"/>
-      <w:r>
-        <w:rPr>
-          <w:rFonts w:ascii="Aptos" w:hAnsi="Aptos"/>
-          <w:b/>
-          <w:bCs/>
-          <w:spacing w:val="-4"/>
-          <w:sz w:val="20"/>
-          <w:szCs w:val="20"/>
-          <w:lang w:val="en-IN"/>
-        </w:rPr>
-        <w:t>, and New Relic</w:t>
+        <w:t>observability and monitoring frameworks using Prometheus, OpenTelemetry, and New Relic</w:t>
       </w:r>
       <w:r>
         <w:rPr>
@@ -2777,59 +2581,7 @@
           <w:szCs w:val="20"/>
           <w:lang w:val="en-IN"/>
         </w:rPr>
-        <w:t xml:space="preserve">DevOps best practices including </w:t>
-      </w:r>
-      <w:proofErr w:type="spellStart"/>
-      <w:r>
-        <w:rPr>
-          <w:rFonts w:ascii="Aptos" w:hAnsi="Aptos"/>
-          <w:b/>
-          <w:bCs/>
-          <w:spacing w:val="-4"/>
-          <w:sz w:val="20"/>
-          <w:szCs w:val="20"/>
-          <w:lang w:val="en-IN"/>
-        </w:rPr>
-        <w:t>GitOps</w:t>
-      </w:r>
-      <w:proofErr w:type="spellEnd"/>
-      <w:r>
-        <w:rPr>
-          <w:rFonts w:ascii="Aptos" w:hAnsi="Aptos"/>
-          <w:b/>
-          <w:bCs/>
-          <w:spacing w:val="-4"/>
-          <w:sz w:val="20"/>
-          <w:szCs w:val="20"/>
-          <w:lang w:val="en-IN"/>
-        </w:rPr>
-        <w:t xml:space="preserve"> workflows, </w:t>
-      </w:r>
-      <w:proofErr w:type="spellStart"/>
-      <w:r>
-        <w:rPr>
-          <w:rFonts w:ascii="Aptos" w:hAnsi="Aptos"/>
-          <w:b/>
-          <w:bCs/>
-          <w:spacing w:val="-4"/>
-          <w:sz w:val="20"/>
-          <w:szCs w:val="20"/>
-          <w:lang w:val="en-IN"/>
-        </w:rPr>
-        <w:t>DevSecOps</w:t>
-      </w:r>
-      <w:proofErr w:type="spellEnd"/>
-      <w:r>
-        <w:rPr>
-          <w:rFonts w:ascii="Aptos" w:hAnsi="Aptos"/>
-          <w:b/>
-          <w:bCs/>
-          <w:spacing w:val="-4"/>
-          <w:sz w:val="20"/>
-          <w:szCs w:val="20"/>
-          <w:lang w:val="en-IN"/>
-        </w:rPr>
-        <w:t xml:space="preserve"> integration, and CI/CD governance</w:t>
+        <w:t>DevOps best practices including GitOps workflows, DevSecOps integration, and CI/CD governance</w:t>
       </w:r>
       <w:r>
         <w:rPr>
@@ -4996,7 +4748,7 @@
           <w:szCs w:val="20"/>
           <w:u w:val="single"/>
         </w:rPr>
-        <w:t>New Relic Performance Pro Certified</w:t>
+        <w:t>GH-300 Github Copilot</w:t>
       </w:r>
     </w:p>
     <w:p>
@@ -5902,27 +5654,7 @@
           <w:sz w:val="20"/>
           <w:szCs w:val="20"/>
         </w:rPr>
-        <w:t xml:space="preserve">Digital Warrior Q1 2023: </w:t>
-      </w:r>
-      <w:proofErr w:type="spellStart"/>
-      <w:r>
-        <w:rPr>
-          <w:rFonts w:ascii="Aptos" w:eastAsia="Aptos" w:hAnsi="Aptos" w:cs="Aptos"/>
-          <w:color w:val="000000"/>
-          <w:sz w:val="20"/>
-          <w:szCs w:val="20"/>
-        </w:rPr>
-        <w:t>DevSecOps</w:t>
-      </w:r>
-      <w:proofErr w:type="spellEnd"/>
-      <w:r>
-        <w:rPr>
-          <w:rFonts w:ascii="Aptos" w:eastAsia="Aptos" w:hAnsi="Aptos" w:cs="Aptos"/>
-          <w:color w:val="000000"/>
-          <w:sz w:val="20"/>
-          <w:szCs w:val="20"/>
-        </w:rPr>
-        <w:t xml:space="preserve"> solutions using GitHub Actions.</w:t>
+        <w:t>Digital Warrior Q1 2023: DevSecOps solutions using GitHub Actions.</w:t>
       </w:r>
     </w:p>
     <w:p>

--- a/assets/resume/MohitMahendraSingh_latest.docx
+++ b/assets/resume/MohitMahendraSingh_latest.docx
@@ -7,17 +7,21 @@
         <w:pStyle w:val="Title"/>
         <w:rPr>
           <w:rFonts w:ascii="Aptos" w:hAnsi="Aptos"/>
+          <w:sz w:val="40"/>
+          <w:szCs w:val="40"/>
         </w:rPr>
       </w:pPr>
       <w:r>
         <w:rPr>
           <w:rFonts w:ascii="Aptos" w:hAnsi="Aptos"/>
           <w:noProof/>
+          <w:sz w:val="40"/>
+          <w:szCs w:val="40"/>
         </w:rPr>
         <mc:AlternateContent>
           <mc:Choice Requires="wpg">
             <w:drawing>
-              <wp:anchor distT="0" distB="0" distL="0" distR="0" simplePos="0" relativeHeight="251652096" behindDoc="1" locked="0" layoutInCell="1" allowOverlap="1" wp14:anchorId="1B96944A" wp14:editId="53FC8505">
+              <wp:anchor distT="0" distB="0" distL="0" distR="0" simplePos="0" relativeHeight="251652096" behindDoc="1" locked="0" layoutInCell="1" allowOverlap="1" wp14:anchorId="1B96944A" wp14:editId="3C91C99A">
                 <wp:simplePos x="0" y="0"/>
                 <wp:positionH relativeFrom="page">
                   <wp:posOffset>-6350</wp:posOffset>
@@ -145,7 +149,7 @@
           </mc:Choice>
           <mc:Fallback>
             <w:pict>
-              <v:group w14:anchorId="43A5F40B" id="Group 2" o:spid="_x0000_s1026" style="position:absolute;margin-left:-.5pt;margin-top:-.45pt;width:612.1pt;height:51.3pt;z-index:-251664384;mso-wrap-distance-left:0;mso-wrap-distance-right:0;mso-position-horizontal-relative:page;mso-position-vertical-relative:page" coordsize="77736,6515" o:gfxdata="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">
+              <v:group w14:anchorId="2A2B7D07" id="Group 2" o:spid="_x0000_s1026" style="position:absolute;margin-left:-.5pt;margin-top:-.45pt;width:612.1pt;height:51.3pt;z-index:-251664384;mso-wrap-distance-left:0;mso-wrap-distance-right:0;mso-position-horizontal-relative:page;mso-position-vertical-relative:page" coordsize="77736,6515" o:gfxdata="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">
                 <v:shape id="Graphic 3" o:spid="_x0000_s1027" style="position:absolute;left:63;top:63;width:77610;height:6388;visibility:visible;mso-wrap-style:square;v-text-anchor:top" coordsize="7760970,638810" o:gfxdata="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" path="m7760970,l,,,638809r7760970,l7760970,xe" fillcolor="#155f82" stroked="f">
                   <v:path arrowok="t"/>
                 </v:shape>
@@ -163,6 +167,8 @@
           <w:rFonts w:ascii="Aptos" w:hAnsi="Aptos"/>
           <w:color w:val="FFFFFF"/>
           <w:spacing w:val="-2"/>
+          <w:sz w:val="40"/>
+          <w:szCs w:val="40"/>
         </w:rPr>
         <w:t>MOHIT MAHENDRA SINGH</w:t>
       </w:r>
@@ -179,10 +185,116 @@
       <w:r>
         <w:rPr>
           <w:rFonts w:ascii="Aptos" w:hAnsi="Aptos"/>
+          <w:noProof/>
           <w:color w:val="FFFFFF"/>
-          <w:w w:val="95"/>
-        </w:rPr>
-        <w:t>Contact:</w:t>
+          <w:sz w:val="20"/>
+          <w:szCs w:val="20"/>
+        </w:rPr>
+        <w:drawing>
+          <wp:anchor distT="0" distB="0" distL="114300" distR="114300" simplePos="0" relativeHeight="251664384" behindDoc="0" locked="0" layoutInCell="1" allowOverlap="1" wp14:anchorId="013F9A5E" wp14:editId="1A7E1805">
+            <wp:simplePos x="0" y="0"/>
+            <wp:positionH relativeFrom="column">
+              <wp:posOffset>7620</wp:posOffset>
+            </wp:positionH>
+            <wp:positionV relativeFrom="paragraph">
+              <wp:posOffset>146685</wp:posOffset>
+            </wp:positionV>
+            <wp:extent cx="1805940" cy="1843733"/>
+            <wp:effectExtent l="0" t="0" r="3810" b="4445"/>
+            <wp:wrapNone/>
+            <wp:docPr id="638328063" name="Picture 17"/>
+            <wp:cNvGraphicFramePr>
+              <a:graphicFrameLocks xmlns:a="http://schemas.openxmlformats.org/drawingml/2006/main" noChangeAspect="1"/>
+            </wp:cNvGraphicFramePr>
+            <a:graphic xmlns:a="http://schemas.openxmlformats.org/drawingml/2006/main">
+              <a:graphicData uri="http://schemas.openxmlformats.org/drawingml/2006/picture">
+                <pic:pic xmlns:pic="http://schemas.openxmlformats.org/drawingml/2006/picture">
+                  <pic:nvPicPr>
+                    <pic:cNvPr id="638328063" name="Picture 638328063"/>
+                    <pic:cNvPicPr/>
+                  </pic:nvPicPr>
+                  <pic:blipFill rotWithShape="1">
+                    <a:blip r:embed="rId8" cstate="print">
+                      <a:extLst>
+                        <a:ext uri="{BEBA8EAE-BF5A-486C-A8C5-ECC9F3942E4B}">
+                          <a14:imgProps xmlns:a14="http://schemas.microsoft.com/office/drawing/2010/main">
+                            <a14:imgLayer r:embed="rId9">
+                              <a14:imgEffect>
+                                <a14:brightnessContrast bright="20000"/>
+                              </a14:imgEffect>
+                            </a14:imgLayer>
+                          </a14:imgProps>
+                        </a:ext>
+                        <a:ext uri="{28A0092B-C50C-407E-A947-70E740481C1C}">
+                          <a14:useLocalDpi xmlns:a14="http://schemas.microsoft.com/office/drawing/2010/main" val="0"/>
+                        </a:ext>
+                      </a:extLst>
+                    </a:blip>
+                    <a:srcRect b="22825"/>
+                    <a:stretch>
+                      <a:fillRect/>
+                    </a:stretch>
+                  </pic:blipFill>
+                  <pic:spPr bwMode="auto">
+                    <a:xfrm>
+                      <a:off x="0" y="0"/>
+                      <a:ext cx="1805940" cy="1843733"/>
+                    </a:xfrm>
+                    <a:prstGeom prst="ellipse">
+                      <a:avLst/>
+                    </a:prstGeom>
+                    <a:ln>
+                      <a:noFill/>
+                    </a:ln>
+                    <a:effectLst>
+                      <a:softEdge rad="112500"/>
+                    </a:effectLst>
+                    <a:extLst>
+                      <a:ext uri="{53640926-AAD7-44D8-BBD7-CCE9431645EC}">
+                        <a14:shadowObscured xmlns:a14="http://schemas.microsoft.com/office/drawing/2010/main"/>
+                      </a:ext>
+                    </a:extLst>
+                  </pic:spPr>
+                </pic:pic>
+              </a:graphicData>
+            </a:graphic>
+            <wp14:sizeRelH relativeFrom="page">
+              <wp14:pctWidth>0</wp14:pctWidth>
+            </wp14:sizeRelH>
+            <wp14:sizeRelV relativeFrom="page">
+              <wp14:pctHeight>0</wp14:pctHeight>
+            </wp14:sizeRelV>
+          </wp:anchor>
+        </w:drawing>
+      </w:r>
+      <w:r>
+        <w:rPr>
+          <w:rFonts w:ascii="Aptos" w:hAnsi="Aptos"/>
+          <w:color w:val="FFFFFF"/>
+          <w:sz w:val="20"/>
+          <w:szCs w:val="20"/>
+        </w:rPr>
+        <w:t xml:space="preserve">+91 8446220289  |  </w:t>
+      </w:r>
+      <w:hyperlink r:id="rId10" w:history="1">
+        <w:r>
+          <w:rPr>
+            <w:rFonts w:ascii="Aptos" w:hAnsi="Aptos"/>
+            <w:color w:val="FFFFFF"/>
+            <w:sz w:val="20"/>
+            <w:szCs w:val="20"/>
+          </w:rPr>
+          <w:t>MOHIT.ITSECTOR@GMAIL.COM</w:t>
+        </w:r>
+      </w:hyperlink>
+      <w:r>
+        <w:rPr>
+          <w:rFonts w:ascii="Aptos" w:hAnsi="Aptos"/>
+          <w:color w:val="FFFFFF"/>
+          <w:sz w:val="20"/>
+          <w:szCs w:val="20"/>
+        </w:rPr>
+        <w:t xml:space="preserve"> |  PREFERRED LOCATION: NAGPUR/HYDERABAD</w:t>
       </w:r>
       <w:r>
         <w:rPr>
@@ -190,41 +302,8 @@
           <w:color w:val="FFFFFF"/>
           <w:spacing w:val="-7"/>
           <w:w w:val="95"/>
-        </w:rPr>
-        <w:t xml:space="preserve"> </w:t>
-      </w:r>
-      <w:r>
-        <w:rPr>
-          <w:rFonts w:ascii="Aptos" w:hAnsi="Aptos"/>
-          <w:color w:val="FFFFFF"/>
-          <w:spacing w:val="-7"/>
-          <w:w w:val="95"/>
-        </w:rPr>
-        <w:t xml:space="preserve">+91 </w:t>
-      </w:r>
-      <w:r>
-        <w:rPr>
-          <w:rFonts w:ascii="Aptos" w:hAnsi="Aptos"/>
-          <w:color w:val="FFFFFF"/>
-          <w:w w:val="95"/>
-        </w:rPr>
-        <w:t>8446220289</w:t>
-      </w:r>
-      <w:r>
-        <w:rPr>
-          <w:rFonts w:ascii="Aptos" w:hAnsi="Aptos"/>
-          <w:color w:val="FFFFFF"/>
-          <w:spacing w:val="-6"/>
-          <w:w w:val="95"/>
-        </w:rPr>
-        <w:t xml:space="preserve"> </w:t>
-      </w:r>
-      <w:r>
-        <w:rPr>
-          <w:rFonts w:ascii="Aptos" w:hAnsi="Aptos"/>
-          <w:color w:val="FFFFFF"/>
-          <w:spacing w:val="-6"/>
-          <w:w w:val="95"/>
+          <w:sz w:val="20"/>
+          <w:szCs w:val="20"/>
         </w:rPr>
         <w:t xml:space="preserve"> </w:t>
       </w:r>
@@ -233,153 +312,8 @@
           <w:rFonts w:ascii="Aptos" w:hAnsi="Aptos"/>
           <w:color w:val="FFFFFF"/>
           <w:w w:val="90"/>
-        </w:rPr>
-        <w:t>|</w:t>
-      </w:r>
-      <w:r>
-        <w:rPr>
-          <w:rFonts w:ascii="Aptos" w:hAnsi="Aptos"/>
-          <w:color w:val="FFFFFF"/>
-          <w:spacing w:val="-5"/>
-          <w:w w:val="90"/>
-        </w:rPr>
-        <w:t xml:space="preserve"> </w:t>
-      </w:r>
-      <w:r>
-        <w:rPr>
-          <w:rFonts w:ascii="Aptos" w:hAnsi="Aptos"/>
-          <w:color w:val="FFFFFF"/>
-          <w:spacing w:val="-5"/>
-          <w:w w:val="90"/>
-        </w:rPr>
-        <w:t xml:space="preserve"> </w:t>
-      </w:r>
-      <w:r>
-        <w:rPr>
-          <w:rFonts w:ascii="Aptos" w:hAnsi="Aptos"/>
-          <w:color w:val="FFFFFF"/>
-          <w:w w:val="95"/>
-        </w:rPr>
-        <w:t>Email:</w:t>
-      </w:r>
-      <w:r>
-        <w:rPr>
-          <w:rFonts w:ascii="Aptos" w:hAnsi="Aptos"/>
-          <w:color w:val="FFFFFF"/>
-          <w:spacing w:val="-4"/>
-          <w:w w:val="95"/>
-        </w:rPr>
-        <w:t xml:space="preserve"> </w:t>
-      </w:r>
-      <w:hyperlink r:id="rId7" w:history="1">
-        <w:r>
-          <w:rPr>
-            <w:rStyle w:val="Hyperlink"/>
-            <w:rFonts w:ascii="Aptos" w:hAnsi="Aptos"/>
-            <w:color w:val="FFFFFF" w:themeColor="background1"/>
-            <w:w w:val="95"/>
-          </w:rPr>
-          <w:t>mohititsector@gmail.com</w:t>
-        </w:r>
-      </w:hyperlink>
-      <w:r>
-        <w:rPr>
-          <w:rFonts w:ascii="Aptos" w:hAnsi="Aptos"/>
-          <w:color w:val="FFFFFF" w:themeColor="background1"/>
-          <w:spacing w:val="-4"/>
-          <w:w w:val="95"/>
-        </w:rPr>
-        <w:t xml:space="preserve"> </w:t>
-      </w:r>
-      <w:r>
-        <w:rPr>
-          <w:rFonts w:ascii="Aptos" w:hAnsi="Aptos"/>
-          <w:color w:val="FFFFFF"/>
-          <w:w w:val="90"/>
-        </w:rPr>
-        <w:t>|</w:t>
-      </w:r>
-      <w:r>
-        <w:rPr>
-          <w:rFonts w:ascii="Aptos" w:hAnsi="Aptos"/>
-          <w:color w:val="FFFFFF"/>
-          <w:w w:val="90"/>
-        </w:rPr>
-        <w:t xml:space="preserve"> </w:t>
-      </w:r>
-      <w:r>
-        <w:rPr>
-          <w:rFonts w:ascii="Aptos" w:hAnsi="Aptos"/>
-          <w:color w:val="FFFFFF"/>
-          <w:spacing w:val="-5"/>
-          <w:w w:val="90"/>
-        </w:rPr>
-        <w:t xml:space="preserve"> </w:t>
-      </w:r>
-      <w:r>
-        <w:rPr>
-          <w:rFonts w:ascii="Aptos" w:hAnsi="Aptos"/>
-          <w:color w:val="FFFFFF"/>
-          <w:spacing w:val="-5"/>
-          <w:w w:val="90"/>
-        </w:rPr>
-        <w:t xml:space="preserve">Preferred </w:t>
-      </w:r>
-      <w:r>
-        <w:rPr>
-          <w:rFonts w:ascii="Aptos" w:hAnsi="Aptos"/>
-          <w:color w:val="FFFFFF"/>
-          <w:w w:val="95"/>
-        </w:rPr>
-        <w:t>Location:</w:t>
-      </w:r>
-      <w:r>
-        <w:rPr>
-          <w:rFonts w:ascii="Aptos" w:hAnsi="Aptos"/>
-          <w:color w:val="FFFFFF"/>
-          <w:spacing w:val="-8"/>
-          <w:w w:val="95"/>
-        </w:rPr>
-        <w:t xml:space="preserve"> </w:t>
-      </w:r>
-      <w:r>
-        <w:rPr>
-          <w:rFonts w:ascii="Aptos" w:hAnsi="Aptos"/>
-          <w:color w:val="FFFFFF"/>
-          <w:w w:val="95"/>
-        </w:rPr>
-        <w:t>NAGPUR</w:t>
-      </w:r>
-      <w:r>
-        <w:rPr>
-          <w:rFonts w:ascii="Aptos" w:hAnsi="Aptos"/>
-          <w:color w:val="FFFFFF"/>
-          <w:w w:val="95"/>
-        </w:rPr>
-        <w:t>/</w:t>
-      </w:r>
-      <w:r>
-        <w:rPr>
-          <w:rFonts w:ascii="Aptos" w:hAnsi="Aptos"/>
-          <w:color w:val="FFFFFF"/>
-          <w:w w:val="95"/>
-        </w:rPr>
-        <w:t>HYDERABAD</w:t>
-      </w:r>
-      <w:r>
-        <w:rPr>
-          <w:rFonts w:ascii="Aptos" w:hAnsi="Aptos"/>
-          <w:color w:val="FFFFFF"/>
-          <w:spacing w:val="-7"/>
-          <w:w w:val="95"/>
-        </w:rPr>
-        <w:t xml:space="preserve"> </w:t>
-      </w:r>
-      <w:r>
-        <w:rPr>
-          <w:rFonts w:ascii="Aptos" w:hAnsi="Aptos"/>
-          <w:color w:val="FFFFFF"/>
-          <w:w w:val="90"/>
+          <w:sz w:val="20"/>
+          <w:szCs w:val="20"/>
         </w:rPr>
         <w:t>|</w:t>
       </w:r>
@@ -389,35 +323,53 @@
           <w:color w:val="FFFFFF"/>
           <w:spacing w:val="-2"/>
           <w:w w:val="95"/>
+          <w:sz w:val="20"/>
+          <w:szCs w:val="20"/>
         </w:rPr>
         <w:t xml:space="preserve"> </w:t>
       </w:r>
-      <w:hyperlink r:id="rId8">
+      <w:hyperlink r:id="rId11">
         <w:r>
           <w:rPr>
             <w:rFonts w:ascii="Aptos" w:hAnsi="Aptos"/>
             <w:color w:val="FFFFFF"/>
             <w:spacing w:val="-2"/>
             <w:w w:val="95"/>
+            <w:sz w:val="20"/>
+            <w:szCs w:val="20"/>
             <w:u w:val="single" w:color="FFFFFF"/>
           </w:rPr>
-          <w:t>LinkedIn</w:t>
+          <w:t>LINKEDIN</w:t>
         </w:r>
       </w:hyperlink>
       <w:r>
         <w:rPr>
           <w:rFonts w:ascii="Aptos" w:hAnsi="Aptos"/>
-        </w:rPr>
-        <w:t xml:space="preserve"> | </w:t>
-      </w:r>
-      <w:hyperlink r:id="rId9" w:history="1">
+          <w:sz w:val="20"/>
+          <w:szCs w:val="20"/>
+        </w:rPr>
+        <w:t xml:space="preserve"> </w:t>
+      </w:r>
+      <w:r>
+        <w:rPr>
+          <w:rFonts w:ascii="Aptos" w:hAnsi="Aptos"/>
+          <w:color w:val="FFFFFF"/>
+          <w:w w:val="95"/>
+          <w:sz w:val="20"/>
+          <w:szCs w:val="20"/>
+        </w:rPr>
+        <w:t xml:space="preserve">| </w:t>
+      </w:r>
+      <w:hyperlink r:id="rId12" w:history="1">
         <w:r>
           <w:rPr>
             <w:rFonts w:ascii="Aptos" w:hAnsi="Aptos"/>
             <w:color w:val="FFFFFF"/>
+            <w:sz w:val="20"/>
+            <w:szCs w:val="20"/>
             <w:u w:val="single"/>
           </w:rPr>
-          <w:t>My Website</w:t>
+          <w:t>MY WEBSITE</w:t>
         </w:r>
       </w:hyperlink>
     </w:p>
@@ -428,44 +380,176 @@
         <w:ind w:left="0" w:firstLine="0"/>
         <w:rPr>
           <w:rFonts w:ascii="Aptos" w:hAnsi="Aptos"/>
-          <w:sz w:val="20"/>
-        </w:rPr>
-      </w:pPr>
+          <w:b/>
+          <w:color w:val="996633"/>
+          <w:sz w:val="28"/>
+          <w:szCs w:val="24"/>
+        </w:rPr>
+      </w:pPr>
+      <w:r>
+        <w:rPr>
+          <w:rFonts w:ascii="Aptos" w:hAnsi="Aptos"/>
+          <w:b/>
+          <w:color w:val="996633"/>
+          <w:sz w:val="28"/>
+          <w:szCs w:val="24"/>
+        </w:rPr>
+        <w:t xml:space="preserve">                             </w:t>
+      </w:r>
+      <w:r>
+        <w:rPr>
+          <w:rFonts w:ascii="Aptos" w:hAnsi="Aptos"/>
+          <w:b/>
+          <w:color w:val="996633"/>
+          <w:sz w:val="28"/>
+          <w:szCs w:val="24"/>
+        </w:rPr>
+        <w:t xml:space="preserve">                  </w:t>
+      </w:r>
+      <w:r>
+        <w:rPr>
+          <w:rFonts w:ascii="Aptos" w:hAnsi="Aptos"/>
+          <w:b/>
+          <w:color w:val="996633"/>
+          <w:sz w:val="28"/>
+          <w:szCs w:val="24"/>
+        </w:rPr>
+        <w:t xml:space="preserve">   </w:t>
+      </w:r>
     </w:p>
     <w:p>
       <w:pPr>
-        <w:ind w:right="5"/>
-        <w:jc w:val="center"/>
-        <w:rPr>
-          <w:rFonts w:ascii="Aptos" w:hAnsi="Aptos"/>
-          <w:b/>
-          <w:sz w:val="24"/>
-        </w:rPr>
-      </w:pPr>
-      <w:r>
-        <w:rPr>
-          <w:rFonts w:ascii="Aptos" w:hAnsi="Aptos"/>
-          <w:b/>
-          <w:color w:val="996633"/>
-          <w:sz w:val="24"/>
-        </w:rPr>
-        <w:t>D</w:t>
-      </w:r>
-      <w:r>
-        <w:rPr>
-          <w:rFonts w:ascii="Aptos" w:hAnsi="Aptos"/>
-          <w:b/>
-          <w:color w:val="996633"/>
-          <w:sz w:val="24"/>
-        </w:rPr>
-        <w:t>EV</w:t>
-      </w:r>
-      <w:r>
-        <w:rPr>
-          <w:rFonts w:ascii="Aptos" w:hAnsi="Aptos"/>
-          <w:b/>
-          <w:color w:val="996633"/>
-          <w:sz w:val="24"/>
+        <w:pStyle w:val="BodyText"/>
+        <w:spacing w:before="47"/>
+        <w:ind w:left="2160" w:firstLine="720"/>
+        <w:rPr>
+          <w:rFonts w:ascii="Aptos" w:hAnsi="Aptos"/>
+          <w:b/>
+          <w:sz w:val="28"/>
+          <w:szCs w:val="24"/>
+        </w:rPr>
+      </w:pPr>
+      <w:r>
+        <w:rPr>
+          <w:rFonts w:ascii="Aptos" w:hAnsi="Aptos"/>
+          <w:b/>
+          <w:color w:val="548DD4" w:themeColor="text2" w:themeTint="99"/>
+          <w:sz w:val="28"/>
+          <w:szCs w:val="24"/>
+        </w:rPr>
+        <w:t>DEVOPS</w:t>
+      </w:r>
+      <w:r>
+        <w:rPr>
+          <w:rFonts w:ascii="Aptos" w:hAnsi="Aptos"/>
+          <w:b/>
+          <w:color w:val="548DD4" w:themeColor="text2" w:themeTint="99"/>
+          <w:sz w:val="28"/>
+          <w:szCs w:val="24"/>
+        </w:rPr>
+        <w:t xml:space="preserve"> &amp;</w:t>
+      </w:r>
+      <w:r>
+        <w:rPr>
+          <w:rFonts w:ascii="Aptos" w:hAnsi="Aptos"/>
+          <w:b/>
+          <w:color w:val="548DD4" w:themeColor="text2" w:themeTint="99"/>
+          <w:sz w:val="28"/>
+          <w:szCs w:val="24"/>
+        </w:rPr>
+        <w:t xml:space="preserve"> </w:t>
+      </w:r>
+      <w:r>
+        <w:rPr>
+          <w:rFonts w:ascii="Aptos" w:hAnsi="Aptos"/>
+          <w:b/>
+          <w:color w:val="548DD4" w:themeColor="text2" w:themeTint="99"/>
+          <w:sz w:val="28"/>
+          <w:szCs w:val="24"/>
+        </w:rPr>
+        <w:t>CLOUD</w:t>
+      </w:r>
+      <w:r>
+        <w:rPr>
+          <w:rFonts w:ascii="Aptos" w:hAnsi="Aptos"/>
+          <w:b/>
+          <w:color w:val="548DD4" w:themeColor="text2" w:themeTint="99"/>
+          <w:sz w:val="28"/>
+          <w:szCs w:val="24"/>
+        </w:rPr>
+        <w:t xml:space="preserve"> </w:t>
+      </w:r>
+      <w:r>
+        <w:rPr>
+          <w:rFonts w:ascii="Aptos" w:hAnsi="Aptos"/>
+          <w:b/>
+          <w:color w:val="548DD4" w:themeColor="text2" w:themeTint="99"/>
+          <w:sz w:val="28"/>
+          <w:szCs w:val="24"/>
+        </w:rPr>
+        <w:t>ARCHITECT</w:t>
+      </w:r>
+      <w:r>
+        <w:rPr>
+          <w:rFonts w:ascii="Aptos" w:hAnsi="Aptos"/>
+          <w:b/>
+          <w:color w:val="548DD4" w:themeColor="text2" w:themeTint="99"/>
+          <w:spacing w:val="-22"/>
+          <w:sz w:val="28"/>
+          <w:szCs w:val="24"/>
+        </w:rPr>
+        <w:t xml:space="preserve">   |   </w:t>
+      </w:r>
+      <w:r>
+        <w:rPr>
+          <w:rFonts w:ascii="Aptos" w:hAnsi="Aptos"/>
+          <w:b/>
+          <w:color w:val="548DD4" w:themeColor="text2" w:themeTint="99"/>
+          <w:sz w:val="28"/>
+          <w:szCs w:val="24"/>
+        </w:rPr>
+        <w:t xml:space="preserve">CI-CD </w:t>
+      </w:r>
+      <w:r>
+        <w:rPr>
+          <w:rFonts w:ascii="Aptos" w:hAnsi="Aptos"/>
+          <w:b/>
+          <w:color w:val="548DD4" w:themeColor="text2" w:themeTint="99"/>
+          <w:sz w:val="28"/>
+          <w:szCs w:val="24"/>
+        </w:rPr>
+        <w:t>AUTOMATION</w:t>
+      </w:r>
+      <w:r>
+        <w:rPr>
+          <w:rFonts w:ascii="Aptos" w:hAnsi="Aptos"/>
+          <w:b/>
+          <w:color w:val="548DD4" w:themeColor="text2" w:themeTint="99"/>
+          <w:spacing w:val="-22"/>
+          <w:sz w:val="28"/>
+          <w:szCs w:val="24"/>
+        </w:rPr>
+        <w:t xml:space="preserve"> </w:t>
+      </w:r>
+      <w:r>
+        <w:rPr>
+          <w:rFonts w:ascii="Aptos" w:hAnsi="Aptos"/>
+          <w:b/>
+          <w:color w:val="548DD4" w:themeColor="text2" w:themeTint="99"/>
+          <w:spacing w:val="-22"/>
+          <w:sz w:val="28"/>
+          <w:szCs w:val="24"/>
+        </w:rPr>
+        <w:t xml:space="preserve">| AI </w:t>
+      </w:r>
+      <w:r>
+        <w:rPr>
+          <w:rFonts w:ascii="Aptos" w:hAnsi="Aptos"/>
+          <w:b/>
+          <w:color w:val="548DD4" w:themeColor="text2" w:themeTint="99"/>
+          <w:spacing w:val="-22"/>
+          <w:sz w:val="28"/>
+          <w:szCs w:val="24"/>
         </w:rPr>
         <w:t>OPS</w:t>
       </w:r>
@@ -473,166 +557,46 @@
         <w:rPr>
           <w:rFonts w:ascii="Aptos" w:hAnsi="Aptos"/>
           <w:b/>
-          <w:color w:val="996633"/>
+          <w:color w:val="548DD4" w:themeColor="text2" w:themeTint="99"/>
           <w:spacing w:val="-22"/>
-          <w:sz w:val="24"/>
-        </w:rPr>
-        <w:t xml:space="preserve"> </w:t>
-      </w:r>
-      <w:r>
-        <w:rPr>
-          <w:rFonts w:ascii="Aptos" w:hAnsi="Aptos"/>
-          <w:b/>
-          <w:color w:val="996633"/>
-          <w:spacing w:val="-22"/>
-          <w:sz w:val="24"/>
-        </w:rPr>
-        <w:t xml:space="preserve">  |   </w:t>
-      </w:r>
-      <w:r>
-        <w:rPr>
-          <w:rFonts w:ascii="Aptos" w:hAnsi="Aptos"/>
-          <w:b/>
-          <w:color w:val="996633"/>
-          <w:sz w:val="24"/>
-        </w:rPr>
-        <w:t>CI</w:t>
-      </w:r>
-      <w:r>
-        <w:rPr>
-          <w:rFonts w:ascii="Aptos" w:hAnsi="Aptos"/>
-          <w:b/>
-          <w:color w:val="996633"/>
-          <w:sz w:val="24"/>
-        </w:rPr>
-        <w:t>-</w:t>
-      </w:r>
-      <w:r>
-        <w:rPr>
-          <w:rFonts w:ascii="Aptos" w:hAnsi="Aptos"/>
-          <w:b/>
-          <w:color w:val="996633"/>
-          <w:sz w:val="24"/>
-        </w:rPr>
-        <w:t xml:space="preserve">CD </w:t>
-      </w:r>
-      <w:r>
-        <w:rPr>
-          <w:rFonts w:ascii="Aptos" w:hAnsi="Aptos"/>
-          <w:b/>
-          <w:color w:val="996633"/>
-          <w:sz w:val="24"/>
-        </w:rPr>
-        <w:t>AUTOMATION</w:t>
-      </w:r>
-      <w:r>
-        <w:rPr>
-          <w:rFonts w:ascii="Aptos" w:hAnsi="Aptos"/>
-          <w:b/>
-          <w:color w:val="996633"/>
-          <w:spacing w:val="-22"/>
-          <w:sz w:val="24"/>
-        </w:rPr>
-        <w:t xml:space="preserve"> </w:t>
-      </w:r>
-      <w:r>
-        <w:rPr>
-          <w:rFonts w:ascii="Aptos" w:hAnsi="Aptos"/>
-          <w:b/>
-          <w:color w:val="996633"/>
-          <w:spacing w:val="-22"/>
-          <w:sz w:val="24"/>
-        </w:rPr>
-        <w:t>| AIOPS</w:t>
-      </w:r>
-      <w:r>
-        <w:rPr>
-          <w:rFonts w:ascii="Aptos" w:hAnsi="Aptos"/>
-          <w:b/>
-          <w:color w:val="996633"/>
-          <w:spacing w:val="-22"/>
-          <w:sz w:val="24"/>
-        </w:rPr>
-        <w:t xml:space="preserve"> </w:t>
-      </w:r>
-      <w:r>
-        <w:rPr>
-          <w:rFonts w:ascii="Aptos" w:hAnsi="Aptos"/>
-          <w:b/>
-          <w:color w:val="996633"/>
-          <w:spacing w:val="-22"/>
-          <w:sz w:val="24"/>
-        </w:rPr>
-        <w:t xml:space="preserve">  </w:t>
-      </w:r>
-      <w:r>
-        <w:rPr>
-          <w:rFonts w:ascii="Aptos" w:hAnsi="Aptos"/>
-          <w:b/>
-          <w:color w:val="996633"/>
-          <w:w w:val="85"/>
-          <w:sz w:val="24"/>
-        </w:rPr>
-        <w:t>|</w:t>
-      </w:r>
-      <w:r>
-        <w:rPr>
-          <w:rFonts w:ascii="Aptos" w:hAnsi="Aptos"/>
-          <w:b/>
-          <w:color w:val="996633"/>
-          <w:spacing w:val="-14"/>
-          <w:w w:val="85"/>
-          <w:sz w:val="24"/>
-        </w:rPr>
-        <w:t xml:space="preserve"> </w:t>
-      </w:r>
-      <w:r>
-        <w:rPr>
-          <w:rFonts w:ascii="Aptos" w:hAnsi="Aptos"/>
-          <w:b/>
-          <w:color w:val="996633"/>
-          <w:sz w:val="24"/>
-        </w:rPr>
-        <w:t>CLOUD ARCHITECTURE</w:t>
-      </w:r>
-      <w:r>
-        <w:rPr>
-          <w:rFonts w:ascii="Aptos" w:hAnsi="Aptos"/>
-          <w:b/>
-          <w:color w:val="996633"/>
-          <w:spacing w:val="-24"/>
-          <w:sz w:val="24"/>
-        </w:rPr>
-        <w:t xml:space="preserve"> </w:t>
+          <w:sz w:val="28"/>
+          <w:szCs w:val="24"/>
+        </w:rPr>
+        <w:t xml:space="preserve">   </w:t>
       </w:r>
     </w:p>
     <w:p>
       <w:pPr>
         <w:pStyle w:val="Heading1"/>
         <w:spacing w:before="139"/>
-        <w:ind w:left="5"/>
-        <w:rPr>
-          <w:rFonts w:ascii="Aptos" w:hAnsi="Aptos"/>
+        <w:ind w:left="2165" w:firstLine="715"/>
+        <w:jc w:val="left"/>
+        <w:rPr>
+          <w:rFonts w:ascii="Aptos" w:hAnsi="Aptos"/>
+          <w:sz w:val="22"/>
+          <w:szCs w:val="22"/>
         </w:rPr>
       </w:pPr>
       <w:r>
         <w:rPr>
           <w:rFonts w:ascii="Aptos" w:hAnsi="Aptos"/>
           <w:noProof/>
+          <w:sz w:val="22"/>
+          <w:szCs w:val="22"/>
         </w:rPr>
         <mc:AlternateContent>
           <mc:Choice Requires="wps">
             <w:drawing>
-              <wp:anchor distT="0" distB="0" distL="0" distR="0" simplePos="0" relativeHeight="251653120" behindDoc="1" locked="0" layoutInCell="1" allowOverlap="1" wp14:anchorId="3A89D8FC" wp14:editId="555603DA">
+              <wp:anchor distT="0" distB="0" distL="0" distR="0" simplePos="0" relativeHeight="251653120" behindDoc="1" locked="0" layoutInCell="1" allowOverlap="1" wp14:anchorId="3A89D8FC" wp14:editId="1D087A9D">
                 <wp:simplePos x="0" y="0"/>
                 <wp:positionH relativeFrom="page">
-                  <wp:posOffset>438912</wp:posOffset>
+                  <wp:posOffset>2042160</wp:posOffset>
                 </wp:positionH>
                 <wp:positionV relativeFrom="paragraph">
-                  <wp:posOffset>253280</wp:posOffset>
+                  <wp:posOffset>285115</wp:posOffset>
                 </wp:positionV>
-                <wp:extent cx="6896100" cy="27940"/>
-                <wp:effectExtent l="0" t="0" r="0" b="0"/>
+                <wp:extent cx="5295900" cy="48260"/>
+                <wp:effectExtent l="0" t="0" r="0" b="8890"/>
                 <wp:wrapTopAndBottom/>
                 <wp:docPr id="5" name="Graphic 5"/>
                 <wp:cNvGraphicFramePr>
@@ -645,9 +609,9 @@
                         <a:spLocks/>
                       </wps:cNvSpPr>
                       <wps:spPr>
-                        <a:xfrm>
+                        <a:xfrm flipV="1">
                           <a:off x="0" y="0"/>
-                          <a:ext cx="6896100" cy="27940"/>
+                          <a:ext cx="5295900" cy="48260"/>
                         </a:xfrm>
                         <a:custGeom>
                           <a:avLst/>
@@ -689,12 +653,18 @@
                     </wps:wsp>
                   </a:graphicData>
                 </a:graphic>
+                <wp14:sizeRelH relativeFrom="margin">
+                  <wp14:pctWidth>0</wp14:pctWidth>
+                </wp14:sizeRelH>
+                <wp14:sizeRelV relativeFrom="margin">
+                  <wp14:pctHeight>0</wp14:pctHeight>
+                </wp14:sizeRelV>
               </wp:anchor>
             </w:drawing>
           </mc:Choice>
           <mc:Fallback>
             <w:pict>
-              <v:shape w14:anchorId="13A13214" id="Graphic 5" o:spid="_x0000_s1026" style="position:absolute;margin-left:34.55pt;margin-top:19.95pt;width:543pt;height:2.2pt;z-index:-251663360;visibility:visible;mso-wrap-style:square;mso-wrap-distance-left:0;mso-wrap-distance-top:0;mso-wrap-distance-right:0;mso-wrap-distance-bottom:0;mso-position-horizontal:absolute;mso-position-horizontal-relative:page;mso-position-vertical:absolute;mso-position-vertical-relative:text;v-text-anchor:top" coordsize="6896100,27940" o:gfxdata="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" path="m6895846,l,,,27431r6895846,l6895846,xe" fillcolor="#092e41" stroked="f">
+              <v:shape w14:anchorId="4EAA4D6C" id="Graphic 5" o:spid="_x0000_s1026" style="position:absolute;margin-left:160.8pt;margin-top:22.45pt;width:417pt;height:3.8pt;flip:y;z-index:-251663360;visibility:visible;mso-wrap-style:square;mso-width-percent:0;mso-height-percent:0;mso-wrap-distance-left:0;mso-wrap-distance-top:0;mso-wrap-distance-right:0;mso-wrap-distance-bottom:0;mso-position-horizontal:absolute;mso-position-horizontal-relative:page;mso-position-vertical:absolute;mso-position-vertical-relative:text;mso-width-percent:0;mso-height-percent:0;mso-width-relative:margin;mso-height-relative:margin;v-text-anchor:top" coordsize="6896100,27940" o:gfxdata="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" path="m6895846,l,,,27431r6895846,l6895846,xe" fillcolor="#092e41" stroked="f">
                 <v:path arrowok="t"/>
                 <w10:wrap type="topAndBottom" anchorx="page"/>
               </v:shape>
@@ -706,6 +676,8 @@
         <w:rPr>
           <w:rFonts w:ascii="Aptos" w:hAnsi="Aptos"/>
           <w:spacing w:val="-2"/>
+          <w:sz w:val="22"/>
+          <w:szCs w:val="22"/>
         </w:rPr>
         <w:t>PROFILE</w:t>
       </w:r>
@@ -713,6 +685,8 @@
         <w:rPr>
           <w:rFonts w:ascii="Aptos" w:hAnsi="Aptos"/>
           <w:spacing w:val="-14"/>
+          <w:sz w:val="22"/>
+          <w:szCs w:val="22"/>
         </w:rPr>
         <w:t xml:space="preserve"> </w:t>
       </w:r>
@@ -720,6 +694,8 @@
         <w:rPr>
           <w:rFonts w:ascii="Aptos" w:hAnsi="Aptos"/>
           <w:spacing w:val="-2"/>
+          <w:sz w:val="22"/>
+          <w:szCs w:val="22"/>
         </w:rPr>
         <w:t>SUMMARY</w:t>
       </w:r>
@@ -728,159 +704,158 @@
       <w:pPr>
         <w:pStyle w:val="BodyText"/>
         <w:spacing w:before="16"/>
-        <w:ind w:left="709" w:firstLine="0"/>
-        <w:rPr>
-          <w:rFonts w:ascii="Aptos" w:hAnsi="Aptos"/>
-        </w:rPr>
-      </w:pPr>
+        <w:ind w:left="2880" w:right="321" w:firstLine="720"/>
+        <w:jc w:val="both"/>
+        <w:rPr>
+          <w:rFonts w:ascii="Aptos" w:hAnsi="Aptos"/>
+          <w:sz w:val="22"/>
+          <w:szCs w:val="22"/>
+        </w:rPr>
+      </w:pPr>
+      <w:r>
+        <w:rPr>
+          <w:rFonts w:ascii="Aptos" w:hAnsi="Aptos"/>
+          <w:sz w:val="22"/>
+          <w:szCs w:val="22"/>
+        </w:rPr>
+        <w:t xml:space="preserve">DevOps &amp; Cloud Architect with </w:t>
+      </w:r>
+      <w:r>
+        <w:rPr>
+          <w:rFonts w:ascii="Aptos" w:hAnsi="Aptos"/>
+          <w:b/>
+          <w:bCs/>
+          <w:sz w:val="22"/>
+          <w:szCs w:val="22"/>
+        </w:rPr>
+        <w:t>1</w:t>
+      </w:r>
+      <w:r>
+        <w:rPr>
+          <w:rFonts w:ascii="Aptos" w:hAnsi="Aptos"/>
+          <w:b/>
+          <w:bCs/>
+          <w:sz w:val="22"/>
+          <w:szCs w:val="22"/>
+        </w:rPr>
+        <w:t>3</w:t>
+      </w:r>
+      <w:r>
+        <w:rPr>
+          <w:rFonts w:ascii="Aptos" w:hAnsi="Aptos"/>
+          <w:b/>
+          <w:bCs/>
+          <w:sz w:val="22"/>
+          <w:szCs w:val="22"/>
+        </w:rPr>
+        <w:t>+ years of experience</w:t>
+      </w:r>
+      <w:r>
+        <w:rPr>
+          <w:rFonts w:ascii="Aptos" w:hAnsi="Aptos"/>
+          <w:sz w:val="22"/>
+          <w:szCs w:val="22"/>
+        </w:rPr>
+        <w:t xml:space="preserve"> designing, automating, and scaling </w:t>
+      </w:r>
+      <w:r>
+        <w:rPr>
+          <w:rFonts w:ascii="Aptos" w:hAnsi="Aptos"/>
+          <w:b/>
+          <w:bCs/>
+          <w:sz w:val="22"/>
+          <w:szCs w:val="22"/>
+        </w:rPr>
+        <w:t>cloud-native infrastructure and CI/CD platforms</w:t>
+      </w:r>
+      <w:r>
+        <w:rPr>
+          <w:rFonts w:ascii="Aptos" w:hAnsi="Aptos"/>
+          <w:sz w:val="22"/>
+          <w:szCs w:val="22"/>
+        </w:rPr>
+        <w:t xml:space="preserve"> across </w:t>
+      </w:r>
+      <w:r>
+        <w:rPr>
+          <w:rFonts w:ascii="Aptos" w:hAnsi="Aptos"/>
+          <w:b/>
+          <w:bCs/>
+          <w:sz w:val="22"/>
+          <w:szCs w:val="22"/>
+        </w:rPr>
+        <w:t>AWS and Microsoft Azure</w:t>
+      </w:r>
+      <w:r>
+        <w:rPr>
+          <w:rFonts w:ascii="Aptos" w:hAnsi="Aptos"/>
+          <w:sz w:val="22"/>
+          <w:szCs w:val="22"/>
+        </w:rPr>
+        <w:t xml:space="preserve"> environments. Proven expertise in </w:t>
+      </w:r>
+      <w:r>
+        <w:rPr>
+          <w:rFonts w:ascii="Aptos" w:hAnsi="Aptos"/>
+          <w:b/>
+          <w:bCs/>
+          <w:sz w:val="22"/>
+          <w:szCs w:val="22"/>
+        </w:rPr>
+        <w:t>Kubernetes-based microservices deployment, Infrastructure as Code (Terraform), and GitOps-driven delivery pipelines</w:t>
+      </w:r>
+      <w:r>
+        <w:rPr>
+          <w:rFonts w:ascii="Aptos" w:hAnsi="Aptos"/>
+          <w:sz w:val="22"/>
+          <w:szCs w:val="22"/>
+        </w:rPr>
+        <w:t xml:space="preserve"> to enable secure, reliable, and high-velocity software releases.</w:t>
+      </w:r>
     </w:p>
     <w:p>
       <w:pPr>
         <w:pStyle w:val="BodyText"/>
         <w:spacing w:before="16"/>
-        <w:ind w:left="284" w:right="321" w:firstLine="425"/>
-        <w:rPr>
-          <w:rFonts w:ascii="Aptos" w:hAnsi="Aptos"/>
-          <w:sz w:val="20"/>
-          <w:szCs w:val="20"/>
-        </w:rPr>
-      </w:pPr>
-      <w:r>
-        <w:rPr>
-          <w:rFonts w:ascii="Aptos" w:hAnsi="Aptos"/>
-          <w:sz w:val="20"/>
-          <w:szCs w:val="20"/>
-        </w:rPr>
-        <w:t xml:space="preserve">DevOps &amp; Cloud Architect with </w:t>
-      </w:r>
-      <w:r>
-        <w:rPr>
-          <w:rFonts w:ascii="Aptos" w:hAnsi="Aptos"/>
-          <w:b/>
-          <w:bCs/>
-          <w:sz w:val="20"/>
-          <w:szCs w:val="20"/>
-        </w:rPr>
-        <w:t>1</w:t>
-      </w:r>
-      <w:r>
-        <w:rPr>
-          <w:rFonts w:ascii="Aptos" w:hAnsi="Aptos"/>
-          <w:b/>
-          <w:bCs/>
-          <w:sz w:val="20"/>
-          <w:szCs w:val="20"/>
-        </w:rPr>
-        <w:t>3</w:t>
-      </w:r>
-      <w:r>
-        <w:rPr>
-          <w:rFonts w:ascii="Aptos" w:hAnsi="Aptos"/>
-          <w:b/>
-          <w:bCs/>
-          <w:sz w:val="20"/>
-          <w:szCs w:val="20"/>
-        </w:rPr>
-        <w:t>+ years of experience</w:t>
-      </w:r>
-      <w:r>
-        <w:rPr>
-          <w:rFonts w:ascii="Aptos" w:hAnsi="Aptos"/>
-          <w:sz w:val="20"/>
-          <w:szCs w:val="20"/>
-        </w:rPr>
-        <w:t xml:space="preserve"> designing, automating, and scaling </w:t>
-      </w:r>
-      <w:r>
-        <w:rPr>
-          <w:rFonts w:ascii="Aptos" w:hAnsi="Aptos"/>
-          <w:b/>
-          <w:bCs/>
-          <w:sz w:val="20"/>
-          <w:szCs w:val="20"/>
-        </w:rPr>
-        <w:t>cloud-native infrastructure and CI/CD platforms</w:t>
-      </w:r>
-      <w:r>
-        <w:rPr>
-          <w:rFonts w:ascii="Aptos" w:hAnsi="Aptos"/>
-          <w:sz w:val="20"/>
-          <w:szCs w:val="20"/>
-        </w:rPr>
-        <w:t xml:space="preserve"> across </w:t>
-      </w:r>
-      <w:r>
-        <w:rPr>
-          <w:rFonts w:ascii="Aptos" w:hAnsi="Aptos"/>
-          <w:b/>
-          <w:bCs/>
-          <w:sz w:val="20"/>
-          <w:szCs w:val="20"/>
-        </w:rPr>
-        <w:t>AWS and Microsoft Azure</w:t>
-      </w:r>
-      <w:r>
-        <w:rPr>
-          <w:rFonts w:ascii="Aptos" w:hAnsi="Aptos"/>
-          <w:sz w:val="20"/>
-          <w:szCs w:val="20"/>
-        </w:rPr>
-        <w:t xml:space="preserve"> environments. Proven expertise in </w:t>
-      </w:r>
-      <w:r>
-        <w:rPr>
-          <w:rFonts w:ascii="Aptos" w:hAnsi="Aptos"/>
-          <w:b/>
-          <w:bCs/>
-          <w:sz w:val="20"/>
-          <w:szCs w:val="20"/>
-        </w:rPr>
-        <w:t>Kubernetes-based microservices deployment, Infrastructure as Code (Terraform), and GitOps-driven delivery pipelines</w:t>
-      </w:r>
-      <w:r>
-        <w:rPr>
-          <w:rFonts w:ascii="Aptos" w:hAnsi="Aptos"/>
-          <w:sz w:val="20"/>
-          <w:szCs w:val="20"/>
-        </w:rPr>
-        <w:t xml:space="preserve"> to enable secure, reliable, and high-velocity software releases.</w:t>
-      </w:r>
+        <w:ind w:right="321"/>
+        <w:jc w:val="both"/>
+        <w:rPr>
+          <w:rFonts w:ascii="Aptos" w:hAnsi="Aptos"/>
+          <w:sz w:val="22"/>
+          <w:szCs w:val="22"/>
+        </w:rPr>
+      </w:pPr>
     </w:p>
     <w:p>
       <w:pPr>
-        <w:pStyle w:val="BodyText"/>
-        <w:spacing w:before="16"/>
-        <w:ind w:left="284" w:right="321" w:firstLine="425"/>
-        <w:rPr>
-          <w:rFonts w:ascii="Aptos" w:hAnsi="Aptos"/>
-        </w:rPr>
-      </w:pPr>
-    </w:p>
-    <w:p>
-      <w:pPr>
         <w:pStyle w:val="Heading1"/>
         <w:ind w:left="5"/>
+        <w:jc w:val="left"/>
         <w:rPr>
           <w:rFonts w:ascii="Aptos" w:hAnsi="Aptos"/>
           <w:spacing w:val="-2"/>
           <w:w w:val="105"/>
+          <w:sz w:val="22"/>
+          <w:szCs w:val="22"/>
         </w:rPr>
       </w:pPr>
       <w:r>
         <w:rPr>
           <w:rFonts w:ascii="Aptos" w:hAnsi="Aptos"/>
           <w:noProof/>
+          <w:sz w:val="22"/>
+          <w:szCs w:val="22"/>
         </w:rPr>
         <mc:AlternateContent>
           <mc:Choice Requires="wps">
             <w:drawing>
-              <wp:anchor distT="0" distB="0" distL="0" distR="0" simplePos="0" relativeHeight="251654144" behindDoc="1" locked="0" layoutInCell="1" allowOverlap="1" wp14:anchorId="5FDEA6E6" wp14:editId="7BB5A430">
+              <wp:anchor distT="0" distB="0" distL="0" distR="0" simplePos="0" relativeHeight="251654144" behindDoc="1" locked="0" layoutInCell="1" allowOverlap="1" wp14:anchorId="5FDEA6E6" wp14:editId="71C29CE8">
                 <wp:simplePos x="0" y="0"/>
                 <wp:positionH relativeFrom="page">
-                  <wp:posOffset>438912</wp:posOffset>
+                  <wp:posOffset>499745</wp:posOffset>
                 </wp:positionH>
                 <wp:positionV relativeFrom="paragraph">
-                  <wp:posOffset>166853</wp:posOffset>
+                  <wp:posOffset>194310</wp:posOffset>
                 </wp:positionV>
                 <wp:extent cx="6896100" cy="27940"/>
                 <wp:effectExtent l="0" t="0" r="0" b="0"/>
@@ -945,7 +920,7 @@
           </mc:Choice>
           <mc:Fallback>
             <w:pict>
-              <v:shape w14:anchorId="6DE2DC37" id="Graphic 6" o:spid="_x0000_s1026" style="position:absolute;margin-left:34.55pt;margin-top:13.15pt;width:543pt;height:2.2pt;z-index:-251662336;visibility:visible;mso-wrap-style:square;mso-wrap-distance-left:0;mso-wrap-distance-top:0;mso-wrap-distance-right:0;mso-wrap-distance-bottom:0;mso-position-horizontal:absolute;mso-position-horizontal-relative:page;mso-position-vertical:absolute;mso-position-vertical-relative:text;v-text-anchor:top" coordsize="6896100,27940" o:gfxdata="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" path="m6895846,l,,,27431r6895846,l6895846,xe" fillcolor="#092e41" stroked="f">
+              <v:shape w14:anchorId="689105BD" id="Graphic 6" o:spid="_x0000_s1026" style="position:absolute;margin-left:39.35pt;margin-top:15.3pt;width:543pt;height:2.2pt;z-index:-251662336;visibility:visible;mso-wrap-style:square;mso-wrap-distance-left:0;mso-wrap-distance-top:0;mso-wrap-distance-right:0;mso-wrap-distance-bottom:0;mso-position-horizontal:absolute;mso-position-horizontal-relative:page;mso-position-vertical:absolute;mso-position-vertical-relative:text;v-text-anchor:top" coordsize="6896100,27940" o:gfxdata="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" path="m6895846,l,,,27431r6895846,l6895846,xe" fillcolor="#092e41" stroked="f">
                 <v:path arrowok="t"/>
                 <w10:wrap type="topAndBottom" anchorx="page"/>
               </v:shape>
@@ -958,6 +933,18 @@
           <w:rFonts w:ascii="Aptos" w:hAnsi="Aptos"/>
           <w:spacing w:val="-2"/>
           <w:w w:val="105"/>
+          <w:sz w:val="22"/>
+          <w:szCs w:val="22"/>
+        </w:rPr>
+        <w:t xml:space="preserve">         </w:t>
+      </w:r>
+      <w:r>
+        <w:rPr>
+          <w:rFonts w:ascii="Aptos" w:hAnsi="Aptos"/>
+          <w:spacing w:val="-2"/>
+          <w:w w:val="105"/>
+          <w:sz w:val="22"/>
+          <w:szCs w:val="22"/>
         </w:rPr>
         <w:t>CORE</w:t>
       </w:r>
@@ -966,6 +953,8 @@
           <w:rFonts w:ascii="Aptos" w:hAnsi="Aptos"/>
           <w:spacing w:val="-16"/>
           <w:w w:val="105"/>
+          <w:sz w:val="22"/>
+          <w:szCs w:val="22"/>
         </w:rPr>
         <w:t xml:space="preserve"> </w:t>
       </w:r>
@@ -974,16 +963,19 @@
           <w:rFonts w:ascii="Aptos" w:hAnsi="Aptos"/>
           <w:spacing w:val="-2"/>
           <w:w w:val="105"/>
+          <w:sz w:val="22"/>
+          <w:szCs w:val="22"/>
         </w:rPr>
         <w:t>COMPETENCIES</w:t>
       </w:r>
     </w:p>
     <w:p>
       <w:pPr>
-        <w:pStyle w:val="Heading1"/>
-        <w:ind w:left="5"/>
-        <w:rPr>
-          <w:rFonts w:ascii="Aptos" w:hAnsi="Aptos"/>
+        <w:ind w:left="709"/>
+        <w:rPr>
+          <w:rFonts w:ascii="Aptos" w:hAnsi="Aptos"/>
+          <w:sz w:val="8"/>
+          <w:szCs w:val="8"/>
         </w:rPr>
       </w:pPr>
     </w:p>
@@ -992,72 +984,49 @@
         <w:ind w:left="709"/>
         <w:rPr>
           <w:rFonts w:ascii="Aptos" w:hAnsi="Aptos"/>
-          <w:sz w:val="20"/>
-          <w:szCs w:val="20"/>
-        </w:rPr>
-      </w:pPr>
-      <w:r>
-        <w:rPr>
-          <w:rFonts w:ascii="Aptos" w:hAnsi="Aptos"/>
-          <w:sz w:val="20"/>
-          <w:szCs w:val="20"/>
+        </w:rPr>
+      </w:pPr>
+      <w:r>
+        <w:rPr>
+          <w:rFonts w:ascii="Aptos" w:hAnsi="Aptos"/>
         </w:rPr>
         <w:t>• CI/CD Pipeline Design</w:t>
       </w:r>
       <w:r>
         <w:rPr>
           <w:rFonts w:ascii="Aptos" w:hAnsi="Aptos"/>
-          <w:sz w:val="20"/>
-          <w:szCs w:val="20"/>
         </w:rPr>
         <w:tab/>
       </w:r>
       <w:r>
         <w:rPr>
           <w:rFonts w:ascii="Aptos" w:hAnsi="Aptos"/>
-          <w:sz w:val="20"/>
-          <w:szCs w:val="20"/>
         </w:rPr>
         <w:tab/>
       </w:r>
       <w:r>
         <w:rPr>
           <w:rFonts w:ascii="Aptos" w:hAnsi="Aptos"/>
-          <w:sz w:val="20"/>
-          <w:szCs w:val="20"/>
         </w:rPr>
         <w:tab/>
       </w:r>
       <w:r>
         <w:rPr>
           <w:rFonts w:ascii="Aptos" w:hAnsi="Aptos"/>
-          <w:sz w:val="20"/>
-          <w:szCs w:val="20"/>
         </w:rPr>
         <w:tab/>
       </w:r>
       <w:r>
         <w:rPr>
           <w:rFonts w:ascii="Aptos" w:hAnsi="Aptos"/>
-          <w:sz w:val="20"/>
-          <w:szCs w:val="20"/>
         </w:rPr>
         <w:tab/>
       </w:r>
       <w:r>
         <w:rPr>
           <w:rFonts w:ascii="Aptos" w:hAnsi="Aptos"/>
-          <w:sz w:val="20"/>
-          <w:szCs w:val="20"/>
         </w:rPr>
         <w:tab/>
-      </w:r>
-      <w:r>
-        <w:rPr>
-          <w:rFonts w:ascii="Aptos" w:hAnsi="Aptos"/>
-          <w:sz w:val="20"/>
-          <w:szCs w:val="20"/>
-        </w:rPr>
         <w:t>• Kubernetes &amp; Container Orchestration</w:t>
       </w:r>
     </w:p>
@@ -1066,79 +1035,59 @@
         <w:ind w:left="709"/>
         <w:rPr>
           <w:rFonts w:ascii="Aptos" w:hAnsi="Aptos"/>
-          <w:sz w:val="20"/>
-          <w:szCs w:val="20"/>
-        </w:rPr>
-      </w:pPr>
-      <w:r>
-        <w:rPr>
-          <w:rFonts w:ascii="Aptos" w:hAnsi="Aptos"/>
-          <w:sz w:val="20"/>
-          <w:szCs w:val="20"/>
+        </w:rPr>
+      </w:pPr>
+      <w:r>
+        <w:rPr>
+          <w:rFonts w:ascii="Aptos" w:hAnsi="Aptos"/>
         </w:rPr>
         <w:t>• Infrastructure as Code</w:t>
       </w:r>
       <w:r>
         <w:rPr>
           <w:rFonts w:ascii="Aptos" w:hAnsi="Aptos"/>
-          <w:sz w:val="20"/>
-          <w:szCs w:val="20"/>
         </w:rPr>
         <w:tab/>
       </w:r>
       <w:r>
         <w:rPr>
           <w:rFonts w:ascii="Aptos" w:hAnsi="Aptos"/>
-          <w:sz w:val="20"/>
-          <w:szCs w:val="20"/>
         </w:rPr>
         <w:tab/>
       </w:r>
       <w:r>
         <w:rPr>
           <w:rFonts w:ascii="Aptos" w:hAnsi="Aptos"/>
-          <w:sz w:val="20"/>
-          <w:szCs w:val="20"/>
         </w:rPr>
         <w:t xml:space="preserve"> </w:t>
       </w:r>
       <w:r>
         <w:rPr>
           <w:rFonts w:ascii="Aptos" w:hAnsi="Aptos"/>
-          <w:sz w:val="20"/>
-          <w:szCs w:val="20"/>
         </w:rPr>
         <w:tab/>
       </w:r>
       <w:r>
         <w:rPr>
           <w:rFonts w:ascii="Aptos" w:hAnsi="Aptos"/>
-          <w:sz w:val="20"/>
-          <w:szCs w:val="20"/>
         </w:rPr>
         <w:tab/>
       </w:r>
       <w:r>
         <w:rPr>
           <w:rFonts w:ascii="Aptos" w:hAnsi="Aptos"/>
-          <w:sz w:val="20"/>
-          <w:szCs w:val="20"/>
         </w:rPr>
         <w:tab/>
       </w:r>
       <w:r>
         <w:rPr>
           <w:rFonts w:ascii="Aptos" w:hAnsi="Aptos"/>
-          <w:sz w:val="20"/>
-          <w:szCs w:val="20"/>
         </w:rPr>
         <w:tab/>
       </w:r>
       <w:r>
         <w:rPr>
           <w:rFonts w:ascii="Aptos" w:hAnsi="Aptos"/>
-          <w:sz w:val="20"/>
-          <w:szCs w:val="20"/>
         </w:rPr>
         <w:t>• Cloud Architecture</w:t>
       </w:r>
@@ -1148,95 +1097,71 @@
         <w:ind w:left="709"/>
         <w:rPr>
           <w:rFonts w:ascii="Aptos" w:hAnsi="Aptos"/>
-          <w:sz w:val="20"/>
-          <w:szCs w:val="20"/>
-        </w:rPr>
-      </w:pPr>
-      <w:r>
-        <w:rPr>
-          <w:rFonts w:ascii="Aptos" w:hAnsi="Aptos"/>
-          <w:sz w:val="20"/>
-          <w:szCs w:val="20"/>
+        </w:rPr>
+      </w:pPr>
+      <w:r>
+        <w:rPr>
+          <w:rFonts w:ascii="Aptos" w:hAnsi="Aptos"/>
         </w:rPr>
         <w:t xml:space="preserve">• </w:t>
       </w:r>
       <w:r>
         <w:rPr>
           <w:rFonts w:ascii="Aptos" w:hAnsi="Aptos"/>
-          <w:sz w:val="20"/>
-          <w:szCs w:val="20"/>
         </w:rPr>
         <w:t>DevOps</w:t>
       </w:r>
       <w:r>
         <w:rPr>
           <w:rFonts w:ascii="Aptos" w:hAnsi="Aptos"/>
-          <w:sz w:val="20"/>
-          <w:szCs w:val="20"/>
         </w:rPr>
         <w:t xml:space="preserve"> &amp; Automation</w:t>
       </w:r>
       <w:r>
         <w:rPr>
           <w:rFonts w:ascii="Aptos" w:hAnsi="Aptos"/>
-          <w:sz w:val="20"/>
-          <w:szCs w:val="20"/>
         </w:rPr>
         <w:tab/>
       </w:r>
       <w:r>
         <w:rPr>
           <w:rFonts w:ascii="Aptos" w:hAnsi="Aptos"/>
-          <w:sz w:val="20"/>
-          <w:szCs w:val="20"/>
         </w:rPr>
         <w:tab/>
       </w:r>
       <w:r>
         <w:rPr>
           <w:rFonts w:ascii="Aptos" w:hAnsi="Aptos"/>
-          <w:sz w:val="20"/>
-          <w:szCs w:val="20"/>
         </w:rPr>
         <w:tab/>
       </w:r>
       <w:r>
         <w:rPr>
           <w:rFonts w:ascii="Aptos" w:hAnsi="Aptos"/>
-          <w:sz w:val="20"/>
-          <w:szCs w:val="20"/>
         </w:rPr>
         <w:tab/>
       </w:r>
       <w:r>
         <w:rPr>
           <w:rFonts w:ascii="Aptos" w:hAnsi="Aptos"/>
-          <w:sz w:val="20"/>
-          <w:szCs w:val="20"/>
         </w:rPr>
         <w:tab/>
       </w:r>
       <w:r>
         <w:rPr>
           <w:rFonts w:ascii="Aptos" w:hAnsi="Aptos"/>
-          <w:sz w:val="20"/>
-          <w:szCs w:val="20"/>
         </w:rPr>
         <w:t xml:space="preserve">    </w:t>
       </w:r>
       <w:r>
         <w:rPr>
           <w:rFonts w:ascii="Aptos" w:hAnsi="Aptos"/>
-          <w:sz w:val="20"/>
-          <w:szCs w:val="20"/>
         </w:rPr>
         <w:tab/>
       </w:r>
       <w:r>
         <w:rPr>
           <w:rFonts w:ascii="Aptos" w:hAnsi="Aptos"/>
-          <w:sz w:val="20"/>
-          <w:szCs w:val="20"/>
         </w:rPr>
         <w:t>• Monitoring &amp; Observability</w:t>
       </w:r>
@@ -1251,6 +1176,8 @@
         <w:spacing w:before="132"/>
         <w:rPr>
           <w:rFonts w:ascii="Aptos" w:hAnsi="Aptos"/>
+          <w:sz w:val="20"/>
+          <w:szCs w:val="20"/>
         </w:rPr>
       </w:pPr>
       <w:r>
@@ -1258,53 +1185,64 @@
           <w:rFonts w:ascii="Aptos" w:hAnsi="Aptos"/>
           <w:b w:val="0"/>
           <w:color w:val="000000"/>
-          <w:shd w:val="clear" w:color="auto" w:fill="D9D9D9"/>
-        </w:rPr>
-        <w:tab/>
-      </w:r>
-      <w:r>
-        <w:rPr>
-          <w:rFonts w:ascii="Aptos" w:hAnsi="Aptos"/>
-          <w:color w:val="000000"/>
-          <w:spacing w:val="-4"/>
           <w:sz w:val="20"/>
           <w:szCs w:val="20"/>
           <w:shd w:val="clear" w:color="auto" w:fill="D9D9D9"/>
         </w:rPr>
-        <w:t>Technical</w:t>
+        <w:tab/>
+      </w:r>
+      <w:r>
+        <w:rPr>
+          <w:rFonts w:ascii="Aptos" w:hAnsi="Aptos"/>
+          <w:color w:val="000000"/>
+          <w:spacing w:val="-4"/>
+          <w:sz w:val="22"/>
+          <w:szCs w:val="22"/>
+          <w:shd w:val="clear" w:color="auto" w:fill="D9D9D9"/>
+        </w:rPr>
+        <w:t>TECHNICAL</w:t>
       </w:r>
       <w:r>
         <w:rPr>
           <w:rFonts w:ascii="Aptos" w:hAnsi="Aptos"/>
           <w:color w:val="000000"/>
           <w:spacing w:val="-9"/>
+          <w:sz w:val="22"/>
+          <w:szCs w:val="22"/>
+          <w:shd w:val="clear" w:color="auto" w:fill="D9D9D9"/>
+        </w:rPr>
+        <w:t xml:space="preserve"> </w:t>
+      </w:r>
+      <w:r>
+        <w:rPr>
+          <w:rFonts w:ascii="Aptos" w:hAnsi="Aptos"/>
+          <w:color w:val="000000"/>
+          <w:spacing w:val="-2"/>
+          <w:sz w:val="22"/>
+          <w:szCs w:val="22"/>
+          <w:shd w:val="clear" w:color="auto" w:fill="D9D9D9"/>
+        </w:rPr>
+        <w:t>SKILLS</w:t>
+      </w:r>
+      <w:r>
+        <w:rPr>
+          <w:rFonts w:ascii="Aptos" w:hAnsi="Aptos"/>
+          <w:color w:val="000000"/>
           <w:sz w:val="20"/>
           <w:szCs w:val="20"/>
           <w:shd w:val="clear" w:color="auto" w:fill="D9D9D9"/>
         </w:rPr>
-        <w:t xml:space="preserve"> </w:t>
-      </w:r>
-      <w:r>
-        <w:rPr>
-          <w:rFonts w:ascii="Aptos" w:hAnsi="Aptos"/>
-          <w:color w:val="000000"/>
-          <w:spacing w:val="-2"/>
-          <w:sz w:val="20"/>
-          <w:szCs w:val="20"/>
-          <w:shd w:val="clear" w:color="auto" w:fill="D9D9D9"/>
-        </w:rPr>
-        <w:t>Skills</w:t>
-      </w:r>
-      <w:r>
-        <w:rPr>
-          <w:rFonts w:ascii="Aptos" w:hAnsi="Aptos"/>
-          <w:color w:val="000000"/>
-          <w:shd w:val="clear" w:color="auto" w:fill="D9D9D9"/>
-        </w:rPr>
         <w:tab/>
       </w:r>
     </w:p>
-    <w:p/>
+    <w:p>
+      <w:pPr>
+        <w:rPr>
+          <w:sz w:val="8"/>
+          <w:szCs w:val="8"/>
+        </w:rPr>
+      </w:pPr>
+    </w:p>
     <w:p>
       <w:pPr>
         <w:pStyle w:val="Heading2"/>
@@ -1312,21 +1250,20 @@
           <w:tab w:val="left" w:pos="5117"/>
           <w:tab w:val="left" w:pos="11190"/>
         </w:tabs>
-        <w:spacing w:before="0"/>
         <w:ind w:left="720"/>
         <w:rPr>
           <w:rFonts w:ascii="Aptos" w:hAnsi="Aptos"/>
           <w:b w:val="0"/>
           <w:bCs w:val="0"/>
-          <w:sz w:val="20"/>
-          <w:szCs w:val="20"/>
-        </w:rPr>
-      </w:pPr>
-      <w:r>
-        <w:rPr>
-          <w:rFonts w:ascii="Aptos" w:hAnsi="Aptos"/>
-          <w:sz w:val="20"/>
-          <w:szCs w:val="20"/>
+          <w:sz w:val="22"/>
+          <w:szCs w:val="22"/>
+        </w:rPr>
+      </w:pPr>
+      <w:r>
+        <w:rPr>
+          <w:rFonts w:ascii="Aptos" w:hAnsi="Aptos"/>
+          <w:sz w:val="22"/>
+          <w:szCs w:val="22"/>
         </w:rPr>
         <w:t>Cloud Platforms:</w:t>
       </w:r>
@@ -1335,112 +1272,112 @@
           <w:rFonts w:ascii="Aptos" w:hAnsi="Aptos"/>
           <w:b w:val="0"/>
           <w:bCs w:val="0"/>
-          <w:sz w:val="20"/>
-          <w:szCs w:val="20"/>
-        </w:rPr>
-        <w:t xml:space="preserve"> AWS, Azure</w:t>
+          <w:sz w:val="22"/>
+          <w:szCs w:val="22"/>
+        </w:rPr>
+        <w:t xml:space="preserve"> </w:t>
       </w:r>
       <w:r>
         <w:rPr>
           <w:rFonts w:ascii="Aptos" w:hAnsi="Aptos"/>
           <w:b w:val="0"/>
           <w:bCs w:val="0"/>
-          <w:sz w:val="20"/>
-          <w:szCs w:val="20"/>
-        </w:rPr>
-        <w:br/>
-      </w:r>
-      <w:r>
-        <w:rPr>
-          <w:rFonts w:ascii="Aptos" w:hAnsi="Aptos"/>
-          <w:sz w:val="20"/>
-          <w:szCs w:val="20"/>
-        </w:rPr>
-        <w:t>DevOps &amp; CI/CD:</w:t>
+          <w:sz w:val="22"/>
+          <w:szCs w:val="22"/>
+        </w:rPr>
+        <w:t xml:space="preserve">Amazon Web Services - </w:t>
       </w:r>
       <w:r>
         <w:rPr>
           <w:rFonts w:ascii="Aptos" w:hAnsi="Aptos"/>
           <w:b w:val="0"/>
           <w:bCs w:val="0"/>
-          <w:sz w:val="20"/>
-          <w:szCs w:val="20"/>
-        </w:rPr>
-        <w:t xml:space="preserve"> GitHub Actions</w:t>
+          <w:sz w:val="22"/>
+          <w:szCs w:val="22"/>
+        </w:rPr>
+        <w:t xml:space="preserve">AWS, </w:t>
       </w:r>
       <w:r>
         <w:rPr>
           <w:rFonts w:ascii="Aptos" w:hAnsi="Aptos"/>
           <w:b w:val="0"/>
           <w:bCs w:val="0"/>
-          <w:sz w:val="20"/>
-          <w:szCs w:val="20"/>
-        </w:rPr>
-        <w:t xml:space="preserve"> (</w:t>
-      </w:r>
-      <w:r>
-        <w:rPr>
-          <w:rFonts w:ascii="Aptos" w:hAnsi="Aptos"/>
-          <w:sz w:val="20"/>
-          <w:szCs w:val="20"/>
-        </w:rPr>
-        <w:t>EXPERT</w:t>
+          <w:sz w:val="22"/>
+          <w:szCs w:val="22"/>
+        </w:rPr>
+        <w:t xml:space="preserve">Microsoft </w:t>
       </w:r>
       <w:r>
         <w:rPr>
           <w:rFonts w:ascii="Aptos" w:hAnsi="Aptos"/>
           <w:b w:val="0"/>
           <w:bCs w:val="0"/>
-          <w:sz w:val="20"/>
-          <w:szCs w:val="20"/>
-        </w:rPr>
-        <w:t xml:space="preserve"> LEVEL)</w:t>
+          <w:sz w:val="22"/>
+          <w:szCs w:val="22"/>
+        </w:rPr>
+        <w:t>Azure</w:t>
       </w:r>
       <w:r>
         <w:rPr>
           <w:rFonts w:ascii="Aptos" w:hAnsi="Aptos"/>
           <w:b w:val="0"/>
           <w:bCs w:val="0"/>
-          <w:sz w:val="20"/>
-          <w:szCs w:val="20"/>
-        </w:rPr>
-        <w:t xml:space="preserve">, Azure DevOps, Jenkins, </w:t>
+          <w:sz w:val="22"/>
+          <w:szCs w:val="22"/>
+        </w:rPr>
+        <w:br/>
+      </w:r>
+      <w:r>
+        <w:rPr>
+          <w:rFonts w:ascii="Aptos" w:hAnsi="Aptos"/>
+          <w:sz w:val="22"/>
+          <w:szCs w:val="22"/>
+        </w:rPr>
+        <w:t>DevOps &amp; CI/CD:</w:t>
       </w:r>
       <w:r>
         <w:rPr>
           <w:rFonts w:ascii="Aptos" w:hAnsi="Aptos"/>
           <w:b w:val="0"/>
           <w:bCs w:val="0"/>
-          <w:sz w:val="20"/>
-          <w:szCs w:val="20"/>
-        </w:rPr>
-        <w:t>Gitlab</w:t>
+          <w:sz w:val="22"/>
+          <w:szCs w:val="22"/>
+        </w:rPr>
+        <w:t xml:space="preserve"> GitHub Actions (</w:t>
+      </w:r>
+      <w:r>
+        <w:rPr>
+          <w:rFonts w:ascii="Aptos" w:hAnsi="Aptos"/>
+          <w:sz w:val="22"/>
+          <w:szCs w:val="22"/>
+        </w:rPr>
+        <w:t>EXPERT</w:t>
       </w:r>
       <w:r>
         <w:rPr>
           <w:rFonts w:ascii="Aptos" w:hAnsi="Aptos"/>
           <w:b w:val="0"/>
           <w:bCs w:val="0"/>
-          <w:sz w:val="20"/>
-          <w:szCs w:val="20"/>
-        </w:rPr>
-        <w:t>, Cloud Foundry</w:t>
+          <w:sz w:val="22"/>
+          <w:szCs w:val="22"/>
+        </w:rPr>
+        <w:t xml:space="preserve"> LEVEL), Azure DevOps, Jenkins, Gitlab, Cloud Foundry</w:t>
       </w:r>
       <w:r>
         <w:rPr>
           <w:rFonts w:ascii="Aptos" w:hAnsi="Aptos"/>
           <w:b w:val="0"/>
           <w:bCs w:val="0"/>
-          <w:sz w:val="20"/>
-          <w:szCs w:val="20"/>
+          <w:sz w:val="22"/>
+          <w:szCs w:val="22"/>
         </w:rPr>
         <w:br/>
       </w:r>
       <w:r>
         <w:rPr>
           <w:rFonts w:ascii="Aptos" w:hAnsi="Aptos"/>
-          <w:sz w:val="20"/>
-          <w:szCs w:val="20"/>
+          <w:sz w:val="22"/>
+          <w:szCs w:val="22"/>
         </w:rPr>
         <w:t>Containers &amp; Infrastructure:</w:t>
       </w:r>
@@ -1449,8 +1386,8 @@
           <w:rFonts w:ascii="Aptos" w:hAnsi="Aptos"/>
           <w:b w:val="0"/>
           <w:bCs w:val="0"/>
-          <w:sz w:val="20"/>
-          <w:szCs w:val="20"/>
+          <w:sz w:val="22"/>
+          <w:szCs w:val="22"/>
         </w:rPr>
         <w:t xml:space="preserve"> Docker, Kubernetes, Helm, Argo CD, Terraform</w:t>
       </w:r>
@@ -1459,48 +1396,28 @@
           <w:rFonts w:ascii="Aptos" w:hAnsi="Aptos"/>
           <w:b w:val="0"/>
           <w:bCs w:val="0"/>
-          <w:sz w:val="20"/>
-          <w:szCs w:val="20"/>
-        </w:rPr>
-        <w:t xml:space="preserve">, </w:t>
+          <w:sz w:val="22"/>
+          <w:szCs w:val="22"/>
+        </w:rPr>
+        <w:t>, Terragrunt,</w:t>
       </w:r>
       <w:r>
         <w:rPr>
           <w:rFonts w:ascii="Aptos" w:hAnsi="Aptos"/>
           <w:b w:val="0"/>
           <w:bCs w:val="0"/>
-          <w:sz w:val="20"/>
-          <w:szCs w:val="20"/>
-        </w:rPr>
-        <w:t>Terragrunt</w:t>
+          <w:sz w:val="22"/>
+          <w:szCs w:val="22"/>
+        </w:rPr>
+        <w:t xml:space="preserve"> EKS</w:t>
       </w:r>
       <w:r>
         <w:rPr>
           <w:rFonts w:ascii="Aptos" w:hAnsi="Aptos"/>
           <w:b w:val="0"/>
           <w:bCs w:val="0"/>
-          <w:sz w:val="20"/>
-          <w:szCs w:val="20"/>
-        </w:rPr>
-        <w:t>,</w:t>
-      </w:r>
-      <w:r>
-        <w:rPr>
-          <w:rFonts w:ascii="Aptos" w:hAnsi="Aptos"/>
-          <w:b w:val="0"/>
-          <w:bCs w:val="0"/>
-          <w:sz w:val="20"/>
-          <w:szCs w:val="20"/>
-        </w:rPr>
-        <w:t xml:space="preserve"> EKS</w:t>
-      </w:r>
-      <w:r>
-        <w:rPr>
-          <w:rFonts w:ascii="Aptos" w:hAnsi="Aptos"/>
-          <w:b w:val="0"/>
-          <w:bCs w:val="0"/>
-          <w:sz w:val="20"/>
-          <w:szCs w:val="20"/>
+          <w:sz w:val="22"/>
+          <w:szCs w:val="22"/>
         </w:rPr>
         <w:t>, JFROG</w:t>
       </w:r>
@@ -1512,21 +1429,20 @@
           <w:tab w:val="left" w:pos="5117"/>
           <w:tab w:val="left" w:pos="11190"/>
         </w:tabs>
-        <w:spacing w:before="0"/>
         <w:ind w:left="720"/>
         <w:rPr>
           <w:rFonts w:ascii="Aptos" w:hAnsi="Aptos"/>
           <w:b w:val="0"/>
           <w:bCs w:val="0"/>
-          <w:sz w:val="20"/>
-          <w:szCs w:val="20"/>
-        </w:rPr>
-      </w:pPr>
-      <w:r>
-        <w:rPr>
-          <w:rFonts w:ascii="Aptos" w:hAnsi="Aptos"/>
-          <w:sz w:val="20"/>
-          <w:szCs w:val="20"/>
+          <w:sz w:val="22"/>
+          <w:szCs w:val="22"/>
+        </w:rPr>
+      </w:pPr>
+      <w:r>
+        <w:rPr>
+          <w:rFonts w:ascii="Aptos" w:hAnsi="Aptos"/>
+          <w:sz w:val="22"/>
+          <w:szCs w:val="22"/>
         </w:rPr>
         <w:t>Security Scans:</w:t>
       </w:r>
@@ -1535,38 +1451,78 @@
           <w:rFonts w:ascii="Aptos" w:hAnsi="Aptos"/>
           <w:b w:val="0"/>
           <w:bCs w:val="0"/>
-          <w:sz w:val="20"/>
-          <w:szCs w:val="20"/>
-        </w:rPr>
-        <w:t xml:space="preserve"> Trufflehog, Sonarqube, Wiz Scan, OPA Scan, Trivy, ClamAV, Blackduck, CheckMarx </w:t>
+          <w:sz w:val="22"/>
+          <w:szCs w:val="22"/>
+        </w:rPr>
+        <w:t xml:space="preserve"> Trufflehog, Sonarqube, </w:t>
       </w:r>
       <w:r>
         <w:rPr>
           <w:rFonts w:ascii="Aptos" w:hAnsi="Aptos"/>
           <w:b w:val="0"/>
           <w:bCs w:val="0"/>
-          <w:sz w:val="20"/>
-          <w:szCs w:val="20"/>
-        </w:rPr>
-        <w:br/>
-      </w:r>
-      <w:r>
-        <w:rPr>
-          <w:rFonts w:ascii="Aptos" w:hAnsi="Aptos"/>
-          <w:sz w:val="20"/>
-          <w:szCs w:val="20"/>
-        </w:rPr>
-        <w:t>Observability &amp; Automation:</w:t>
+          <w:sz w:val="22"/>
+          <w:szCs w:val="22"/>
+        </w:rPr>
+        <w:t xml:space="preserve">CodeQL, </w:t>
       </w:r>
       <w:r>
         <w:rPr>
           <w:rFonts w:ascii="Aptos" w:hAnsi="Aptos"/>
           <w:b w:val="0"/>
           <w:bCs w:val="0"/>
-          <w:sz w:val="20"/>
-          <w:szCs w:val="20"/>
-        </w:rPr>
-        <w:t xml:space="preserve"> Prometheus, OpenTelemetry, New Relic</w:t>
+          <w:sz w:val="22"/>
+          <w:szCs w:val="22"/>
+        </w:rPr>
+        <w:t xml:space="preserve">Wiz Scan, OPA Scan, Trivy, ClamAV, Blackduck, CheckMarx </w:t>
+      </w:r>
+      <w:r>
+        <w:rPr>
+          <w:rFonts w:ascii="Aptos" w:hAnsi="Aptos"/>
+          <w:b w:val="0"/>
+          <w:bCs w:val="0"/>
+          <w:sz w:val="22"/>
+          <w:szCs w:val="22"/>
+        </w:rPr>
+        <w:br/>
+      </w:r>
+      <w:r>
+        <w:rPr>
+          <w:rFonts w:ascii="Aptos" w:hAnsi="Aptos"/>
+          <w:sz w:val="22"/>
+          <w:szCs w:val="22"/>
+        </w:rPr>
+        <w:t>Observability &amp; Automation:</w:t>
+      </w:r>
+      <w:r>
+        <w:rPr>
+          <w:rFonts w:ascii="Aptos" w:hAnsi="Aptos"/>
+          <w:b w:val="0"/>
+          <w:bCs w:val="0"/>
+          <w:sz w:val="22"/>
+          <w:szCs w:val="22"/>
+        </w:rPr>
+        <w:t xml:space="preserve"> Prometheus, </w:t>
+      </w:r>
+      <w:r>
+        <w:rPr>
+          <w:rFonts w:ascii="Aptos" w:hAnsi="Aptos"/>
+          <w:b w:val="0"/>
+          <w:bCs w:val="0"/>
+          <w:sz w:val="22"/>
+          <w:szCs w:val="22"/>
+        </w:rPr>
+        <w:t xml:space="preserve">Grafana, </w:t>
+      </w:r>
+      <w:r>
+        <w:rPr>
+          <w:rFonts w:ascii="Aptos" w:hAnsi="Aptos"/>
+          <w:b w:val="0"/>
+          <w:bCs w:val="0"/>
+          <w:sz w:val="22"/>
+          <w:szCs w:val="22"/>
+        </w:rPr>
+        <w:t>New Relic</w:t>
       </w:r>
     </w:p>
     <w:p>
@@ -1576,21 +1532,20 @@
           <w:tab w:val="left" w:pos="5117"/>
           <w:tab w:val="left" w:pos="11190"/>
         </w:tabs>
-        <w:spacing w:before="0"/>
         <w:ind w:left="720"/>
         <w:rPr>
           <w:rFonts w:ascii="Aptos" w:hAnsi="Aptos"/>
           <w:b w:val="0"/>
           <w:bCs w:val="0"/>
-          <w:sz w:val="20"/>
-          <w:szCs w:val="20"/>
-        </w:rPr>
-      </w:pPr>
-      <w:r>
-        <w:rPr>
-          <w:rFonts w:ascii="Aptos" w:hAnsi="Aptos"/>
-          <w:sz w:val="20"/>
-          <w:szCs w:val="20"/>
+          <w:sz w:val="22"/>
+          <w:szCs w:val="22"/>
+        </w:rPr>
+      </w:pPr>
+      <w:r>
+        <w:rPr>
+          <w:rFonts w:ascii="Aptos" w:hAnsi="Aptos"/>
+          <w:sz w:val="22"/>
+          <w:szCs w:val="22"/>
         </w:rPr>
         <w:t>Automation Scripting:</w:t>
       </w:r>
@@ -1599,79 +1554,105 @@
           <w:rFonts w:ascii="Aptos" w:hAnsi="Aptos"/>
           <w:b w:val="0"/>
           <w:bCs w:val="0"/>
-          <w:sz w:val="20"/>
-          <w:szCs w:val="20"/>
-        </w:rPr>
-        <w:t xml:space="preserve"> </w:t>
+          <w:sz w:val="22"/>
+          <w:szCs w:val="22"/>
+        </w:rPr>
+        <w:t xml:space="preserve"> PowerShell</w:t>
       </w:r>
       <w:r>
         <w:rPr>
           <w:rFonts w:ascii="Aptos" w:hAnsi="Aptos"/>
           <w:b w:val="0"/>
           <w:bCs w:val="0"/>
-          <w:sz w:val="20"/>
-          <w:szCs w:val="20"/>
-        </w:rPr>
-        <w:t>Python, Bash, PowerShell</w:t>
+          <w:sz w:val="22"/>
+          <w:szCs w:val="22"/>
+        </w:rPr>
+        <w:t>,</w:t>
       </w:r>
       <w:r>
         <w:rPr>
           <w:rFonts w:ascii="Aptos" w:hAnsi="Aptos"/>
           <w:b w:val="0"/>
           <w:bCs w:val="0"/>
-          <w:sz w:val="20"/>
-          <w:szCs w:val="20"/>
-        </w:rPr>
-        <w:br/>
-      </w:r>
-      <w:r>
-        <w:rPr>
-          <w:rFonts w:ascii="Aptos" w:hAnsi="Aptos"/>
-          <w:sz w:val="20"/>
-          <w:szCs w:val="20"/>
-        </w:rPr>
-        <w:t>AI-Assisted Development &amp; Tools:</w:t>
+          <w:sz w:val="22"/>
+          <w:szCs w:val="22"/>
+        </w:rPr>
+        <w:t xml:space="preserve"> </w:t>
       </w:r>
       <w:r>
         <w:rPr>
           <w:rFonts w:ascii="Aptos" w:hAnsi="Aptos"/>
           <w:b w:val="0"/>
           <w:bCs w:val="0"/>
-          <w:sz w:val="20"/>
-          <w:szCs w:val="20"/>
-        </w:rPr>
-        <w:t xml:space="preserve"> GitHub Copilot, Claude Code</w:t>
+          <w:sz w:val="22"/>
+          <w:szCs w:val="22"/>
+        </w:rPr>
+        <w:t>Python, Bash</w:t>
       </w:r>
       <w:r>
         <w:rPr>
           <w:rFonts w:ascii="Aptos" w:hAnsi="Aptos"/>
           <w:b w:val="0"/>
           <w:bCs w:val="0"/>
-          <w:sz w:val="20"/>
-          <w:szCs w:val="20"/>
+          <w:sz w:val="22"/>
+          <w:szCs w:val="22"/>
+        </w:rPr>
+        <w:br/>
+      </w:r>
+      <w:r>
+        <w:rPr>
+          <w:rFonts w:ascii="Aptos" w:hAnsi="Aptos"/>
+          <w:sz w:val="22"/>
+          <w:szCs w:val="22"/>
+        </w:rPr>
+        <w:t>AI-Assisted Development &amp; Tools:</w:t>
+      </w:r>
+      <w:r>
+        <w:rPr>
+          <w:rFonts w:ascii="Aptos" w:hAnsi="Aptos"/>
+          <w:b w:val="0"/>
+          <w:bCs w:val="0"/>
+          <w:sz w:val="22"/>
+          <w:szCs w:val="22"/>
+        </w:rPr>
+        <w:t xml:space="preserve"> GitHub Copilot, Claude Code</w:t>
+      </w:r>
+      <w:r>
+        <w:rPr>
+          <w:rFonts w:ascii="Aptos" w:hAnsi="Aptos"/>
+          <w:b w:val="0"/>
+          <w:bCs w:val="0"/>
+          <w:sz w:val="22"/>
+          <w:szCs w:val="22"/>
         </w:rPr>
         <w:t>, Amazon Q</w:t>
       </w:r>
     </w:p>
     <w:p>
       <w:pPr>
-        <w:pStyle w:val="Heading1"/>
-        <w:rPr>
-          <w:rFonts w:ascii="Aptos" w:hAnsi="Aptos"/>
+        <w:rPr>
+          <w:sz w:val="10"/>
+          <w:szCs w:val="10"/>
         </w:rPr>
       </w:pPr>
     </w:p>
     <w:p>
       <w:pPr>
         <w:pStyle w:val="Heading1"/>
-        <w:rPr>
-          <w:rFonts w:ascii="Aptos" w:hAnsi="Aptos"/>
+        <w:ind w:firstLine="356"/>
+        <w:jc w:val="left"/>
+        <w:rPr>
+          <w:rFonts w:ascii="Aptos" w:hAnsi="Aptos"/>
+          <w:sz w:val="22"/>
+          <w:szCs w:val="22"/>
         </w:rPr>
       </w:pPr>
       <w:r>
         <w:rPr>
           <w:rFonts w:ascii="Aptos" w:hAnsi="Aptos"/>
           <w:noProof/>
+          <w:sz w:val="22"/>
+          <w:szCs w:val="22"/>
         </w:rPr>
         <mc:AlternateContent>
           <mc:Choice Requires="wpg">
@@ -1828,7 +1809,7 @@
                                   <w:spacing w:val="-4"/>
                                   <w:sz w:val="18"/>
                                 </w:rPr>
-                                <w:t>Technical Lead</w:t>
+                                <w:t>TECHNICAL LEAD</w:t>
                               </w:r>
                               <w:r>
                                 <w:rPr>
@@ -1858,24 +1839,13 @@
                               </w:r>
                               <w:r>
                                 <w:rPr>
+                                  <w:b/>
+                                  <w:bCs/>
+                                  <w:color w:val="548DD4" w:themeColor="text2" w:themeTint="99"/>
                                   <w:spacing w:val="-4"/>
                                   <w:sz w:val="18"/>
                                 </w:rPr>
-                                <w:t xml:space="preserve">Tech </w:t>
-                              </w:r>
-                              <w:r>
-                                <w:rPr>
-                                  <w:spacing w:val="-4"/>
-                                  <w:sz w:val="18"/>
-                                </w:rPr>
-                                <w:t>Mahindra Ltd.</w:t>
-                              </w:r>
-                              <w:r>
-                                <w:rPr>
-                                  <w:spacing w:val="-4"/>
-                                  <w:sz w:val="18"/>
-                                </w:rPr>
-                                <w:t>, Nagpur</w:t>
+                                <w:t>TECH MAHINDRA LTD., NAGPUR</w:t>
                               </w:r>
                               <w:r>
                                 <w:rPr>
@@ -1957,7 +1927,7 @@
                             <w:spacing w:val="-4"/>
                             <w:sz w:val="18"/>
                           </w:rPr>
-                          <w:t>Technical Lead</w:t>
+                          <w:t>TECHNICAL LEAD</w:t>
                         </w:r>
                         <w:r>
                           <w:rPr>
@@ -1987,24 +1957,13 @@
                         </w:r>
                         <w:r>
                           <w:rPr>
+                            <w:b/>
+                            <w:bCs/>
+                            <w:color w:val="548DD4" w:themeColor="text2" w:themeTint="99"/>
                             <w:spacing w:val="-4"/>
                             <w:sz w:val="18"/>
                           </w:rPr>
-                          <w:t xml:space="preserve">Tech </w:t>
-                        </w:r>
-                        <w:r>
-                          <w:rPr>
-                            <w:spacing w:val="-4"/>
-                            <w:sz w:val="18"/>
-                          </w:rPr>
-                          <w:t>Mahindra Ltd.</w:t>
-                        </w:r>
-                        <w:r>
-                          <w:rPr>
-                            <w:spacing w:val="-4"/>
-                            <w:sz w:val="18"/>
-                          </w:rPr>
-                          <w:t>, Nagpur</w:t>
+                          <w:t>TECH MAHINDRA LTD., NAGPUR</w:t>
                         </w:r>
                         <w:r>
                           <w:rPr>
@@ -2053,6 +2012,8 @@
       <w:r>
         <w:rPr>
           <w:rFonts w:ascii="Aptos" w:hAnsi="Aptos"/>
+          <w:sz w:val="22"/>
+          <w:szCs w:val="22"/>
         </w:rPr>
         <w:t>PROFESSIONAL</w:t>
       </w:r>
@@ -2060,6 +2021,8 @@
         <w:rPr>
           <w:rFonts w:ascii="Aptos" w:hAnsi="Aptos"/>
           <w:spacing w:val="16"/>
+          <w:sz w:val="22"/>
+          <w:szCs w:val="22"/>
         </w:rPr>
         <w:t xml:space="preserve"> </w:t>
       </w:r>
@@ -2067,6 +2030,8 @@
         <w:rPr>
           <w:rFonts w:ascii="Aptos" w:hAnsi="Aptos"/>
           <w:spacing w:val="-2"/>
+          <w:sz w:val="22"/>
+          <w:szCs w:val="22"/>
         </w:rPr>
         <w:t>EXPERIENCE</w:t>
       </w:r>
@@ -2076,8 +2041,6 @@
         <w:ind w:left="360"/>
         <w:rPr>
           <w:rFonts w:ascii="Aptos" w:hAnsi="Aptos"/>
-          <w:sz w:val="20"/>
-          <w:szCs w:val="20"/>
         </w:rPr>
       </w:pPr>
       <w:r>
@@ -2085,28 +2048,14 @@
           <w:rFonts w:ascii="Aptos" w:hAnsi="Aptos"/>
           <w:b/>
           <w:w w:val="95"/>
-          <w:sz w:val="20"/>
-          <w:szCs w:val="20"/>
-        </w:rPr>
-        <w:t>Project Responsibility</w:t>
+        </w:rPr>
+        <w:t>Project Responsibility:</w:t>
       </w:r>
       <w:r>
         <w:rPr>
           <w:rFonts w:ascii="Aptos" w:hAnsi="Aptos"/>
           <w:b/>
           <w:w w:val="95"/>
-          <w:sz w:val="20"/>
-          <w:szCs w:val="20"/>
-        </w:rPr>
-        <w:t>:</w:t>
-      </w:r>
-      <w:r>
-        <w:rPr>
-          <w:rFonts w:ascii="Aptos" w:hAnsi="Aptos"/>
-          <w:b/>
-          <w:w w:val="95"/>
-          <w:sz w:val="20"/>
-          <w:szCs w:val="20"/>
         </w:rPr>
         <w:t xml:space="preserve"> DevOps Consultant &amp; Specialist</w:t>
       </w:r>
@@ -2116,8 +2065,6 @@
           <w:b/>
           <w:spacing w:val="-14"/>
           <w:w w:val="95"/>
-          <w:sz w:val="20"/>
-          <w:szCs w:val="20"/>
         </w:rPr>
         <w:t xml:space="preserve"> </w:t>
       </w:r>
@@ -2129,11 +2076,10 @@
           <w:ilvl w:val="0"/>
           <w:numId w:val="16"/>
         </w:numPr>
+        <w:ind w:left="709"/>
         <w:rPr>
           <w:rFonts w:ascii="Aptos" w:hAnsi="Aptos"/>
           <w:spacing w:val="-4"/>
-          <w:sz w:val="20"/>
-          <w:szCs w:val="20"/>
           <w:lang w:val="en-IN"/>
         </w:rPr>
       </w:pPr>
@@ -2141,8 +2087,6 @@
         <w:rPr>
           <w:rFonts w:ascii="Aptos" w:hAnsi="Aptos"/>
           <w:spacing w:val="-4"/>
-          <w:sz w:val="20"/>
-          <w:szCs w:val="20"/>
           <w:lang w:val="en-IN"/>
         </w:rPr>
         <w:t xml:space="preserve">Architected and implemented </w:t>
@@ -2153,8 +2097,6 @@
           <w:b/>
           <w:bCs/>
           <w:spacing w:val="-4"/>
-          <w:sz w:val="20"/>
-          <w:szCs w:val="20"/>
           <w:lang w:val="en-IN"/>
         </w:rPr>
         <w:t>enterprise CI/CD pipelines using GitHub Actions and Azure DevOps</w:t>
@@ -2163,8 +2105,6 @@
         <w:rPr>
           <w:rFonts w:ascii="Aptos" w:hAnsi="Aptos"/>
           <w:spacing w:val="-4"/>
-          <w:sz w:val="20"/>
-          <w:szCs w:val="20"/>
           <w:lang w:val="en-IN"/>
         </w:rPr>
         <w:t xml:space="preserve">, enabling automated build, test, security scanning, and deployment workflows across </w:t>
@@ -2175,8 +2115,6 @@
           <w:b/>
           <w:bCs/>
           <w:spacing w:val="-4"/>
-          <w:sz w:val="20"/>
-          <w:szCs w:val="20"/>
           <w:lang w:val="en-IN"/>
         </w:rPr>
         <w:t>AWS and Microsoft Azure environments</w:t>
@@ -2185,8 +2123,6 @@
         <w:rPr>
           <w:rFonts w:ascii="Aptos" w:hAnsi="Aptos"/>
           <w:spacing w:val="-4"/>
-          <w:sz w:val="20"/>
-          <w:szCs w:val="20"/>
           <w:lang w:val="en-IN"/>
         </w:rPr>
         <w:t>.</w:t>
@@ -2199,11 +2135,10 @@
           <w:ilvl w:val="0"/>
           <w:numId w:val="16"/>
         </w:numPr>
+        <w:ind w:left="709"/>
         <w:rPr>
           <w:rFonts w:ascii="Aptos" w:hAnsi="Aptos"/>
           <w:spacing w:val="-4"/>
-          <w:sz w:val="20"/>
-          <w:szCs w:val="20"/>
           <w:lang w:val="en-IN"/>
         </w:rPr>
       </w:pPr>
@@ -2211,8 +2146,6 @@
         <w:rPr>
           <w:rFonts w:ascii="Aptos" w:hAnsi="Aptos"/>
           <w:spacing w:val="-4"/>
-          <w:sz w:val="20"/>
-          <w:szCs w:val="20"/>
           <w:lang w:val="en-IN"/>
         </w:rPr>
         <w:t xml:space="preserve">Designed and deployed </w:t>
@@ -2223,8 +2156,6 @@
           <w:b/>
           <w:bCs/>
           <w:spacing w:val="-4"/>
-          <w:sz w:val="20"/>
-          <w:szCs w:val="20"/>
           <w:lang w:val="en-IN"/>
         </w:rPr>
         <w:t>containerized microservices platforms using Docker and Kubernetes (Amazon EKS)</w:t>
@@ -2233,8 +2164,6 @@
         <w:rPr>
           <w:rFonts w:ascii="Aptos" w:hAnsi="Aptos"/>
           <w:spacing w:val="-4"/>
-          <w:sz w:val="20"/>
-          <w:szCs w:val="20"/>
           <w:lang w:val="en-IN"/>
         </w:rPr>
         <w:t xml:space="preserve">, implementing </w:t>
@@ -2245,8 +2174,6 @@
           <w:b/>
           <w:bCs/>
           <w:spacing w:val="-4"/>
-          <w:sz w:val="20"/>
-          <w:szCs w:val="20"/>
           <w:lang w:val="en-IN"/>
         </w:rPr>
         <w:t>rolling and canary deployment strategies</w:t>
@@ -2255,8 +2182,6 @@
         <w:rPr>
           <w:rFonts w:ascii="Aptos" w:hAnsi="Aptos"/>
           <w:spacing w:val="-4"/>
-          <w:sz w:val="20"/>
-          <w:szCs w:val="20"/>
           <w:lang w:val="en-IN"/>
         </w:rPr>
         <w:t xml:space="preserve"> to improve release reliability and minimize deployment risk.</w:t>
@@ -2269,11 +2194,10 @@
           <w:ilvl w:val="0"/>
           <w:numId w:val="16"/>
         </w:numPr>
+        <w:ind w:left="709"/>
         <w:rPr>
           <w:rFonts w:ascii="Aptos" w:hAnsi="Aptos"/>
           <w:spacing w:val="-4"/>
-          <w:sz w:val="20"/>
-          <w:szCs w:val="20"/>
           <w:lang w:val="en-IN"/>
         </w:rPr>
       </w:pPr>
@@ -2281,8 +2205,6 @@
         <w:rPr>
           <w:rFonts w:ascii="Aptos" w:hAnsi="Aptos"/>
           <w:spacing w:val="-4"/>
-          <w:sz w:val="20"/>
-          <w:szCs w:val="20"/>
           <w:lang w:val="en-IN"/>
         </w:rPr>
         <w:t xml:space="preserve">Implemented </w:t>
@@ -2293,8 +2215,6 @@
           <w:b/>
           <w:bCs/>
           <w:spacing w:val="-4"/>
-          <w:sz w:val="20"/>
-          <w:szCs w:val="20"/>
           <w:lang w:val="en-IN"/>
         </w:rPr>
         <w:t>Infrastructure as Code (Terraform, Helm)</w:t>
@@ -2303,8 +2223,6 @@
         <w:rPr>
           <w:rFonts w:ascii="Aptos" w:hAnsi="Aptos"/>
           <w:spacing w:val="-4"/>
-          <w:sz w:val="20"/>
-          <w:szCs w:val="20"/>
           <w:lang w:val="en-IN"/>
         </w:rPr>
         <w:t xml:space="preserve"> to automate cloud infrastructure provisioning and application deployments, improving </w:t>
@@ -2315,8 +2233,6 @@
           <w:b/>
           <w:bCs/>
           <w:spacing w:val="-4"/>
-          <w:sz w:val="20"/>
-          <w:szCs w:val="20"/>
           <w:lang w:val="en-IN"/>
         </w:rPr>
         <w:t>environment consistency, scalability, and deployment speed</w:t>
@@ -2325,8 +2241,6 @@
         <w:rPr>
           <w:rFonts w:ascii="Aptos" w:hAnsi="Aptos"/>
           <w:spacing w:val="-4"/>
-          <w:sz w:val="20"/>
-          <w:szCs w:val="20"/>
           <w:lang w:val="en-IN"/>
         </w:rPr>
         <w:t>.</w:t>
@@ -2339,11 +2253,10 @@
           <w:ilvl w:val="0"/>
           <w:numId w:val="16"/>
         </w:numPr>
+        <w:ind w:left="709"/>
         <w:rPr>
           <w:rFonts w:ascii="Aptos" w:hAnsi="Aptos"/>
           <w:spacing w:val="-4"/>
-          <w:sz w:val="20"/>
-          <w:szCs w:val="20"/>
           <w:lang w:val="en-IN"/>
         </w:rPr>
       </w:pPr>
@@ -2351,8 +2264,6 @@
         <w:rPr>
           <w:rFonts w:ascii="Aptos" w:hAnsi="Aptos"/>
           <w:spacing w:val="-4"/>
-          <w:sz w:val="20"/>
-          <w:szCs w:val="20"/>
           <w:lang w:val="en-IN"/>
         </w:rPr>
         <w:t xml:space="preserve">Integrated </w:t>
@@ -2363,8 +2274,6 @@
           <w:b/>
           <w:bCs/>
           <w:spacing w:val="-4"/>
-          <w:sz w:val="20"/>
-          <w:szCs w:val="20"/>
           <w:lang w:val="en-IN"/>
         </w:rPr>
         <w:t>DevSecOps practices into CI/CD pipelines</w:t>
@@ -2373,8 +2282,6 @@
         <w:rPr>
           <w:rFonts w:ascii="Aptos" w:hAnsi="Aptos"/>
           <w:spacing w:val="-4"/>
-          <w:sz w:val="20"/>
-          <w:szCs w:val="20"/>
           <w:lang w:val="en-IN"/>
         </w:rPr>
         <w:t xml:space="preserve">, implementing </w:t>
@@ -2385,8 +2292,6 @@
           <w:b/>
           <w:bCs/>
           <w:spacing w:val="-4"/>
-          <w:sz w:val="20"/>
-          <w:szCs w:val="20"/>
           <w:lang w:val="en-IN"/>
         </w:rPr>
         <w:t>SAST and DAST security scans</w:t>
@@ -2395,8 +2300,6 @@
         <w:rPr>
           <w:rFonts w:ascii="Aptos" w:hAnsi="Aptos"/>
           <w:spacing w:val="-4"/>
-          <w:sz w:val="20"/>
-          <w:szCs w:val="20"/>
           <w:lang w:val="en-IN"/>
         </w:rPr>
         <w:t xml:space="preserve"> to detect vulnerabilities early in the development lifecycle and enforce secure software delivery.</w:t>
@@ -2409,11 +2312,10 @@
           <w:ilvl w:val="0"/>
           <w:numId w:val="16"/>
         </w:numPr>
+        <w:ind w:left="709"/>
         <w:rPr>
           <w:rFonts w:ascii="Aptos" w:hAnsi="Aptos"/>
           <w:spacing w:val="-4"/>
-          <w:sz w:val="20"/>
-          <w:szCs w:val="20"/>
           <w:lang w:val="en-IN"/>
         </w:rPr>
       </w:pPr>
@@ -2421,8 +2323,6 @@
         <w:rPr>
           <w:rFonts w:ascii="Aptos" w:hAnsi="Aptos"/>
           <w:spacing w:val="-4"/>
-          <w:sz w:val="20"/>
-          <w:szCs w:val="20"/>
           <w:lang w:val="en-IN"/>
         </w:rPr>
         <w:t xml:space="preserve">Established </w:t>
@@ -2433,8 +2333,6 @@
           <w:b/>
           <w:bCs/>
           <w:spacing w:val="-4"/>
-          <w:sz w:val="20"/>
-          <w:szCs w:val="20"/>
           <w:lang w:val="en-IN"/>
         </w:rPr>
         <w:t>observability and monitoring frameworks using Prometheus, OpenTelemetry, and New Relic</w:t>
@@ -2443,8 +2341,6 @@
         <w:rPr>
           <w:rFonts w:ascii="Aptos" w:hAnsi="Aptos"/>
           <w:spacing w:val="-4"/>
-          <w:sz w:val="20"/>
-          <w:szCs w:val="20"/>
           <w:lang w:val="en-IN"/>
         </w:rPr>
         <w:t>, enabling proactive performance monitoring, alerting, and faster incident resolution.</w:t>
@@ -2457,11 +2353,10 @@
           <w:ilvl w:val="0"/>
           <w:numId w:val="16"/>
         </w:numPr>
+        <w:ind w:left="709"/>
         <w:rPr>
           <w:rFonts w:ascii="Aptos" w:hAnsi="Aptos"/>
           <w:spacing w:val="-4"/>
-          <w:sz w:val="20"/>
-          <w:szCs w:val="20"/>
           <w:lang w:val="en-IN"/>
         </w:rPr>
       </w:pPr>
@@ -2469,8 +2364,6 @@
         <w:rPr>
           <w:rFonts w:ascii="Aptos" w:hAnsi="Aptos"/>
           <w:spacing w:val="-4"/>
-          <w:sz w:val="20"/>
-          <w:szCs w:val="20"/>
           <w:lang w:val="en-IN"/>
         </w:rPr>
         <w:t xml:space="preserve">Developed </w:t>
@@ -2481,8 +2374,6 @@
           <w:b/>
           <w:bCs/>
           <w:spacing w:val="-4"/>
-          <w:sz w:val="20"/>
-          <w:szCs w:val="20"/>
           <w:lang w:val="en-IN"/>
         </w:rPr>
         <w:t>automation scripts using Python, Bash, and PowerShell</w:t>
@@ -2491,8 +2382,6 @@
         <w:rPr>
           <w:rFonts w:ascii="Aptos" w:hAnsi="Aptos"/>
           <w:spacing w:val="-4"/>
-          <w:sz w:val="20"/>
-          <w:szCs w:val="20"/>
           <w:lang w:val="en-IN"/>
         </w:rPr>
         <w:t xml:space="preserve"> to streamline operational workflows, improve developer productivity, and reduce manual deployment overhead.</w:t>
@@ -2505,11 +2394,10 @@
           <w:ilvl w:val="0"/>
           <w:numId w:val="16"/>
         </w:numPr>
+        <w:ind w:left="709"/>
         <w:rPr>
           <w:rFonts w:ascii="Aptos" w:hAnsi="Aptos"/>
           <w:spacing w:val="-4"/>
-          <w:sz w:val="20"/>
-          <w:szCs w:val="20"/>
           <w:lang w:val="en-IN"/>
         </w:rPr>
       </w:pPr>
@@ -2517,8 +2405,6 @@
         <w:rPr>
           <w:rFonts w:ascii="Aptos" w:hAnsi="Aptos"/>
           <w:spacing w:val="-4"/>
-          <w:sz w:val="20"/>
-          <w:szCs w:val="20"/>
           <w:lang w:val="en-IN"/>
         </w:rPr>
         <w:t xml:space="preserve">Implemented </w:t>
@@ -2529,8 +2415,6 @@
           <w:b/>
           <w:bCs/>
           <w:spacing w:val="-4"/>
-          <w:sz w:val="20"/>
-          <w:szCs w:val="20"/>
           <w:lang w:val="en-IN"/>
         </w:rPr>
         <w:t>AI-assisted CI/CD workflows using developer productivity tools such as GitHub Copilot and Claude Code</w:t>
@@ -2539,8 +2423,6 @@
         <w:rPr>
           <w:rFonts w:ascii="Aptos" w:hAnsi="Aptos"/>
           <w:spacing w:val="-4"/>
-          <w:sz w:val="20"/>
-          <w:szCs w:val="20"/>
           <w:lang w:val="en-IN"/>
         </w:rPr>
         <w:t>, improving development efficiency and accelerating pipeline automation.</w:t>
@@ -2553,11 +2435,10 @@
           <w:ilvl w:val="0"/>
           <w:numId w:val="16"/>
         </w:numPr>
+        <w:ind w:left="709"/>
         <w:rPr>
           <w:rFonts w:ascii="Aptos" w:hAnsi="Aptos"/>
           <w:spacing w:val="-4"/>
-          <w:sz w:val="20"/>
-          <w:szCs w:val="20"/>
           <w:lang w:val="en-IN"/>
         </w:rPr>
       </w:pPr>
@@ -2565,8 +2446,6 @@
         <w:rPr>
           <w:rFonts w:ascii="Aptos" w:hAnsi="Aptos"/>
           <w:spacing w:val="-4"/>
-          <w:sz w:val="20"/>
-          <w:szCs w:val="20"/>
           <w:lang w:val="en-IN"/>
         </w:rPr>
         <w:t xml:space="preserve">Led adoption of </w:t>
@@ -2577,8 +2456,6 @@
           <w:b/>
           <w:bCs/>
           <w:spacing w:val="-4"/>
-          <w:sz w:val="20"/>
-          <w:szCs w:val="20"/>
           <w:lang w:val="en-IN"/>
         </w:rPr>
         <w:t>DevOps best practices including GitOps workflows, DevSecOps integration, and CI/CD governance</w:t>
@@ -2587,8 +2464,6 @@
         <w:rPr>
           <w:rFonts w:ascii="Aptos" w:hAnsi="Aptos"/>
           <w:spacing w:val="-4"/>
-          <w:sz w:val="20"/>
-          <w:szCs w:val="20"/>
           <w:lang w:val="en-IN"/>
         </w:rPr>
         <w:t>, improving release velocity and platform reliability across multiple enterprise applications.</w:t>
@@ -2602,13 +2477,15 @@
         <w:rPr>
           <w:rFonts w:ascii="Aptos" w:hAnsi="Aptos"/>
           <w:sz w:val="20"/>
+          <w:szCs w:val="24"/>
         </w:rPr>
       </w:pPr>
       <w:r>
         <w:rPr>
           <w:rFonts w:ascii="Aptos" w:hAnsi="Aptos"/>
           <w:noProof/>
-          <w:sz w:val="20"/>
+          <w:sz w:val="22"/>
+          <w:szCs w:val="20"/>
         </w:rPr>
         <mc:AlternateContent>
           <mc:Choice Requires="wps">
@@ -2667,7 +2544,16 @@
                                 <w:spacing w:val="-6"/>
                                 <w:sz w:val="18"/>
                               </w:rPr>
-                              <w:t xml:space="preserve">Technical Lead </w:t>
+                              <w:t>TECHNICAL LEAD</w:t>
+                            </w:r>
+                            <w:r>
+                              <w:rPr>
+                                <w:b/>
+                                <w:color w:val="000000"/>
+                                <w:spacing w:val="-6"/>
+                                <w:sz w:val="18"/>
+                              </w:rPr>
+                              <w:t xml:space="preserve"> </w:t>
                             </w:r>
                             <w:r>
                               <w:rPr>
@@ -2691,11 +2577,13 @@
                             </w:r>
                             <w:r>
                               <w:rPr>
-                                <w:color w:val="000000"/>
+                                <w:b/>
+                                <w:bCs/>
+                                <w:color w:val="548DD4" w:themeColor="text2" w:themeTint="99"/>
                                 <w:spacing w:val="-6"/>
                                 <w:sz w:val="18"/>
                               </w:rPr>
-                              <w:t>Wipro Ltd., Pune</w:t>
+                              <w:t>WIPRO LTD., PUNE</w:t>
                             </w:r>
                             <w:r>
                               <w:rPr>
@@ -2802,7 +2690,16 @@
                           <w:spacing w:val="-6"/>
                           <w:sz w:val="18"/>
                         </w:rPr>
-                        <w:t xml:space="preserve">Technical Lead </w:t>
+                        <w:t>TECHNICAL LEAD</w:t>
+                      </w:r>
+                      <w:r>
+                        <w:rPr>
+                          <w:b/>
+                          <w:color w:val="000000"/>
+                          <w:spacing w:val="-6"/>
+                          <w:sz w:val="18"/>
+                        </w:rPr>
+                        <w:t xml:space="preserve"> </w:t>
                       </w:r>
                       <w:r>
                         <w:rPr>
@@ -2826,11 +2723,13 @@
                       </w:r>
                       <w:r>
                         <w:rPr>
-                          <w:color w:val="000000"/>
+                          <w:b/>
+                          <w:bCs/>
+                          <w:color w:val="548DD4" w:themeColor="text2" w:themeTint="99"/>
                           <w:spacing w:val="-6"/>
                           <w:sz w:val="18"/>
                         </w:rPr>
-                        <w:t>Wipro Ltd., Pune</w:t>
+                        <w:t>WIPRO LTD., PUNE</w:t>
                       </w:r>
                       <w:r>
                         <w:rPr>
@@ -2910,42 +2809,33 @@
           </mc:Fallback>
         </mc:AlternateContent>
       </w:r>
-    </w:p>
-    <w:p>
-      <w:pPr>
-        <w:ind w:left="360"/>
-        <w:rPr>
-          <w:rFonts w:ascii="Aptos" w:hAnsi="Aptos"/>
-          <w:sz w:val="18"/>
-        </w:rPr>
-      </w:pPr>
       <w:r>
         <w:rPr>
           <w:rFonts w:ascii="Aptos" w:hAnsi="Aptos"/>
           <w:b/>
           <w:w w:val="95"/>
-          <w:sz w:val="20"/>
-          <w:szCs w:val="20"/>
-        </w:rPr>
-        <w:t xml:space="preserve">Project Responsibility: </w:t>
+          <w:sz w:val="22"/>
+          <w:szCs w:val="22"/>
+        </w:rPr>
+        <w:t xml:space="preserve">        </w:t>
       </w:r>
       <w:r>
         <w:rPr>
           <w:rFonts w:ascii="Aptos" w:hAnsi="Aptos"/>
           <w:b/>
           <w:w w:val="95"/>
-          <w:sz w:val="20"/>
-          <w:szCs w:val="20"/>
-        </w:rPr>
-        <w:t xml:space="preserve"> </w:t>
+          <w:sz w:val="22"/>
+          <w:szCs w:val="22"/>
+        </w:rPr>
+        <w:t xml:space="preserve">Project Responsibility:  </w:t>
       </w:r>
       <w:r>
         <w:rPr>
           <w:rFonts w:ascii="Aptos" w:hAnsi="Aptos"/>
           <w:b/>
           <w:w w:val="95"/>
-          <w:sz w:val="20"/>
-          <w:szCs w:val="20"/>
+          <w:sz w:val="22"/>
+          <w:szCs w:val="22"/>
         </w:rPr>
         <w:t xml:space="preserve">Cloud Engineer, </w:t>
       </w:r>
@@ -2954,8 +2844,8 @@
           <w:rFonts w:ascii="Aptos" w:hAnsi="Aptos"/>
           <w:b/>
           <w:w w:val="95"/>
-          <w:sz w:val="20"/>
-          <w:szCs w:val="20"/>
+          <w:sz w:val="22"/>
+          <w:szCs w:val="22"/>
         </w:rPr>
         <w:t>DevOps Team Lead</w:t>
       </w:r>
@@ -2968,18 +2858,19 @@
           <w:numId w:val="5"/>
         </w:numPr>
         <w:spacing w:before="27"/>
-        <w:rPr>
-          <w:rFonts w:ascii="Aptos" w:hAnsi="Aptos"/>
-          <w:sz w:val="20"/>
-          <w:szCs w:val="20"/>
+        <w:ind w:left="709"/>
+        <w:rPr>
+          <w:rFonts w:ascii="Aptos" w:hAnsi="Aptos"/>
+          <w:sz w:val="22"/>
+          <w:szCs w:val="22"/>
           <w:lang w:val="en-IN"/>
         </w:rPr>
       </w:pPr>
       <w:r>
         <w:rPr>
           <w:rFonts w:ascii="Aptos" w:hAnsi="Aptos"/>
-          <w:sz w:val="20"/>
-          <w:szCs w:val="20"/>
+          <w:sz w:val="22"/>
+          <w:szCs w:val="22"/>
           <w:lang w:val="en-IN"/>
         </w:rPr>
         <w:t xml:space="preserve">Designed and provisioned </w:t>
@@ -2989,8 +2880,8 @@
           <w:rFonts w:ascii="Aptos" w:hAnsi="Aptos"/>
           <w:b/>
           <w:bCs/>
-          <w:sz w:val="20"/>
-          <w:szCs w:val="20"/>
+          <w:sz w:val="22"/>
+          <w:szCs w:val="22"/>
           <w:lang w:val="en-IN"/>
         </w:rPr>
         <w:t>AWS cloud infrastructure using CloudFormation (Infrastructure as Code)</w:t>
@@ -2998,8 +2889,8 @@
       <w:r>
         <w:rPr>
           <w:rFonts w:ascii="Aptos" w:hAnsi="Aptos"/>
-          <w:sz w:val="20"/>
-          <w:szCs w:val="20"/>
+          <w:sz w:val="22"/>
+          <w:szCs w:val="22"/>
           <w:lang w:val="en-IN"/>
         </w:rPr>
         <w:t xml:space="preserve"> across services including </w:t>
@@ -3009,8 +2900,8 @@
           <w:rFonts w:ascii="Aptos" w:hAnsi="Aptos"/>
           <w:b/>
           <w:bCs/>
-          <w:sz w:val="20"/>
-          <w:szCs w:val="20"/>
+          <w:sz w:val="22"/>
+          <w:szCs w:val="22"/>
           <w:lang w:val="en-IN"/>
         </w:rPr>
         <w:t>EC2, VPC, RDS, S3, ELB, and ECR</w:t>
@@ -3018,8 +2909,8 @@
       <w:r>
         <w:rPr>
           <w:rFonts w:ascii="Aptos" w:hAnsi="Aptos"/>
-          <w:sz w:val="20"/>
-          <w:szCs w:val="20"/>
+          <w:sz w:val="22"/>
+          <w:szCs w:val="22"/>
           <w:lang w:val="en-IN"/>
         </w:rPr>
         <w:t xml:space="preserve"> to support scalable application deployments.</w:t>
@@ -3033,18 +2924,19 @@
           <w:numId w:val="5"/>
         </w:numPr>
         <w:spacing w:before="27"/>
-        <w:rPr>
-          <w:rFonts w:ascii="Aptos" w:hAnsi="Aptos"/>
-          <w:sz w:val="20"/>
-          <w:szCs w:val="20"/>
+        <w:ind w:left="709"/>
+        <w:rPr>
+          <w:rFonts w:ascii="Aptos" w:hAnsi="Aptos"/>
+          <w:sz w:val="22"/>
+          <w:szCs w:val="22"/>
           <w:lang w:val="en-IN"/>
         </w:rPr>
       </w:pPr>
       <w:r>
         <w:rPr>
           <w:rFonts w:ascii="Aptos" w:hAnsi="Aptos"/>
-          <w:sz w:val="20"/>
-          <w:szCs w:val="20"/>
+          <w:sz w:val="22"/>
+          <w:szCs w:val="22"/>
           <w:lang w:val="en-IN"/>
         </w:rPr>
         <w:t xml:space="preserve">Built and maintained </w:t>
@@ -3054,8 +2946,8 @@
           <w:rFonts w:ascii="Aptos" w:hAnsi="Aptos"/>
           <w:b/>
           <w:bCs/>
-          <w:sz w:val="20"/>
-          <w:szCs w:val="20"/>
+          <w:sz w:val="22"/>
+          <w:szCs w:val="22"/>
           <w:lang w:val="en-IN"/>
         </w:rPr>
         <w:t>automated CI/CD pipelines using Jenkins</w:t>
@@ -3063,8 +2955,8 @@
       <w:r>
         <w:rPr>
           <w:rFonts w:ascii="Aptos" w:hAnsi="Aptos"/>
-          <w:sz w:val="20"/>
-          <w:szCs w:val="20"/>
+          <w:sz w:val="22"/>
+          <w:szCs w:val="22"/>
           <w:lang w:val="en-IN"/>
         </w:rPr>
         <w:t>, enabling continuous build, test, and deployment workflows integrated with pull request validation.</w:t>
@@ -3078,18 +2970,19 @@
           <w:numId w:val="5"/>
         </w:numPr>
         <w:spacing w:before="27"/>
-        <w:rPr>
-          <w:rFonts w:ascii="Aptos" w:hAnsi="Aptos"/>
-          <w:sz w:val="20"/>
-          <w:szCs w:val="20"/>
+        <w:ind w:left="709"/>
+        <w:rPr>
+          <w:rFonts w:ascii="Aptos" w:hAnsi="Aptos"/>
+          <w:sz w:val="22"/>
+          <w:szCs w:val="22"/>
           <w:lang w:val="en-IN"/>
         </w:rPr>
       </w:pPr>
       <w:r>
         <w:rPr>
           <w:rFonts w:ascii="Aptos" w:hAnsi="Aptos"/>
-          <w:sz w:val="20"/>
-          <w:szCs w:val="20"/>
+          <w:sz w:val="22"/>
+          <w:szCs w:val="22"/>
           <w:lang w:val="en-IN"/>
         </w:rPr>
         <w:t xml:space="preserve">Deployed and managed containerized applications on </w:t>
@@ -3099,8 +2992,8 @@
           <w:rFonts w:ascii="Aptos" w:hAnsi="Aptos"/>
           <w:b/>
           <w:bCs/>
-          <w:sz w:val="20"/>
-          <w:szCs w:val="20"/>
+          <w:sz w:val="22"/>
+          <w:szCs w:val="22"/>
           <w:lang w:val="en-IN"/>
         </w:rPr>
         <w:t>Amazon ECS, Amazon EKS, and AWS LightSail</w:t>
@@ -3108,11 +3001,21 @@
       <w:r>
         <w:rPr>
           <w:rFonts w:ascii="Aptos" w:hAnsi="Aptos"/>
-          <w:sz w:val="20"/>
-          <w:szCs w:val="20"/>
+          <w:sz w:val="22"/>
+          <w:szCs w:val="22"/>
           <w:lang w:val="en-IN"/>
         </w:rPr>
-        <w:t>, improving deployment efficiency and operational scalability.</w:t>
+        <w:t xml:space="preserve">, improving </w:t>
+      </w:r>
+      <w:r>
+        <w:rPr>
+          <w:rFonts w:ascii="Aptos" w:hAnsi="Aptos"/>
+          <w:sz w:val="22"/>
+          <w:szCs w:val="22"/>
+          <w:lang w:val="en-IN"/>
+        </w:rPr>
+        <w:lastRenderedPageBreak/>
+        <w:t>deployment efficiency and operational scalability.</w:t>
       </w:r>
     </w:p>
     <w:p>
@@ -3123,18 +3026,19 @@
           <w:numId w:val="5"/>
         </w:numPr>
         <w:spacing w:before="27"/>
-        <w:rPr>
-          <w:rFonts w:ascii="Aptos" w:hAnsi="Aptos"/>
-          <w:sz w:val="20"/>
-          <w:szCs w:val="20"/>
+        <w:ind w:left="709"/>
+        <w:rPr>
+          <w:rFonts w:ascii="Aptos" w:hAnsi="Aptos"/>
+          <w:sz w:val="22"/>
+          <w:szCs w:val="22"/>
           <w:lang w:val="en-IN"/>
         </w:rPr>
       </w:pPr>
       <w:r>
         <w:rPr>
           <w:rFonts w:ascii="Aptos" w:hAnsi="Aptos"/>
-          <w:sz w:val="20"/>
-          <w:szCs w:val="20"/>
+          <w:sz w:val="22"/>
+          <w:szCs w:val="22"/>
           <w:lang w:val="en-IN"/>
         </w:rPr>
         <w:t xml:space="preserve">Implemented </w:t>
@@ -3144,8 +3048,8 @@
           <w:rFonts w:ascii="Aptos" w:hAnsi="Aptos"/>
           <w:b/>
           <w:bCs/>
-          <w:sz w:val="20"/>
-          <w:szCs w:val="20"/>
+          <w:sz w:val="22"/>
+          <w:szCs w:val="22"/>
           <w:lang w:val="en-IN"/>
         </w:rPr>
         <w:t>monitoring and observability using Prometheus and Grafana</w:t>
@@ -3153,66 +3057,11 @@
       <w:r>
         <w:rPr>
           <w:rFonts w:ascii="Aptos" w:hAnsi="Aptos"/>
-          <w:sz w:val="20"/>
-          <w:szCs w:val="20"/>
+          <w:sz w:val="22"/>
+          <w:szCs w:val="22"/>
           <w:lang w:val="en-IN"/>
         </w:rPr>
         <w:t>, developing performance dashboards to track application health and infrastructure metrics.</w:t>
-      </w:r>
-    </w:p>
-    <w:p>
-      <w:pPr>
-        <w:pStyle w:val="BodyText"/>
-        <w:numPr>
-          <w:ilvl w:val="0"/>
-          <w:numId w:val="5"/>
-        </w:numPr>
-        <w:spacing w:before="27"/>
-        <w:rPr>
-          <w:rFonts w:ascii="Aptos" w:hAnsi="Aptos"/>
-          <w:sz w:val="20"/>
-          <w:szCs w:val="20"/>
-          <w:lang w:val="en-IN"/>
-        </w:rPr>
-      </w:pPr>
-      <w:r>
-        <w:rPr>
-          <w:rFonts w:ascii="Aptos" w:hAnsi="Aptos"/>
-          <w:sz w:val="20"/>
-          <w:szCs w:val="20"/>
-          <w:lang w:val="en-IN"/>
-        </w:rPr>
-        <w:t xml:space="preserve">Automated build, deployment, and operational tasks using </w:t>
-      </w:r>
-      <w:r>
-        <w:rPr>
-          <w:rFonts w:ascii="Aptos" w:hAnsi="Aptos"/>
-          <w:b/>
-          <w:bCs/>
-          <w:sz w:val="20"/>
-          <w:szCs w:val="20"/>
-          <w:lang w:val="en-IN"/>
-        </w:rPr>
-        <w:t>Bash scripting</w:t>
-      </w:r>
-      <w:r>
-        <w:rPr>
-          <w:rFonts w:ascii="Aptos" w:hAnsi="Aptos"/>
-          <w:sz w:val="20"/>
-          <w:szCs w:val="20"/>
-          <w:lang w:val="en-IN"/>
-        </w:rPr>
-        <w:t xml:space="preserve">, reducing manual effort and improving release </w:t>
-      </w:r>
-      <w:r>
-        <w:rPr>
-          <w:rFonts w:ascii="Aptos" w:hAnsi="Aptos"/>
-          <w:sz w:val="20"/>
-          <w:szCs w:val="20"/>
-          <w:lang w:val="en-IN"/>
-        </w:rPr>
-        <w:lastRenderedPageBreak/>
-        <w:t>consistency.</w:t>
       </w:r>
     </w:p>
     <w:p>
@@ -3222,15 +3071,18 @@
         <w:ind w:left="0" w:firstLine="0"/>
         <w:rPr>
           <w:rFonts w:ascii="Aptos" w:hAnsi="Aptos"/>
-          <w:sz w:val="20"/>
+          <w:b/>
+          <w:w w:val="95"/>
+          <w:sz w:val="22"/>
+          <w:szCs w:val="22"/>
+        </w:rPr>
+      </w:pPr>
+      <w:r>
+        <w:rPr>
+          <w:rFonts w:ascii="Aptos" w:hAnsi="Aptos"/>
+          <w:noProof/>
+          <w:sz w:val="22"/>
           <w:szCs w:val="20"/>
-        </w:rPr>
-      </w:pPr>
-      <w:r>
-        <w:rPr>
-          <w:rFonts w:ascii="Aptos" w:hAnsi="Aptos"/>
-          <w:noProof/>
-          <w:sz w:val="20"/>
         </w:rPr>
         <mc:AlternateContent>
           <mc:Choice Requires="wps">
@@ -3289,7 +3141,7 @@
                                 <w:spacing w:val="-6"/>
                                 <w:sz w:val="18"/>
                               </w:rPr>
-                              <w:t>Project Manager -</w:t>
+                              <w:t>PROJECT MANAGER - DEVOPS</w:t>
                             </w:r>
                             <w:r>
                               <w:rPr>
@@ -3299,15 +3151,6 @@
                                 <w:sz w:val="18"/>
                               </w:rPr>
                               <w:t xml:space="preserve"> </w:t>
-                            </w:r>
-                            <w:r>
-                              <w:rPr>
-                                <w:b/>
-                                <w:color w:val="000000"/>
-                                <w:spacing w:val="-6"/>
-                                <w:sz w:val="18"/>
-                              </w:rPr>
-                              <w:t xml:space="preserve">DevOps </w:t>
                             </w:r>
                             <w:r>
                               <w:rPr>
@@ -3331,11 +3174,13 @@
                             </w:r>
                             <w:r>
                               <w:rPr>
-                                <w:color w:val="000000"/>
+                                <w:b/>
+                                <w:bCs/>
+                                <w:color w:val="548DD4" w:themeColor="text2" w:themeTint="99"/>
                                 <w:spacing w:val="-6"/>
                                 <w:sz w:val="18"/>
                               </w:rPr>
-                              <w:t>Pactera, Hyderabad</w:t>
+                              <w:t>PACTERA (NOW KNOWN AS CENTIFIC), HYDERABAD</w:t>
                             </w:r>
                             <w:r>
                               <w:rPr>
@@ -3442,7 +3287,7 @@
                           <w:spacing w:val="-6"/>
                           <w:sz w:val="18"/>
                         </w:rPr>
-                        <w:t>Project Manager -</w:t>
+                        <w:t>PROJECT MANAGER - DEVOPS</w:t>
                       </w:r>
                       <w:r>
                         <w:rPr>
@@ -3452,15 +3297,6 @@
                           <w:sz w:val="18"/>
                         </w:rPr>
                         <w:t xml:space="preserve"> </w:t>
-                      </w:r>
-                      <w:r>
-                        <w:rPr>
-                          <w:b/>
-                          <w:color w:val="000000"/>
-                          <w:spacing w:val="-6"/>
-                          <w:sz w:val="18"/>
-                        </w:rPr>
-                        <w:t xml:space="preserve">DevOps </w:t>
                       </w:r>
                       <w:r>
                         <w:rPr>
@@ -3484,11 +3320,13 @@
                       </w:r>
                       <w:r>
                         <w:rPr>
-                          <w:color w:val="000000"/>
+                          <w:b/>
+                          <w:bCs/>
+                          <w:color w:val="548DD4" w:themeColor="text2" w:themeTint="99"/>
                           <w:spacing w:val="-6"/>
                           <w:sz w:val="18"/>
                         </w:rPr>
-                        <w:t>Pactera, Hyderabad</w:t>
+                        <w:t>PACTERA (NOW KNOWN AS CENTIFIC), HYDERABAD</w:t>
                       </w:r>
                       <w:r>
                         <w:rPr>
@@ -3568,25 +3406,23 @@
           </mc:Fallback>
         </mc:AlternateContent>
       </w:r>
-    </w:p>
-    <w:p>
-      <w:pPr>
-        <w:ind w:left="360"/>
+      <w:r>
         <w:rPr>
           <w:rFonts w:ascii="Aptos" w:hAnsi="Aptos"/>
           <w:b/>
           <w:w w:val="95"/>
-          <w:sz w:val="20"/>
-          <w:szCs w:val="20"/>
-        </w:rPr>
-      </w:pPr>
+          <w:sz w:val="22"/>
+          <w:szCs w:val="22"/>
+        </w:rPr>
+        <w:t xml:space="preserve">        </w:t>
+      </w:r>
       <w:r>
         <w:rPr>
           <w:rFonts w:ascii="Aptos" w:hAnsi="Aptos"/>
           <w:b/>
           <w:w w:val="95"/>
-          <w:sz w:val="20"/>
-          <w:szCs w:val="20"/>
+          <w:sz w:val="22"/>
+          <w:szCs w:val="22"/>
         </w:rPr>
         <w:t>Project Responsibility:  Technical Project Manager</w:t>
       </w:r>
@@ -3598,17 +3434,14 @@
           <w:ilvl w:val="0"/>
           <w:numId w:val="5"/>
         </w:numPr>
-        <w:rPr>
-          <w:rFonts w:ascii="Aptos" w:hAnsi="Aptos"/>
-          <w:sz w:val="20"/>
-          <w:szCs w:val="20"/>
-        </w:rPr>
-      </w:pPr>
-      <w:r>
-        <w:rPr>
-          <w:rFonts w:ascii="Aptos" w:hAnsi="Aptos"/>
-          <w:sz w:val="20"/>
-          <w:szCs w:val="20"/>
+        <w:ind w:left="709"/>
+        <w:rPr>
+          <w:rFonts w:ascii="Aptos" w:hAnsi="Aptos"/>
+        </w:rPr>
+      </w:pPr>
+      <w:r>
+        <w:rPr>
+          <w:rFonts w:ascii="Aptos" w:hAnsi="Aptos"/>
         </w:rPr>
         <w:t xml:space="preserve">Architected and provisioned </w:t>
       </w:r>
@@ -3616,16 +3449,12 @@
         <w:rPr>
           <w:rStyle w:val="Strong"/>
           <w:rFonts w:ascii="Aptos" w:hAnsi="Aptos"/>
-          <w:sz w:val="20"/>
-          <w:szCs w:val="20"/>
         </w:rPr>
         <w:t>Azure Landing Zone infrastructure using ARM templates</w:t>
       </w:r>
       <w:r>
         <w:rPr>
           <w:rFonts w:ascii="Aptos" w:hAnsi="Aptos"/>
-          <w:sz w:val="20"/>
-          <w:szCs w:val="20"/>
         </w:rPr>
         <w:t>, establishing standardized environments for enterprise cloud deployments.</w:t>
       </w:r>
@@ -3637,17 +3466,14 @@
           <w:ilvl w:val="0"/>
           <w:numId w:val="5"/>
         </w:numPr>
-        <w:rPr>
-          <w:rFonts w:ascii="Aptos" w:hAnsi="Aptos"/>
-          <w:sz w:val="20"/>
-          <w:szCs w:val="20"/>
-        </w:rPr>
-      </w:pPr>
-      <w:r>
-        <w:rPr>
-          <w:rFonts w:ascii="Aptos" w:hAnsi="Aptos"/>
-          <w:sz w:val="20"/>
-          <w:szCs w:val="20"/>
+        <w:ind w:left="709"/>
+        <w:rPr>
+          <w:rFonts w:ascii="Aptos" w:hAnsi="Aptos"/>
+        </w:rPr>
+      </w:pPr>
+      <w:r>
+        <w:rPr>
+          <w:rFonts w:ascii="Aptos" w:hAnsi="Aptos"/>
         </w:rPr>
         <w:t xml:space="preserve">Designed and implemented </w:t>
       </w:r>
@@ -3655,16 +3481,12 @@
         <w:rPr>
           <w:rStyle w:val="Strong"/>
           <w:rFonts w:ascii="Aptos" w:hAnsi="Aptos"/>
-          <w:sz w:val="20"/>
-          <w:szCs w:val="20"/>
         </w:rPr>
         <w:t>CI/CD pipelines using Azure DevOps</w:t>
       </w:r>
       <w:r>
         <w:rPr>
           <w:rFonts w:ascii="Aptos" w:hAnsi="Aptos"/>
-          <w:sz w:val="20"/>
-          <w:szCs w:val="20"/>
         </w:rPr>
         <w:t>, enabling automated application build, testing, and deployment workflows.</w:t>
       </w:r>
@@ -3676,17 +3498,18 @@
           <w:ilvl w:val="0"/>
           <w:numId w:val="5"/>
         </w:numPr>
-        <w:rPr>
-          <w:rFonts w:ascii="Aptos" w:hAnsi="Aptos"/>
-          <w:sz w:val="20"/>
-          <w:szCs w:val="20"/>
-        </w:rPr>
-      </w:pPr>
-      <w:r>
-        <w:rPr>
-          <w:rFonts w:ascii="Aptos" w:hAnsi="Aptos"/>
-          <w:sz w:val="20"/>
-          <w:szCs w:val="20"/>
+        <w:ind w:left="709"/>
+        <w:rPr>
+          <w:rFonts w:ascii="Aptos" w:hAnsi="Aptos"/>
+          <w:sz w:val="22"/>
+          <w:szCs w:val="22"/>
+        </w:rPr>
+      </w:pPr>
+      <w:r>
+        <w:rPr>
+          <w:rFonts w:ascii="Aptos" w:hAnsi="Aptos"/>
+          <w:sz w:val="22"/>
+          <w:szCs w:val="22"/>
         </w:rPr>
         <w:t xml:space="preserve">Managed </w:t>
       </w:r>
@@ -3694,74 +3517,18 @@
         <w:rPr>
           <w:rStyle w:val="Strong"/>
           <w:rFonts w:ascii="Aptos" w:hAnsi="Aptos"/>
-          <w:sz w:val="20"/>
-          <w:szCs w:val="20"/>
+          <w:sz w:val="22"/>
+          <w:szCs w:val="22"/>
         </w:rPr>
         <w:t>Azure Kubernetes Service (AKS) clusters</w:t>
       </w:r>
       <w:r>
         <w:rPr>
           <w:rFonts w:ascii="Aptos" w:hAnsi="Aptos"/>
-          <w:sz w:val="20"/>
-          <w:szCs w:val="20"/>
+          <w:sz w:val="22"/>
+          <w:szCs w:val="22"/>
         </w:rPr>
         <w:t>, including ingress configuration, resource management, and workload orchestration for microservices-based applications.</w:t>
-      </w:r>
-    </w:p>
-    <w:p>
-      <w:pPr>
-        <w:pStyle w:val="NormalWeb"/>
-        <w:numPr>
-          <w:ilvl w:val="0"/>
-          <w:numId w:val="5"/>
-        </w:numPr>
-        <w:rPr>
-          <w:rFonts w:ascii="Aptos" w:hAnsi="Aptos"/>
-          <w:sz w:val="20"/>
-          <w:szCs w:val="20"/>
-        </w:rPr>
-      </w:pPr>
-      <w:r>
-        <w:rPr>
-          <w:rFonts w:ascii="Aptos" w:hAnsi="Aptos"/>
-          <w:sz w:val="20"/>
-          <w:szCs w:val="20"/>
-        </w:rPr>
-        <w:t xml:space="preserve">Implemented </w:t>
-      </w:r>
-      <w:r>
-        <w:rPr>
-          <w:rStyle w:val="Strong"/>
-          <w:rFonts w:ascii="Aptos" w:hAnsi="Aptos"/>
-          <w:sz w:val="20"/>
-          <w:szCs w:val="20"/>
-        </w:rPr>
-        <w:t>secure secrets management using Azure Key Vault</w:t>
-      </w:r>
-      <w:r>
-        <w:rPr>
-          <w:rFonts w:ascii="Aptos" w:hAnsi="Aptos"/>
-          <w:sz w:val="20"/>
-          <w:szCs w:val="20"/>
-        </w:rPr>
-        <w:t xml:space="preserve"> and integrated platform services such as </w:t>
-      </w:r>
-      <w:r>
-        <w:rPr>
-          <w:rStyle w:val="Strong"/>
-          <w:rFonts w:ascii="Aptos" w:hAnsi="Aptos"/>
-          <w:sz w:val="20"/>
-          <w:szCs w:val="20"/>
-        </w:rPr>
-        <w:t>Azure Service Bus</w:t>
-      </w:r>
-      <w:r>
-        <w:rPr>
-          <w:rFonts w:ascii="Aptos" w:hAnsi="Aptos"/>
-          <w:sz w:val="20"/>
-          <w:szCs w:val="20"/>
-        </w:rPr>
-        <w:t xml:space="preserve"> to support scalable cloud-native architectures.</w:t>
       </w:r>
     </w:p>
     <w:p>
@@ -3772,17 +3539,18 @@
           <w:numId w:val="5"/>
         </w:numPr>
         <w:spacing w:after="0" w:afterAutospacing="0"/>
-        <w:rPr>
-          <w:rFonts w:ascii="Aptos" w:hAnsi="Aptos"/>
-          <w:sz w:val="20"/>
-          <w:szCs w:val="20"/>
-        </w:rPr>
-      </w:pPr>
-      <w:r>
-        <w:rPr>
-          <w:rFonts w:ascii="Aptos" w:hAnsi="Aptos"/>
-          <w:sz w:val="20"/>
-          <w:szCs w:val="20"/>
+        <w:ind w:left="709"/>
+        <w:rPr>
+          <w:rFonts w:ascii="Aptos" w:hAnsi="Aptos"/>
+          <w:sz w:val="22"/>
+          <w:szCs w:val="22"/>
+        </w:rPr>
+      </w:pPr>
+      <w:r>
+        <w:rPr>
+          <w:rFonts w:ascii="Aptos" w:hAnsi="Aptos"/>
+          <w:sz w:val="22"/>
+          <w:szCs w:val="22"/>
         </w:rPr>
         <w:t xml:space="preserve">Led DevOps adoption across development teams by implementing </w:t>
       </w:r>
@@ -3790,16 +3558,16 @@
         <w:rPr>
           <w:rStyle w:val="Strong"/>
           <w:rFonts w:ascii="Aptos" w:hAnsi="Aptos"/>
-          <w:sz w:val="20"/>
-          <w:szCs w:val="20"/>
+          <w:sz w:val="22"/>
+          <w:szCs w:val="22"/>
         </w:rPr>
         <w:t>automation, infrastructure as code, and Kubernetes-based deployment practices</w:t>
       </w:r>
       <w:r>
         <w:rPr>
           <w:rFonts w:ascii="Aptos" w:hAnsi="Aptos"/>
-          <w:sz w:val="20"/>
-          <w:szCs w:val="20"/>
+          <w:sz w:val="22"/>
+          <w:szCs w:val="22"/>
         </w:rPr>
         <w:t>.</w:t>
       </w:r>
@@ -3811,15 +3579,17 @@
         <w:ind w:left="0" w:firstLine="0"/>
         <w:rPr>
           <w:rFonts w:ascii="Aptos" w:hAnsi="Aptos"/>
-          <w:sz w:val="20"/>
+          <w:w w:val="95"/>
+          <w:sz w:val="22"/>
+          <w:szCs w:val="22"/>
+        </w:rPr>
+      </w:pPr>
+      <w:r>
+        <w:rPr>
+          <w:rFonts w:ascii="Aptos" w:hAnsi="Aptos"/>
+          <w:noProof/>
+          <w:sz w:val="22"/>
           <w:szCs w:val="20"/>
-        </w:rPr>
-      </w:pPr>
-      <w:r>
-        <w:rPr>
-          <w:rFonts w:ascii="Aptos" w:hAnsi="Aptos"/>
-          <w:noProof/>
-          <w:sz w:val="20"/>
         </w:rPr>
         <mc:AlternateContent>
           <mc:Choice Requires="wps">
@@ -3878,7 +3648,16 @@
                                 <w:spacing w:val="-6"/>
                                 <w:sz w:val="18"/>
                               </w:rPr>
-                              <w:t xml:space="preserve">Senior Consultant </w:t>
+                              <w:t>SENIOR CONSULTANT</w:t>
+                            </w:r>
+                            <w:r>
+                              <w:rPr>
+                                <w:b/>
+                                <w:color w:val="000000"/>
+                                <w:spacing w:val="-6"/>
+                                <w:sz w:val="18"/>
+                              </w:rPr>
+                              <w:t xml:space="preserve"> </w:t>
                             </w:r>
                             <w:r>
                               <w:rPr>
@@ -3902,11 +3681,13 @@
                             </w:r>
                             <w:r>
                               <w:rPr>
-                                <w:color w:val="000000"/>
+                                <w:b/>
+                                <w:bCs/>
+                                <w:color w:val="548DD4" w:themeColor="text2" w:themeTint="99"/>
                                 <w:spacing w:val="-6"/>
                                 <w:sz w:val="18"/>
                               </w:rPr>
-                              <w:t>Capgemini Ltd.</w:t>
+                              <w:t>CAPGEMINI LTD., PUNE/HUNGARY</w:t>
                             </w:r>
                             <w:r>
                               <w:rPr>
@@ -4034,7 +3815,16 @@
                           <w:spacing w:val="-6"/>
                           <w:sz w:val="18"/>
                         </w:rPr>
-                        <w:t xml:space="preserve">Senior Consultant </w:t>
+                        <w:t>SENIOR CONSULTANT</w:t>
+                      </w:r>
+                      <w:r>
+                        <w:rPr>
+                          <w:b/>
+                          <w:color w:val="000000"/>
+                          <w:spacing w:val="-6"/>
+                          <w:sz w:val="18"/>
+                        </w:rPr>
+                        <w:t xml:space="preserve"> </w:t>
                       </w:r>
                       <w:r>
                         <w:rPr>
@@ -4058,11 +3848,13 @@
                       </w:r>
                       <w:r>
                         <w:rPr>
-                          <w:color w:val="000000"/>
+                          <w:b/>
+                          <w:bCs/>
+                          <w:color w:val="548DD4" w:themeColor="text2" w:themeTint="99"/>
                           <w:spacing w:val="-6"/>
                           <w:sz w:val="18"/>
                         </w:rPr>
-                        <w:t>Capgemini Ltd.</w:t>
+                        <w:t>CAPGEMINI LTD., PUNE/HUNGARY</w:t>
                       </w:r>
                       <w:r>
                         <w:rPr>
@@ -4163,24 +3955,23 @@
           </mc:Fallback>
         </mc:AlternateContent>
       </w:r>
-    </w:p>
-    <w:p>
-      <w:pPr>
-        <w:ind w:left="360"/>
-        <w:rPr>
-          <w:rFonts w:ascii="Aptos" w:hAnsi="Aptos"/>
+      <w:r>
+        <w:rPr>
+          <w:rFonts w:ascii="Aptos" w:hAnsi="Aptos"/>
+          <w:b/>
           <w:w w:val="95"/>
-          <w:sz w:val="20"/>
-          <w:szCs w:val="20"/>
-        </w:rPr>
-      </w:pPr>
+          <w:sz w:val="22"/>
+          <w:szCs w:val="22"/>
+        </w:rPr>
+        <w:t xml:space="preserve">        </w:t>
+      </w:r>
       <w:r>
         <w:rPr>
           <w:rFonts w:ascii="Aptos" w:hAnsi="Aptos"/>
           <w:b/>
           <w:w w:val="95"/>
-          <w:sz w:val="20"/>
-          <w:szCs w:val="20"/>
+          <w:sz w:val="22"/>
+          <w:szCs w:val="22"/>
         </w:rPr>
         <w:t xml:space="preserve">Project Responsibility: </w:t>
       </w:r>
@@ -4190,8 +3981,8 @@
           <w:b/>
           <w:spacing w:val="-14"/>
           <w:w w:val="95"/>
-          <w:sz w:val="20"/>
-          <w:szCs w:val="20"/>
+          <w:sz w:val="22"/>
+          <w:szCs w:val="22"/>
         </w:rPr>
         <w:t xml:space="preserve"> </w:t>
       </w:r>
@@ -4199,10 +3990,28 @@
         <w:rPr>
           <w:rFonts w:ascii="Aptos" w:hAnsi="Aptos"/>
           <w:w w:val="95"/>
-          <w:sz w:val="20"/>
-          <w:szCs w:val="20"/>
-        </w:rPr>
-        <w:t>Team Lead in global operations team</w:t>
+          <w:sz w:val="22"/>
+          <w:szCs w:val="22"/>
+        </w:rPr>
+        <w:t xml:space="preserve">Team Lead </w:t>
+      </w:r>
+      <w:r>
+        <w:rPr>
+          <w:rFonts w:ascii="Aptos" w:hAnsi="Aptos"/>
+          <w:w w:val="95"/>
+          <w:sz w:val="22"/>
+          <w:szCs w:val="22"/>
+        </w:rPr>
+        <w:t>of</w:t>
+      </w:r>
+      <w:r>
+        <w:rPr>
+          <w:rFonts w:ascii="Aptos" w:hAnsi="Aptos"/>
+          <w:w w:val="95"/>
+          <w:sz w:val="22"/>
+          <w:szCs w:val="22"/>
+        </w:rPr>
+        <w:t xml:space="preserve"> global operations team</w:t>
       </w:r>
     </w:p>
     <w:p>
@@ -4212,17 +4021,14 @@
           <w:ilvl w:val="0"/>
           <w:numId w:val="5"/>
         </w:numPr>
-        <w:rPr>
-          <w:rFonts w:ascii="Aptos" w:hAnsi="Aptos"/>
-          <w:sz w:val="20"/>
-          <w:szCs w:val="20"/>
-        </w:rPr>
-      </w:pPr>
-      <w:r>
-        <w:rPr>
-          <w:rFonts w:ascii="Aptos" w:hAnsi="Aptos"/>
-          <w:sz w:val="20"/>
-          <w:szCs w:val="20"/>
+        <w:ind w:left="709"/>
+        <w:rPr>
+          <w:rFonts w:ascii="Aptos" w:hAnsi="Aptos"/>
+        </w:rPr>
+      </w:pPr>
+      <w:r>
+        <w:rPr>
+          <w:rFonts w:ascii="Aptos" w:hAnsi="Aptos"/>
         </w:rPr>
         <w:t xml:space="preserve">Designed and maintained </w:t>
       </w:r>
@@ -4230,16 +4036,12 @@
         <w:rPr>
           <w:rStyle w:val="Strong"/>
           <w:rFonts w:ascii="Aptos" w:hAnsi="Aptos"/>
-          <w:sz w:val="20"/>
-          <w:szCs w:val="20"/>
         </w:rPr>
         <w:t>CI/CD pipelines using Jenkins</w:t>
       </w:r>
       <w:r>
         <w:rPr>
           <w:rFonts w:ascii="Aptos" w:hAnsi="Aptos"/>
-          <w:sz w:val="20"/>
-          <w:szCs w:val="20"/>
         </w:rPr>
         <w:t>, enabling automated build, integration, and deployment processes for enterprise applications.</w:t>
       </w:r>
@@ -4251,17 +4053,14 @@
           <w:ilvl w:val="0"/>
           <w:numId w:val="5"/>
         </w:numPr>
-        <w:rPr>
-          <w:rFonts w:ascii="Aptos" w:hAnsi="Aptos"/>
-          <w:sz w:val="20"/>
-          <w:szCs w:val="20"/>
-        </w:rPr>
-      </w:pPr>
-      <w:r>
-        <w:rPr>
-          <w:rFonts w:ascii="Aptos" w:hAnsi="Aptos"/>
-          <w:sz w:val="20"/>
-          <w:szCs w:val="20"/>
+        <w:ind w:left="709"/>
+        <w:rPr>
+          <w:rFonts w:ascii="Aptos" w:hAnsi="Aptos"/>
+        </w:rPr>
+      </w:pPr>
+      <w:r>
+        <w:rPr>
+          <w:rFonts w:ascii="Aptos" w:hAnsi="Aptos"/>
         </w:rPr>
         <w:t xml:space="preserve">Implemented </w:t>
       </w:r>
@@ -4269,16 +4068,12 @@
         <w:rPr>
           <w:rStyle w:val="Strong"/>
           <w:rFonts w:ascii="Aptos" w:hAnsi="Aptos"/>
-          <w:sz w:val="20"/>
-          <w:szCs w:val="20"/>
         </w:rPr>
         <w:t>AWS-based cloud infrastructure solutions</w:t>
       </w:r>
       <w:r>
         <w:rPr>
           <w:rFonts w:ascii="Aptos" w:hAnsi="Aptos"/>
-          <w:sz w:val="20"/>
-          <w:szCs w:val="20"/>
         </w:rPr>
         <w:t xml:space="preserve"> using services such as </w:t>
       </w:r>
@@ -4286,18 +4081,20 @@
         <w:rPr>
           <w:rStyle w:val="Strong"/>
           <w:rFonts w:ascii="Aptos" w:hAnsi="Aptos"/>
-          <w:sz w:val="20"/>
-          <w:szCs w:val="20"/>
         </w:rPr>
         <w:t>EC2, ELB, RDS, and Route 53</w:t>
       </w:r>
       <w:r>
         <w:rPr>
           <w:rFonts w:ascii="Aptos" w:hAnsi="Aptos"/>
-          <w:sz w:val="20"/>
-          <w:szCs w:val="20"/>
-        </w:rPr>
-        <w:t xml:space="preserve"> to support scalable and highly available environments.</w:t>
+        </w:rPr>
+        <w:t xml:space="preserve"> to support scalable and highly available environments</w:t>
+      </w:r>
+      <w:r>
+        <w:rPr>
+          <w:rFonts w:ascii="Aptos" w:hAnsi="Aptos"/>
+        </w:rPr>
+        <w:t>.</w:t>
       </w:r>
     </w:p>
     <w:p>
@@ -4307,36 +4104,37 @@
           <w:ilvl w:val="0"/>
           <w:numId w:val="5"/>
         </w:numPr>
-        <w:rPr>
-          <w:rFonts w:ascii="Aptos" w:hAnsi="Aptos"/>
-          <w:sz w:val="20"/>
-          <w:szCs w:val="20"/>
-        </w:rPr>
-      </w:pPr>
-      <w:r>
-        <w:rPr>
-          <w:rFonts w:ascii="Aptos" w:hAnsi="Aptos"/>
-          <w:sz w:val="20"/>
-          <w:szCs w:val="20"/>
-        </w:rPr>
-        <w:t xml:space="preserve">Managed </w:t>
+        <w:ind w:left="709"/>
+        <w:rPr>
+          <w:rFonts w:ascii="Aptos" w:hAnsi="Aptos"/>
+          <w:sz w:val="22"/>
+          <w:szCs w:val="22"/>
+        </w:rPr>
+      </w:pPr>
+      <w:r>
+        <w:rPr>
+          <w:rFonts w:ascii="Aptos" w:hAnsi="Aptos"/>
+          <w:sz w:val="22"/>
+          <w:szCs w:val="22"/>
+        </w:rPr>
+        <w:t xml:space="preserve">Led a </w:t>
       </w:r>
       <w:r>
         <w:rPr>
           <w:rStyle w:val="Strong"/>
           <w:rFonts w:ascii="Aptos" w:hAnsi="Aptos"/>
-          <w:sz w:val="20"/>
-          <w:szCs w:val="20"/>
-        </w:rPr>
-        <w:t>Infrastructure as Code and deployment automation</w:t>
-      </w:r>
-      <w:r>
-        <w:rPr>
-          <w:rFonts w:ascii="Aptos" w:hAnsi="Aptos"/>
-          <w:sz w:val="20"/>
-          <w:szCs w:val="20"/>
-        </w:rPr>
-        <w:t>, improving release consistency and reducing manual configuration efforts.</w:t>
+          <w:sz w:val="22"/>
+          <w:szCs w:val="22"/>
+        </w:rPr>
+        <w:t>15-member global deployment and operations team</w:t>
+      </w:r>
+      <w:r>
+        <w:rPr>
+          <w:rFonts w:ascii="Aptos" w:hAnsi="Aptos"/>
+          <w:sz w:val="22"/>
+          <w:szCs w:val="22"/>
+        </w:rPr>
+        <w:t>, overseeing release management, incident management, problem management, and change management across multiple regions.</w:t>
       </w:r>
     </w:p>
     <w:p>
@@ -4346,88 +4144,56 @@
           <w:ilvl w:val="0"/>
           <w:numId w:val="5"/>
         </w:numPr>
-        <w:rPr>
-          <w:rFonts w:ascii="Aptos" w:hAnsi="Aptos"/>
-          <w:sz w:val="20"/>
-          <w:szCs w:val="20"/>
-        </w:rPr>
-      </w:pPr>
-      <w:r>
-        <w:rPr>
-          <w:rFonts w:ascii="Aptos" w:hAnsi="Aptos"/>
-          <w:sz w:val="20"/>
-          <w:szCs w:val="20"/>
-        </w:rPr>
-        <w:t xml:space="preserve">Led a </w:t>
+        <w:ind w:left="709"/>
+        <w:rPr>
+          <w:rFonts w:ascii="Aptos" w:hAnsi="Aptos"/>
+          <w:sz w:val="22"/>
+          <w:szCs w:val="22"/>
+        </w:rPr>
+      </w:pPr>
+      <w:r>
+        <w:rPr>
+          <w:rFonts w:ascii="Aptos" w:hAnsi="Aptos"/>
+          <w:sz w:val="22"/>
+          <w:szCs w:val="22"/>
+        </w:rPr>
+        <w:t xml:space="preserve">Supported global production environments through </w:t>
       </w:r>
       <w:r>
         <w:rPr>
           <w:rStyle w:val="Strong"/>
           <w:rFonts w:ascii="Aptos" w:hAnsi="Aptos"/>
-          <w:sz w:val="20"/>
-          <w:szCs w:val="20"/>
-        </w:rPr>
-        <w:t>15-member global deployment and operations team</w:t>
-      </w:r>
-      <w:r>
-        <w:rPr>
-          <w:rFonts w:ascii="Aptos" w:hAnsi="Aptos"/>
-          <w:sz w:val="20"/>
-          <w:szCs w:val="20"/>
-        </w:rPr>
-        <w:t>, overseeing release management, incident management, problem management, and change management across multiple regions.</w:t>
+          <w:sz w:val="22"/>
+          <w:szCs w:val="22"/>
+        </w:rPr>
+        <w:t>operational monitoring, troubleshooting, and process improvements</w:t>
+      </w:r>
+      <w:r>
+        <w:rPr>
+          <w:rFonts w:ascii="Aptos" w:hAnsi="Aptos"/>
+          <w:sz w:val="22"/>
+          <w:szCs w:val="22"/>
+        </w:rPr>
+        <w:t xml:space="preserve"> aligned with ITIL practices.</w:t>
       </w:r>
     </w:p>
     <w:p>
       <w:pPr>
-        <w:pStyle w:val="NormalWeb"/>
-        <w:numPr>
-          <w:ilvl w:val="0"/>
-          <w:numId w:val="5"/>
-        </w:numPr>
-        <w:rPr>
-          <w:rFonts w:ascii="Aptos" w:hAnsi="Aptos"/>
-          <w:sz w:val="20"/>
-          <w:szCs w:val="20"/>
-        </w:rPr>
-      </w:pPr>
-      <w:r>
-        <w:rPr>
-          <w:rFonts w:ascii="Aptos" w:hAnsi="Aptos"/>
-          <w:sz w:val="20"/>
-          <w:szCs w:val="20"/>
-        </w:rPr>
-        <w:t xml:space="preserve">Supported global production environments through </w:t>
-      </w:r>
-      <w:r>
-        <w:rPr>
-          <w:rStyle w:val="Strong"/>
-          <w:rFonts w:ascii="Aptos" w:hAnsi="Aptos"/>
-          <w:sz w:val="20"/>
-          <w:szCs w:val="20"/>
-        </w:rPr>
-        <w:t>operational monitoring, troubleshooting, and process improvements</w:t>
-      </w:r>
-      <w:r>
-        <w:rPr>
-          <w:rFonts w:ascii="Aptos" w:hAnsi="Aptos"/>
-          <w:sz w:val="20"/>
-          <w:szCs w:val="20"/>
-        </w:rPr>
-        <w:t xml:space="preserve"> aligned with ITIL practices.</w:t>
-      </w:r>
-    </w:p>
-    <w:p>
-      <w:pPr>
         <w:pStyle w:val="Heading1"/>
-        <w:rPr>
-          <w:rFonts w:ascii="Aptos" w:hAnsi="Aptos"/>
+        <w:ind w:firstLine="327"/>
+        <w:jc w:val="left"/>
+        <w:rPr>
+          <w:rFonts w:ascii="Aptos" w:hAnsi="Aptos"/>
+          <w:sz w:val="22"/>
+          <w:szCs w:val="22"/>
         </w:rPr>
       </w:pPr>
       <w:r>
         <w:rPr>
           <w:rFonts w:ascii="Aptos" w:hAnsi="Aptos"/>
           <w:noProof/>
+          <w:sz w:val="22"/>
+          <w:szCs w:val="22"/>
         </w:rPr>
         <mc:AlternateContent>
           <mc:Choice Requires="wps">
@@ -4515,6 +4281,8 @@
         <w:rPr>
           <w:rFonts w:ascii="Aptos" w:hAnsi="Aptos"/>
           <w:spacing w:val="-2"/>
+          <w:sz w:val="22"/>
+          <w:szCs w:val="22"/>
         </w:rPr>
         <w:t>CERTIFICATIONS</w:t>
       </w:r>
@@ -4535,17 +4303,13 @@
           <w:rFonts w:ascii="Aptos" w:eastAsia="Aptos" w:hAnsi="Aptos" w:cs="Aptos"/>
           <w:b/>
           <w:color w:val="0563C1"/>
-          <w:sz w:val="20"/>
-          <w:szCs w:val="20"/>
+          <w:sz w:val="6"/>
+          <w:szCs w:val="6"/>
         </w:rPr>
       </w:pPr>
     </w:p>
     <w:p>
       <w:pPr>
-        <w:numPr>
-          <w:ilvl w:val="0"/>
-          <w:numId w:val="6"/>
-        </w:numPr>
         <w:pBdr>
           <w:top w:val="nil"/>
           <w:left w:val="nil"/>
@@ -4555,13 +4319,11 @@
         </w:pBdr>
         <w:autoSpaceDE/>
         <w:autoSpaceDN/>
-        <w:ind w:right="-222"/>
+        <w:ind w:left="331" w:right="-222"/>
         <w:rPr>
           <w:rFonts w:ascii="Aptos" w:eastAsia="Aptos" w:hAnsi="Aptos" w:cs="Aptos"/>
           <w:b/>
           <w:color w:val="1155CC"/>
-          <w:sz w:val="20"/>
-          <w:szCs w:val="20"/>
           <w:u w:val="single"/>
         </w:rPr>
       </w:pPr>
@@ -4570,19 +4332,56 @@
           <w:rFonts w:ascii="Aptos" w:eastAsia="Aptos" w:hAnsi="Aptos" w:cs="Aptos"/>
           <w:b/>
           <w:color w:val="1155CC"/>
-          <w:sz w:val="20"/>
-          <w:szCs w:val="20"/>
           <w:u w:val="single"/>
         </w:rPr>
-        <w:t xml:space="preserve"> GitHub Copilot certification GH-300</w:t>
-      </w:r>
+        <w:t>GitHub Copilot certification GH-300</w:t>
+      </w:r>
+      <w:r>
+        <w:rPr>
+          <w:rFonts w:ascii="Aptos" w:eastAsia="Aptos" w:hAnsi="Aptos" w:cs="Aptos"/>
+          <w:b/>
+          <w:color w:val="1155CC"/>
+        </w:rPr>
+        <w:t xml:space="preserve">     </w:t>
+      </w:r>
+      <w:r>
+        <w:rPr>
+          <w:rFonts w:ascii="Aptos" w:eastAsia="Aptos" w:hAnsi="Aptos" w:cs="Aptos"/>
+          <w:b/>
+          <w:color w:val="1155CC"/>
+        </w:rPr>
+        <w:tab/>
+      </w:r>
+      <w:r>
+        <w:rPr>
+          <w:rFonts w:ascii="Aptos" w:eastAsia="Aptos" w:hAnsi="Aptos" w:cs="Aptos"/>
+          <w:b/>
+          <w:color w:val="1155CC"/>
+        </w:rPr>
+        <w:tab/>
+      </w:r>
+      <w:r>
+        <w:rPr>
+          <w:rFonts w:ascii="Aptos" w:eastAsia="Aptos" w:hAnsi="Aptos" w:cs="Aptos"/>
+          <w:b/>
+          <w:color w:val="1155CC"/>
+        </w:rPr>
+        <w:tab/>
+      </w:r>
+      <w:hyperlink r:id="rId13">
+        <w:r>
+          <w:rPr>
+            <w:rFonts w:ascii="Aptos" w:eastAsia="Aptos" w:hAnsi="Aptos" w:cs="Aptos"/>
+            <w:b/>
+            <w:color w:val="1155CC"/>
+            <w:u w:val="single"/>
+          </w:rPr>
+          <w:t>AZ-900 Azure Fundamentals by Microsoft</w:t>
+        </w:r>
+      </w:hyperlink>
     </w:p>
     <w:p>
       <w:pPr>
-        <w:numPr>
-          <w:ilvl w:val="0"/>
-          <w:numId w:val="6"/>
-        </w:numPr>
         <w:pBdr>
           <w:top w:val="nil"/>
           <w:left w:val="nil"/>
@@ -4592,47 +4391,76 @@
         </w:pBdr>
         <w:autoSpaceDE/>
         <w:autoSpaceDN/>
-        <w:ind w:right="-222"/>
+        <w:ind w:left="331" w:right="-222"/>
         <w:rPr>
           <w:rFonts w:ascii="Aptos" w:eastAsia="Aptos" w:hAnsi="Aptos" w:cs="Aptos"/>
           <w:b/>
           <w:color w:val="1155CC"/>
-          <w:sz w:val="20"/>
-          <w:szCs w:val="20"/>
           <w:u w:val="single"/>
         </w:rPr>
       </w:pPr>
-      <w:hyperlink r:id="rId10">
+      <w:hyperlink r:id="rId14">
         <w:r>
           <w:rPr>
             <w:rFonts w:ascii="Aptos" w:eastAsia="Aptos" w:hAnsi="Aptos" w:cs="Aptos"/>
             <w:b/>
             <w:color w:val="1155CC"/>
-            <w:sz w:val="20"/>
-            <w:szCs w:val="20"/>
             <w:u w:val="single"/>
           </w:rPr>
-          <w:t>AZ-900 Azure Fundamentals by Microsoft</w:t>
+          <w:t>CLF-C01 Cloud Practitioner by AWS</w:t>
         </w:r>
       </w:hyperlink>
       <w:r>
         <w:rPr>
+          <w:sz w:val="24"/>
+          <w:szCs w:val="24"/>
+        </w:rPr>
+        <w:t xml:space="preserve"> </w:t>
+      </w:r>
+      <w:r>
+        <w:rPr>
+          <w:sz w:val="24"/>
+          <w:szCs w:val="24"/>
+        </w:rPr>
+        <w:tab/>
+      </w:r>
+      <w:r>
+        <w:rPr>
+          <w:sz w:val="24"/>
+          <w:szCs w:val="24"/>
+        </w:rPr>
+        <w:tab/>
+      </w:r>
+      <w:r>
+        <w:rPr>
+          <w:sz w:val="24"/>
+          <w:szCs w:val="24"/>
+        </w:rPr>
+        <w:tab/>
+      </w:r>
+      <w:hyperlink r:id="rId15">
+        <w:r>
+          <w:rPr>
+            <w:rFonts w:ascii="Aptos" w:eastAsia="Aptos" w:hAnsi="Aptos" w:cs="Aptos"/>
+            <w:b/>
+            <w:color w:val="1155CC"/>
+            <w:u w:val="single"/>
+          </w:rPr>
+          <w:t>ITIL Foundation Certificate: GR750194063MS</w:t>
+        </w:r>
+      </w:hyperlink>
+      <w:r>
+        <w:rPr>
           <w:rFonts w:ascii="Aptos" w:eastAsia="Aptos" w:hAnsi="Aptos" w:cs="Aptos"/>
           <w:b/>
           <w:color w:val="1155CC"/>
-          <w:sz w:val="20"/>
-          <w:szCs w:val="20"/>
           <w:u w:val="single"/>
         </w:rPr>
-        <w:t xml:space="preserve">     </w:t>
+        <w:t xml:space="preserve"> </w:t>
       </w:r>
     </w:p>
     <w:p>
       <w:pPr>
-        <w:numPr>
-          <w:ilvl w:val="0"/>
-          <w:numId w:val="6"/>
-        </w:numPr>
         <w:pBdr>
           <w:top w:val="nil"/>
           <w:left w:val="nil"/>
@@ -4642,36 +4470,62 @@
         </w:pBdr>
         <w:autoSpaceDE/>
         <w:autoSpaceDN/>
-        <w:ind w:right="-222"/>
+        <w:ind w:left="331"/>
         <w:rPr>
           <w:rFonts w:ascii="Aptos" w:eastAsia="Aptos" w:hAnsi="Aptos" w:cs="Aptos"/>
           <w:b/>
           <w:color w:val="1155CC"/>
-          <w:sz w:val="20"/>
-          <w:szCs w:val="20"/>
           <w:u w:val="single"/>
         </w:rPr>
       </w:pPr>
-      <w:hyperlink r:id="rId11">
-        <w:r>
-          <w:rPr>
-            <w:rFonts w:ascii="Aptos" w:eastAsia="Aptos" w:hAnsi="Aptos" w:cs="Aptos"/>
-            <w:b/>
-            <w:color w:val="1155CC"/>
-            <w:sz w:val="20"/>
-            <w:szCs w:val="20"/>
-            <w:u w:val="single"/>
-          </w:rPr>
-          <w:t>CLF-C01 Cloud Practitioner by AWS</w:t>
-        </w:r>
-      </w:hyperlink>
+      <w:r>
+        <w:rPr>
+          <w:rFonts w:ascii="Aptos" w:eastAsia="Aptos" w:hAnsi="Aptos" w:cs="Aptos"/>
+          <w:b/>
+          <w:color w:val="1155CC"/>
+          <w:u w:val="single"/>
+        </w:rPr>
+        <w:t>[</w:t>
+      </w:r>
+      <w:r>
+        <w:rPr>
+          <w:rFonts w:ascii="Aptos" w:eastAsia="Aptos" w:hAnsi="Aptos" w:cs="Aptos"/>
+          <w:b/>
+          <w:color w:val="1155CC"/>
+          <w:u w:val="single"/>
+        </w:rPr>
+        <w:t>GH-300</w:t>
+      </w:r>
+      <w:r>
+        <w:rPr>
+          <w:rFonts w:ascii="Aptos" w:eastAsia="Aptos" w:hAnsi="Aptos" w:cs="Aptos"/>
+          <w:b/>
+          <w:color w:val="1155CC"/>
+          <w:u w:val="single"/>
+        </w:rPr>
+        <w:t xml:space="preserve">] </w:t>
+      </w:r>
+      <w:r>
+        <w:rPr>
+          <w:rFonts w:ascii="Aptos" w:eastAsia="Aptos" w:hAnsi="Aptos" w:cs="Aptos"/>
+          <w:b/>
+          <w:color w:val="1155CC"/>
+          <w:u w:val="single"/>
+        </w:rPr>
+        <w:t>GITHUB</w:t>
+      </w:r>
+      <w:r>
+        <w:rPr>
+          <w:rFonts w:ascii="Aptos" w:eastAsia="Aptos" w:hAnsi="Aptos" w:cs="Aptos"/>
+          <w:b/>
+          <w:color w:val="1155CC"/>
+          <w:u w:val="single"/>
+        </w:rPr>
+        <w:t xml:space="preserve"> Copilot</w:t>
+      </w:r>
     </w:p>
     <w:p>
       <w:pPr>
-        <w:numPr>
-          <w:ilvl w:val="0"/>
-          <w:numId w:val="6"/>
-        </w:numPr>
         <w:pBdr>
           <w:top w:val="nil"/>
           <w:left w:val="nil"/>
@@ -4681,88 +4535,33 @@
         </w:pBdr>
         <w:autoSpaceDE/>
         <w:autoSpaceDN/>
+        <w:ind w:left="691"/>
         <w:rPr>
           <w:rFonts w:ascii="Aptos" w:eastAsia="Aptos" w:hAnsi="Aptos" w:cs="Aptos"/>
           <w:b/>
           <w:color w:val="1155CC"/>
-          <w:sz w:val="20"/>
-          <w:szCs w:val="20"/>
           <w:u w:val="single"/>
         </w:rPr>
       </w:pPr>
-      <w:hyperlink r:id="rId12">
-        <w:r>
-          <w:rPr>
-            <w:rFonts w:ascii="Aptos" w:eastAsia="Aptos" w:hAnsi="Aptos" w:cs="Aptos"/>
-            <w:b/>
-            <w:color w:val="1155CC"/>
-            <w:sz w:val="20"/>
-            <w:szCs w:val="20"/>
-            <w:u w:val="single"/>
-          </w:rPr>
-          <w:t>ITIL Foundation Certificate: GR750194063MS</w:t>
-        </w:r>
-      </w:hyperlink>
-      <w:r>
-        <w:rPr>
-          <w:rFonts w:ascii="Aptos" w:eastAsia="Aptos" w:hAnsi="Aptos" w:cs="Aptos"/>
-          <w:b/>
-          <w:color w:val="1155CC"/>
-          <w:sz w:val="20"/>
-          <w:szCs w:val="20"/>
-          <w:u w:val="single"/>
-        </w:rPr>
-        <w:t xml:space="preserve"> </w:t>
-      </w:r>
     </w:p>
     <w:p>
       <w:pPr>
-        <w:numPr>
-          <w:ilvl w:val="0"/>
-          <w:numId w:val="6"/>
-        </w:numPr>
-        <w:pBdr>
-          <w:top w:val="nil"/>
-          <w:left w:val="nil"/>
-          <w:bottom w:val="nil"/>
-          <w:right w:val="nil"/>
-          <w:between w:val="nil"/>
-        </w:pBdr>
-        <w:autoSpaceDE/>
-        <w:autoSpaceDN/>
-        <w:rPr>
-          <w:rFonts w:ascii="Aptos" w:eastAsia="Aptos" w:hAnsi="Aptos" w:cs="Aptos"/>
-          <w:b/>
-          <w:color w:val="1155CC"/>
-          <w:sz w:val="20"/>
-          <w:szCs w:val="20"/>
-          <w:u w:val="single"/>
-        </w:rPr>
-      </w:pPr>
-      <w:r>
-        <w:rPr>
-          <w:rFonts w:ascii="Aptos" w:eastAsia="Aptos" w:hAnsi="Aptos" w:cs="Aptos"/>
-          <w:b/>
-          <w:color w:val="1155CC"/>
-          <w:sz w:val="20"/>
-          <w:szCs w:val="20"/>
-          <w:u w:val="single"/>
-        </w:rPr>
-        <w:t>GH-300 Github Copilot</w:t>
-      </w:r>
-    </w:p>
-    <w:p>
-      <w:pPr>
         <w:pStyle w:val="Heading1"/>
         <w:spacing w:line="276" w:lineRule="auto"/>
-        <w:rPr>
-          <w:rFonts w:ascii="Aptos" w:hAnsi="Aptos"/>
+        <w:ind w:firstLine="327"/>
+        <w:jc w:val="left"/>
+        <w:rPr>
+          <w:rFonts w:ascii="Aptos" w:hAnsi="Aptos"/>
+          <w:sz w:val="22"/>
+          <w:szCs w:val="22"/>
         </w:rPr>
       </w:pPr>
       <w:r>
         <w:rPr>
           <w:rFonts w:ascii="Aptos" w:hAnsi="Aptos"/>
           <w:noProof/>
+          <w:sz w:val="22"/>
+          <w:szCs w:val="22"/>
         </w:rPr>
         <mc:AlternateContent>
           <mc:Choice Requires="wps">
@@ -4850,6 +4649,8 @@
         <w:rPr>
           <w:rFonts w:ascii="Aptos" w:hAnsi="Aptos"/>
           <w:spacing w:val="-2"/>
+          <w:sz w:val="22"/>
+          <w:szCs w:val="22"/>
         </w:rPr>
         <w:t>KEY ACHEIVEMENT</w:t>
       </w:r>
@@ -4862,20 +4663,17 @@
           <w:numId w:val="10"/>
         </w:numPr>
         <w:tabs>
-          <w:tab w:val="left" w:pos="719"/>
+          <w:tab w:val="left" w:pos="709"/>
         </w:tabs>
-        <w:rPr>
-          <w:rFonts w:ascii="Aptos" w:hAnsi="Aptos"/>
-          <w:sz w:val="20"/>
-          <w:szCs w:val="20"/>
+        <w:ind w:left="709" w:hanging="425"/>
+        <w:rPr>
+          <w:rFonts w:ascii="Aptos" w:hAnsi="Aptos"/>
           <w:lang w:val="en-IN"/>
         </w:rPr>
       </w:pPr>
       <w:r>
         <w:rPr>
           <w:rFonts w:ascii="Aptos" w:hAnsi="Aptos"/>
-          <w:sz w:val="20"/>
-          <w:szCs w:val="20"/>
           <w:lang w:val="en-IN"/>
         </w:rPr>
         <w:t xml:space="preserve">Designed and implemented a </w:t>
@@ -4885,8 +4683,6 @@
           <w:rFonts w:ascii="Aptos" w:hAnsi="Aptos"/>
           <w:b/>
           <w:bCs/>
-          <w:sz w:val="20"/>
-          <w:szCs w:val="20"/>
           <w:lang w:val="en-IN"/>
         </w:rPr>
         <w:t>GitHub Actions–based CI/CD pipeline</w:t>
@@ -4894,8 +4690,6 @@
       <w:r>
         <w:rPr>
           <w:rFonts w:ascii="Aptos" w:hAnsi="Aptos"/>
-          <w:sz w:val="20"/>
-          <w:szCs w:val="20"/>
           <w:lang w:val="en-IN"/>
         </w:rPr>
         <w:t xml:space="preserve"> for non-production environments within </w:t>
@@ -4905,8 +4699,6 @@
           <w:rFonts w:ascii="Aptos" w:hAnsi="Aptos"/>
           <w:b/>
           <w:bCs/>
-          <w:sz w:val="20"/>
-          <w:szCs w:val="20"/>
           <w:lang w:val="en-IN"/>
         </w:rPr>
         <w:t>three weeks</w:t>
@@ -4914,8 +4706,6 @@
       <w:r>
         <w:rPr>
           <w:rFonts w:ascii="Aptos" w:hAnsi="Aptos"/>
-          <w:sz w:val="20"/>
-          <w:szCs w:val="20"/>
           <w:lang w:val="en-IN"/>
         </w:rPr>
         <w:t>, enabling automated build, testing, and deployment workflows across development teams.</w:t>
@@ -4929,20 +4719,17 @@
           <w:numId w:val="10"/>
         </w:numPr>
         <w:tabs>
-          <w:tab w:val="left" w:pos="719"/>
+          <w:tab w:val="left" w:pos="709"/>
         </w:tabs>
-        <w:rPr>
-          <w:rFonts w:ascii="Aptos" w:hAnsi="Aptos"/>
-          <w:sz w:val="20"/>
-          <w:szCs w:val="20"/>
+        <w:ind w:left="709" w:hanging="425"/>
+        <w:rPr>
+          <w:rFonts w:ascii="Aptos" w:hAnsi="Aptos"/>
           <w:lang w:val="en-IN"/>
         </w:rPr>
       </w:pPr>
       <w:r>
         <w:rPr>
           <w:rFonts w:ascii="Aptos" w:hAnsi="Aptos"/>
-          <w:sz w:val="20"/>
-          <w:szCs w:val="20"/>
           <w:lang w:val="en-IN"/>
         </w:rPr>
         <w:t xml:space="preserve">Built and led a </w:t>
@@ -4952,8 +4739,6 @@
           <w:rFonts w:ascii="Aptos" w:hAnsi="Aptos"/>
           <w:b/>
           <w:bCs/>
-          <w:sz w:val="20"/>
-          <w:szCs w:val="20"/>
           <w:lang w:val="en-IN"/>
         </w:rPr>
         <w:t>high-performing offshore L3 DevOps support team of 12+ engineers</w:t>
@@ -4961,8 +4746,6 @@
       <w:r>
         <w:rPr>
           <w:rFonts w:ascii="Aptos" w:hAnsi="Aptos"/>
-          <w:sz w:val="20"/>
-          <w:szCs w:val="20"/>
           <w:lang w:val="en-IN"/>
         </w:rPr>
         <w:t xml:space="preserve">, managing </w:t>
@@ -4972,8 +4755,6 @@
           <w:rFonts w:ascii="Aptos" w:hAnsi="Aptos"/>
           <w:b/>
           <w:bCs/>
-          <w:sz w:val="20"/>
-          <w:szCs w:val="20"/>
           <w:lang w:val="en-IN"/>
         </w:rPr>
         <w:t>critical production operations, incident resolution, and release support</w:t>
@@ -4981,8 +4762,6 @@
       <w:r>
         <w:rPr>
           <w:rFonts w:ascii="Aptos" w:hAnsi="Aptos"/>
-          <w:sz w:val="20"/>
-          <w:szCs w:val="20"/>
           <w:lang w:val="en-IN"/>
         </w:rPr>
         <w:t xml:space="preserve"> for enterprise applications.</w:t>
@@ -4996,20 +4775,17 @@
           <w:numId w:val="10"/>
         </w:numPr>
         <w:tabs>
-          <w:tab w:val="left" w:pos="719"/>
+          <w:tab w:val="left" w:pos="709"/>
         </w:tabs>
-        <w:rPr>
-          <w:rFonts w:ascii="Aptos" w:hAnsi="Aptos"/>
-          <w:sz w:val="20"/>
-          <w:szCs w:val="20"/>
+        <w:ind w:left="709" w:hanging="425"/>
+        <w:rPr>
+          <w:rFonts w:ascii="Aptos" w:hAnsi="Aptos"/>
           <w:lang w:val="en-IN"/>
         </w:rPr>
       </w:pPr>
       <w:r>
         <w:rPr>
           <w:rFonts w:ascii="Aptos" w:hAnsi="Aptos"/>
-          <w:sz w:val="20"/>
-          <w:szCs w:val="20"/>
           <w:lang w:val="en-IN"/>
         </w:rPr>
         <w:t xml:space="preserve">Engineered a </w:t>
@@ -5019,8 +4795,6 @@
           <w:rFonts w:ascii="Aptos" w:hAnsi="Aptos"/>
           <w:b/>
           <w:bCs/>
-          <w:sz w:val="20"/>
-          <w:szCs w:val="20"/>
           <w:lang w:val="en-IN"/>
         </w:rPr>
         <w:t>secure data synchronization solution from on-premise NAS to Microsoft Azure Cloud</w:t>
@@ -5028,8 +4802,6 @@
       <w:r>
         <w:rPr>
           <w:rFonts w:ascii="Aptos" w:hAnsi="Aptos"/>
-          <w:sz w:val="20"/>
-          <w:szCs w:val="20"/>
           <w:lang w:val="en-IN"/>
         </w:rPr>
         <w:t xml:space="preserve"> via a jump server, enabling reliable hybrid cloud data transfer and improved storage accessibility.</w:t>
@@ -5043,20 +4815,17 @@
           <w:numId w:val="10"/>
         </w:numPr>
         <w:tabs>
-          <w:tab w:val="left" w:pos="719"/>
+          <w:tab w:val="left" w:pos="709"/>
         </w:tabs>
-        <w:rPr>
-          <w:rFonts w:ascii="Aptos" w:hAnsi="Aptos"/>
-          <w:sz w:val="20"/>
-          <w:szCs w:val="20"/>
+        <w:ind w:left="709" w:hanging="425"/>
+        <w:rPr>
+          <w:rFonts w:ascii="Aptos" w:hAnsi="Aptos"/>
           <w:lang w:val="en-IN"/>
         </w:rPr>
       </w:pPr>
       <w:r>
         <w:rPr>
           <w:rFonts w:ascii="Aptos" w:hAnsi="Aptos"/>
-          <w:sz w:val="20"/>
-          <w:szCs w:val="20"/>
           <w:lang w:val="en-IN"/>
         </w:rPr>
         <w:t xml:space="preserve">Automated </w:t>
@@ -5066,8 +4835,6 @@
           <w:rFonts w:ascii="Aptos" w:hAnsi="Aptos"/>
           <w:b/>
           <w:bCs/>
-          <w:sz w:val="20"/>
-          <w:szCs w:val="20"/>
           <w:lang w:val="en-IN"/>
         </w:rPr>
         <w:t>2000+ test cases using Robot Framework</w:t>
@@ -5075,8 +4842,6 @@
       <w:r>
         <w:rPr>
           <w:rFonts w:ascii="Aptos" w:hAnsi="Aptos"/>
-          <w:sz w:val="20"/>
-          <w:szCs w:val="20"/>
           <w:lang w:val="en-IN"/>
         </w:rPr>
         <w:t xml:space="preserve">, enabling scalable test automation across </w:t>
@@ -5086,8 +4851,6 @@
           <w:rFonts w:ascii="Aptos" w:hAnsi="Aptos"/>
           <w:b/>
           <w:bCs/>
-          <w:sz w:val="20"/>
-          <w:szCs w:val="20"/>
           <w:lang w:val="en-IN"/>
         </w:rPr>
         <w:t>10+ applications</w:t>
@@ -5095,8 +4858,6 @@
       <w:r>
         <w:rPr>
           <w:rFonts w:ascii="Aptos" w:hAnsi="Aptos"/>
-          <w:sz w:val="20"/>
-          <w:szCs w:val="20"/>
           <w:lang w:val="en-IN"/>
         </w:rPr>
         <w:t xml:space="preserve"> and improving overall testing efficiency within CI/CD pipelines.</w:t>
@@ -5111,8 +4872,6 @@
         <w:ind w:firstLine="0"/>
         <w:rPr>
           <w:rFonts w:ascii="Aptos" w:hAnsi="Aptos"/>
-          <w:sz w:val="20"/>
-          <w:szCs w:val="20"/>
         </w:rPr>
       </w:pPr>
     </w:p>
@@ -5120,14 +4879,20 @@
       <w:pPr>
         <w:pStyle w:val="Heading1"/>
         <w:spacing w:line="276" w:lineRule="auto"/>
-        <w:rPr>
-          <w:rFonts w:ascii="Aptos" w:hAnsi="Aptos"/>
+        <w:ind w:firstLine="356"/>
+        <w:jc w:val="left"/>
+        <w:rPr>
+          <w:rFonts w:ascii="Aptos" w:hAnsi="Aptos"/>
+          <w:sz w:val="22"/>
+          <w:szCs w:val="22"/>
         </w:rPr>
       </w:pPr>
       <w:r>
         <w:rPr>
           <w:rFonts w:ascii="Aptos" w:hAnsi="Aptos"/>
           <w:noProof/>
+          <w:sz w:val="22"/>
+          <w:szCs w:val="22"/>
         </w:rPr>
         <mc:AlternateContent>
           <mc:Choice Requires="wps">
@@ -5215,6 +4980,8 @@
         <w:rPr>
           <w:rFonts w:ascii="Aptos" w:hAnsi="Aptos"/>
           <w:spacing w:val="-2"/>
+          <w:sz w:val="22"/>
+          <w:szCs w:val="22"/>
         </w:rPr>
         <w:t>EDUCATION</w:t>
       </w:r>
@@ -5227,292 +4994,257 @@
         <w:spacing w:line="276" w:lineRule="auto"/>
         <w:rPr>
           <w:rFonts w:ascii="Aptos" w:hAnsi="Aptos"/>
+          <w:b/>
           <w:spacing w:val="-4"/>
+          <w:sz w:val="10"/>
+          <w:szCs w:val="10"/>
+        </w:rPr>
+      </w:pPr>
+      <w:r>
+        <w:rPr>
+          <w:rFonts w:ascii="Aptos" w:hAnsi="Aptos"/>
+          <w:b/>
+          <w:spacing w:val="-4"/>
+        </w:rPr>
+        <w:tab/>
+      </w:r>
+      <w:r>
+        <w:rPr>
+          <w:rFonts w:ascii="Aptos" w:hAnsi="Aptos"/>
+          <w:b/>
+          <w:spacing w:val="-4"/>
+        </w:rPr>
+        <w:tab/>
+      </w:r>
+    </w:p>
+    <w:p>
+      <w:pPr>
+        <w:tabs>
+          <w:tab w:val="left" w:pos="719"/>
+        </w:tabs>
+        <w:spacing w:line="276" w:lineRule="auto"/>
+        <w:ind w:left="426"/>
+        <w:rPr>
+          <w:rFonts w:ascii="Aptos" w:hAnsi="Aptos"/>
+          <w:spacing w:val="-4"/>
+        </w:rPr>
+      </w:pPr>
+      <w:r>
+        <w:rPr>
+          <w:rFonts w:ascii="Aptos" w:hAnsi="Aptos"/>
+          <w:b/>
+          <w:spacing w:val="-4"/>
+        </w:rPr>
+        <w:t>Bachelors of Engineering –</w:t>
+      </w:r>
+      <w:r>
+        <w:rPr>
+          <w:rFonts w:ascii="Aptos" w:hAnsi="Aptos"/>
+          <w:b/>
+          <w:spacing w:val="-9"/>
+        </w:rPr>
+        <w:t xml:space="preserve"> </w:t>
+      </w:r>
+      <w:r>
+        <w:rPr>
+          <w:rFonts w:ascii="Aptos" w:hAnsi="Aptos"/>
+          <w:bCs/>
+          <w:spacing w:val="-4"/>
+        </w:rPr>
+        <w:t>Electronic &amp; Telecomm.</w:t>
+      </w:r>
+      <w:r>
+        <w:rPr>
+          <w:rFonts w:ascii="Aptos" w:hAnsi="Aptos"/>
+          <w:bCs/>
+          <w:spacing w:val="-11"/>
+        </w:rPr>
+        <w:t xml:space="preserve"> </w:t>
+      </w:r>
+      <w:r>
+        <w:rPr>
+          <w:rFonts w:ascii="Aptos" w:hAnsi="Aptos"/>
+          <w:bCs/>
+          <w:spacing w:val="-4"/>
+        </w:rPr>
+        <w:t>Engineering</w:t>
+      </w:r>
+      <w:r>
+        <w:rPr>
+          <w:rFonts w:ascii="Aptos" w:hAnsi="Aptos"/>
+          <w:bCs/>
+          <w:spacing w:val="-4"/>
+        </w:rPr>
+        <w:t xml:space="preserve"> </w:t>
+      </w:r>
+      <w:r>
+        <w:rPr>
+          <w:rFonts w:ascii="Aptos" w:hAnsi="Aptos"/>
+          <w:b/>
+          <w:spacing w:val="-4"/>
+        </w:rPr>
+        <w:t>– 70%</w:t>
+      </w:r>
+      <w:r>
+        <w:rPr>
+          <w:rFonts w:ascii="Aptos" w:hAnsi="Aptos"/>
+          <w:b/>
+          <w:spacing w:val="-9"/>
+        </w:rPr>
+        <w:t xml:space="preserve"> </w:t>
+      </w:r>
+      <w:r>
+        <w:rPr>
+          <w:rFonts w:ascii="Cambria Math" w:hAnsi="Cambria Math" w:cs="Cambria Math"/>
+          <w:spacing w:val="-4"/>
+        </w:rPr>
+        <w:t>▶</w:t>
+      </w:r>
+      <w:r>
+        <w:rPr>
+          <w:rFonts w:ascii="Aptos" w:hAnsi="Aptos"/>
+          <w:spacing w:val="-10"/>
+        </w:rPr>
+        <w:t xml:space="preserve"> </w:t>
+      </w:r>
+      <w:r>
+        <w:rPr>
+          <w:rFonts w:ascii="Aptos" w:hAnsi="Aptos"/>
+          <w:spacing w:val="-10"/>
+        </w:rPr>
+        <w:t>RTMNU (</w:t>
+      </w:r>
+      <w:r>
+        <w:rPr>
+          <w:rFonts w:ascii="Aptos" w:hAnsi="Aptos"/>
+          <w:spacing w:val="-4"/>
+        </w:rPr>
+        <w:t>Nagpur</w:t>
+      </w:r>
+      <w:r>
+        <w:rPr>
+          <w:rFonts w:ascii="Aptos" w:hAnsi="Aptos"/>
+          <w:spacing w:val="-10"/>
+        </w:rPr>
+        <w:t xml:space="preserve"> </w:t>
+      </w:r>
+      <w:r>
+        <w:rPr>
+          <w:rFonts w:ascii="Aptos" w:hAnsi="Aptos"/>
+          <w:spacing w:val="-4"/>
+        </w:rPr>
+        <w:t>University</w:t>
+      </w:r>
+      <w:r>
+        <w:rPr>
+          <w:rFonts w:ascii="Aptos" w:hAnsi="Aptos"/>
+          <w:spacing w:val="-4"/>
+        </w:rPr>
+        <w:t>)</w:t>
+      </w:r>
+      <w:r>
+        <w:rPr>
+          <w:rFonts w:ascii="Aptos" w:hAnsi="Aptos"/>
+          <w:spacing w:val="-4"/>
+        </w:rPr>
+        <w:tab/>
+        <w:t>2008-2012</w:t>
+      </w:r>
+    </w:p>
+    <w:p>
+      <w:pPr>
+        <w:spacing w:line="276" w:lineRule="auto"/>
+        <w:ind w:left="426"/>
+        <w:rPr>
+          <w:rFonts w:ascii="Aptos" w:hAnsi="Aptos"/>
+          <w:spacing w:val="-4"/>
+        </w:rPr>
+      </w:pPr>
+      <w:r>
+        <w:rPr>
+          <w:rFonts w:ascii="Aptos" w:hAnsi="Aptos"/>
+          <w:b/>
+          <w:spacing w:val="-4"/>
+        </w:rPr>
+        <w:t xml:space="preserve">Post Graduate Diploma in </w:t>
+      </w:r>
+      <w:r>
+        <w:rPr>
+          <w:rFonts w:ascii="Aptos" w:hAnsi="Aptos"/>
+          <w:bCs/>
+          <w:spacing w:val="-4"/>
+        </w:rPr>
+        <w:t>IT Management</w:t>
+      </w:r>
+      <w:r>
+        <w:rPr>
+          <w:rFonts w:ascii="Aptos" w:hAnsi="Aptos"/>
+          <w:b/>
+          <w:spacing w:val="-4"/>
+        </w:rPr>
+        <w:t xml:space="preserve"> (Part-Time) – 70% </w:t>
+      </w:r>
+      <w:r>
+        <w:rPr>
+          <w:rFonts w:ascii="Cambria Math" w:hAnsi="Cambria Math" w:cs="Cambria Math"/>
+          <w:b/>
+          <w:spacing w:val="-4"/>
+        </w:rPr>
+        <w:t>▶</w:t>
+      </w:r>
+      <w:r>
+        <w:rPr>
+          <w:rFonts w:ascii="Aptos" w:eastAsia="Aptos" w:hAnsi="Aptos" w:cs="Aptos"/>
+          <w:b/>
           <w:sz w:val="20"/>
           <w:szCs w:val="20"/>
         </w:rPr>
-      </w:pPr>
-      <w:r>
-        <w:rPr>
-          <w:rFonts w:ascii="Aptos" w:hAnsi="Aptos"/>
-          <w:b/>
+        <w:t xml:space="preserve"> </w:t>
+      </w:r>
+      <w:r>
+        <w:rPr>
+          <w:rFonts w:ascii="Aptos" w:hAnsi="Aptos"/>
           <w:spacing w:val="-4"/>
-          <w:sz w:val="20"/>
-          <w:szCs w:val="20"/>
+        </w:rPr>
+        <w:t>Symbiosis Center of Distance Learning</w:t>
+      </w:r>
+      <w:r>
+        <w:rPr>
+          <w:rFonts w:ascii="Aptos" w:hAnsi="Aptos"/>
+          <w:spacing w:val="-4"/>
         </w:rPr>
         <w:tab/>
-      </w:r>
-      <w:r>
-        <w:rPr>
-          <w:rFonts w:ascii="Aptos" w:hAnsi="Aptos"/>
-          <w:b/>
-          <w:spacing w:val="-4"/>
-          <w:sz w:val="20"/>
-          <w:szCs w:val="20"/>
-        </w:rPr>
-        <w:t>Bachelors of Engineering –</w:t>
-      </w:r>
-      <w:r>
-        <w:rPr>
-          <w:rFonts w:ascii="Aptos" w:hAnsi="Aptos"/>
-          <w:b/>
-          <w:spacing w:val="-9"/>
-          <w:sz w:val="20"/>
-          <w:szCs w:val="20"/>
-        </w:rPr>
-        <w:t xml:space="preserve"> </w:t>
-      </w:r>
-      <w:r>
-        <w:rPr>
-          <w:rFonts w:ascii="Aptos" w:hAnsi="Aptos"/>
-          <w:bCs/>
-          <w:spacing w:val="-4"/>
-          <w:sz w:val="20"/>
-          <w:szCs w:val="20"/>
-        </w:rPr>
-        <w:t>Electronic &amp; Telecomm.</w:t>
-      </w:r>
-      <w:r>
-        <w:rPr>
-          <w:rFonts w:ascii="Aptos" w:hAnsi="Aptos"/>
-          <w:bCs/>
-          <w:spacing w:val="-11"/>
-          <w:sz w:val="20"/>
-          <w:szCs w:val="20"/>
-        </w:rPr>
-        <w:t xml:space="preserve"> </w:t>
-      </w:r>
-      <w:r>
-        <w:rPr>
-          <w:rFonts w:ascii="Aptos" w:hAnsi="Aptos"/>
-          <w:bCs/>
-          <w:spacing w:val="-4"/>
-          <w:sz w:val="20"/>
-          <w:szCs w:val="20"/>
-        </w:rPr>
-        <w:t>Engineering</w:t>
-      </w:r>
-      <w:r>
-        <w:rPr>
-          <w:rFonts w:ascii="Aptos" w:hAnsi="Aptos"/>
-          <w:bCs/>
-          <w:spacing w:val="-4"/>
-          <w:sz w:val="20"/>
-          <w:szCs w:val="20"/>
-        </w:rPr>
-        <w:t xml:space="preserve"> </w:t>
-      </w:r>
-      <w:r>
-        <w:rPr>
-          <w:rFonts w:ascii="Aptos" w:hAnsi="Aptos"/>
-          <w:b/>
-          <w:spacing w:val="-4"/>
-          <w:sz w:val="20"/>
-          <w:szCs w:val="20"/>
-        </w:rPr>
-        <w:t>– 70%</w:t>
-      </w:r>
-      <w:r>
-        <w:rPr>
-          <w:rFonts w:ascii="Aptos" w:hAnsi="Aptos"/>
-          <w:b/>
-          <w:spacing w:val="-9"/>
-          <w:sz w:val="20"/>
-          <w:szCs w:val="20"/>
-        </w:rPr>
-        <w:t xml:space="preserve"> </w:t>
-      </w:r>
-      <w:r>
-        <w:rPr>
-          <w:rFonts w:ascii="Cambria Math" w:hAnsi="Cambria Math" w:cs="Cambria Math"/>
-          <w:spacing w:val="-4"/>
-          <w:sz w:val="20"/>
-          <w:szCs w:val="20"/>
-        </w:rPr>
-        <w:t>▶</w:t>
-      </w:r>
-      <w:r>
-        <w:rPr>
-          <w:rFonts w:ascii="Aptos" w:hAnsi="Aptos"/>
-          <w:spacing w:val="-10"/>
-          <w:sz w:val="20"/>
-          <w:szCs w:val="20"/>
-        </w:rPr>
-        <w:t xml:space="preserve"> </w:t>
-      </w:r>
-      <w:r>
-        <w:rPr>
-          <w:rFonts w:ascii="Aptos" w:hAnsi="Aptos"/>
-          <w:spacing w:val="-10"/>
-          <w:sz w:val="20"/>
-          <w:szCs w:val="20"/>
-        </w:rPr>
-        <w:t>RTMNU (</w:t>
-      </w:r>
-      <w:r>
-        <w:rPr>
-          <w:rFonts w:ascii="Aptos" w:hAnsi="Aptos"/>
-          <w:spacing w:val="-4"/>
-          <w:sz w:val="20"/>
-          <w:szCs w:val="20"/>
-        </w:rPr>
-        <w:t>Nagpur</w:t>
-      </w:r>
-      <w:r>
-        <w:rPr>
-          <w:rFonts w:ascii="Aptos" w:hAnsi="Aptos"/>
-          <w:spacing w:val="-10"/>
-          <w:sz w:val="20"/>
-          <w:szCs w:val="20"/>
-        </w:rPr>
-        <w:t xml:space="preserve"> </w:t>
-      </w:r>
-      <w:r>
-        <w:rPr>
-          <w:rFonts w:ascii="Aptos" w:hAnsi="Aptos"/>
-          <w:spacing w:val="-4"/>
-          <w:sz w:val="20"/>
-          <w:szCs w:val="20"/>
-        </w:rPr>
-        <w:t>University</w:t>
-      </w:r>
-      <w:r>
-        <w:rPr>
-          <w:rFonts w:ascii="Aptos" w:hAnsi="Aptos"/>
-          <w:spacing w:val="-4"/>
-          <w:sz w:val="20"/>
-          <w:szCs w:val="20"/>
-        </w:rPr>
-        <w:t>)</w:t>
-      </w:r>
-      <w:r>
-        <w:rPr>
-          <w:rFonts w:ascii="Aptos" w:hAnsi="Aptos"/>
-          <w:spacing w:val="-4"/>
-          <w:sz w:val="20"/>
-          <w:szCs w:val="20"/>
-        </w:rPr>
-        <w:tab/>
-      </w:r>
-      <w:r>
-        <w:rPr>
-          <w:rFonts w:ascii="Aptos" w:hAnsi="Aptos"/>
-          <w:spacing w:val="-4"/>
-          <w:sz w:val="20"/>
-          <w:szCs w:val="20"/>
-        </w:rPr>
-        <w:tab/>
-        <w:t>2008-2012</w:t>
+        <w:t>2014–2016</w:t>
       </w:r>
     </w:p>
     <w:p>
       <w:pPr>
         <w:spacing w:line="276" w:lineRule="auto"/>
-        <w:ind w:firstLine="719"/>
+        <w:ind w:left="426"/>
         <w:rPr>
           <w:rFonts w:ascii="Aptos" w:eastAsia="Aptos" w:hAnsi="Aptos" w:cs="Aptos"/>
           <w:b/>
-          <w:sz w:val="18"/>
-          <w:szCs w:val="18"/>
-        </w:rPr>
-      </w:pPr>
-      <w:r>
-        <w:rPr>
-          <w:rFonts w:ascii="Aptos" w:hAnsi="Aptos"/>
-          <w:b/>
-          <w:spacing w:val="-4"/>
-          <w:sz w:val="20"/>
-          <w:szCs w:val="20"/>
-        </w:rPr>
-        <w:t xml:space="preserve">Post Graduate Diploma in </w:t>
-      </w:r>
-      <w:r>
-        <w:rPr>
-          <w:rFonts w:ascii="Aptos" w:hAnsi="Aptos"/>
-          <w:bCs/>
-          <w:spacing w:val="-4"/>
-          <w:sz w:val="20"/>
-          <w:szCs w:val="20"/>
-        </w:rPr>
-        <w:t>IT Management</w:t>
-      </w:r>
-      <w:r>
-        <w:rPr>
-          <w:rFonts w:ascii="Aptos" w:hAnsi="Aptos"/>
-          <w:b/>
-          <w:spacing w:val="-4"/>
-          <w:sz w:val="20"/>
-          <w:szCs w:val="20"/>
-        </w:rPr>
-        <w:t xml:space="preserve"> (Part-Time) – 70% </w:t>
-      </w:r>
-      <w:r>
-        <w:rPr>
-          <w:rFonts w:ascii="Cambria Math" w:hAnsi="Cambria Math" w:cs="Cambria Math"/>
-          <w:b/>
-          <w:spacing w:val="-4"/>
-          <w:sz w:val="20"/>
-          <w:szCs w:val="20"/>
-        </w:rPr>
-        <w:t>▶</w:t>
-      </w:r>
-      <w:r>
-        <w:rPr>
-          <w:rFonts w:ascii="Aptos" w:eastAsia="Aptos" w:hAnsi="Aptos" w:cs="Aptos"/>
-          <w:b/>
-          <w:sz w:val="18"/>
-          <w:szCs w:val="18"/>
-        </w:rPr>
-        <w:t xml:space="preserve"> </w:t>
-      </w:r>
-      <w:r>
-        <w:rPr>
-          <w:rFonts w:ascii="Aptos" w:hAnsi="Aptos"/>
-          <w:spacing w:val="-4"/>
-          <w:sz w:val="20"/>
-          <w:szCs w:val="20"/>
-        </w:rPr>
-        <w:t>Symbiosis Center of Distance Learning</w:t>
-      </w:r>
-      <w:r>
-        <w:rPr>
-          <w:rFonts w:ascii="Aptos" w:hAnsi="Aptos"/>
-          <w:spacing w:val="-4"/>
-          <w:sz w:val="20"/>
-          <w:szCs w:val="20"/>
-        </w:rPr>
-        <w:tab/>
-      </w:r>
-      <w:r>
-        <w:rPr>
-          <w:rFonts w:ascii="Aptos" w:hAnsi="Aptos"/>
-          <w:spacing w:val="-4"/>
-          <w:sz w:val="20"/>
-          <w:szCs w:val="20"/>
-        </w:rPr>
-        <w:tab/>
-        <w:t>2014–2016</w:t>
-      </w:r>
+          <w:sz w:val="8"/>
+          <w:szCs w:val="8"/>
+        </w:rPr>
+      </w:pPr>
     </w:p>
     <w:p>
       <w:pPr>
         <w:pStyle w:val="Heading1"/>
-        <w:rPr>
-          <w:rFonts w:ascii="Aptos" w:hAnsi="Aptos"/>
-        </w:rPr>
-      </w:pPr>
-    </w:p>
-    <w:p>
-      <w:pPr>
-        <w:pStyle w:val="Heading1"/>
-        <w:rPr>
-          <w:rFonts w:ascii="Aptos" w:hAnsi="Aptos"/>
+        <w:jc w:val="left"/>
+        <w:rPr>
+          <w:rFonts w:ascii="Aptos" w:hAnsi="Aptos"/>
+          <w:sz w:val="22"/>
+          <w:szCs w:val="22"/>
         </w:rPr>
       </w:pPr>
       <w:r>
         <w:rPr>
           <w:rFonts w:ascii="Aptos" w:hAnsi="Aptos"/>
           <w:noProof/>
+          <w:sz w:val="22"/>
+          <w:szCs w:val="22"/>
         </w:rPr>
         <mc:AlternateContent>
           <mc:Choice Requires="wps">
@@ -5600,6 +5332,17 @@
         <w:rPr>
           <w:rFonts w:ascii="Aptos" w:hAnsi="Aptos"/>
           <w:spacing w:val="-2"/>
+          <w:sz w:val="22"/>
+          <w:szCs w:val="22"/>
+        </w:rPr>
+        <w:t xml:space="preserve">        </w:t>
+      </w:r>
+      <w:r>
+        <w:rPr>
+          <w:rFonts w:ascii="Aptos" w:hAnsi="Aptos"/>
+          <w:spacing w:val="-2"/>
+          <w:sz w:val="22"/>
+          <w:szCs w:val="22"/>
         </w:rPr>
         <w:t>AWARDS &amp; RECOGNITION</w:t>
       </w:r>
@@ -5615,8 +5358,8 @@
           <w:rFonts w:ascii="Aptos" w:hAnsi="Aptos"/>
           <w:b/>
           <w:spacing w:val="-4"/>
-          <w:sz w:val="20"/>
-          <w:szCs w:val="20"/>
+          <w:sz w:val="8"/>
+          <w:szCs w:val="8"/>
         </w:rPr>
       </w:pPr>
     </w:p>
@@ -5639,20 +5382,17 @@
         </w:tabs>
         <w:autoSpaceDE/>
         <w:autoSpaceDN/>
+        <w:ind w:left="851" w:hanging="425"/>
         <w:jc w:val="both"/>
         <w:rPr>
           <w:rFonts w:ascii="Aptos" w:eastAsia="Aptos" w:hAnsi="Aptos" w:cs="Aptos"/>
           <w:color w:val="000000"/>
-          <w:sz w:val="20"/>
-          <w:szCs w:val="20"/>
         </w:rPr>
       </w:pPr>
       <w:r>
         <w:rPr>
           <w:rFonts w:ascii="Aptos" w:eastAsia="Aptos" w:hAnsi="Aptos" w:cs="Aptos"/>
           <w:color w:val="000000"/>
-          <w:sz w:val="20"/>
-          <w:szCs w:val="20"/>
         </w:rPr>
         <w:t>Digital Warrior Q1 2023: DevSecOps solutions using GitHub Actions.</w:t>
       </w:r>
@@ -5676,20 +5416,17 @@
         </w:tabs>
         <w:autoSpaceDE/>
         <w:autoSpaceDN/>
+        <w:ind w:left="851" w:hanging="425"/>
         <w:jc w:val="both"/>
         <w:rPr>
           <w:rFonts w:ascii="Aptos" w:eastAsia="Aptos" w:hAnsi="Aptos" w:cs="Aptos"/>
           <w:color w:val="000000"/>
-          <w:sz w:val="20"/>
-          <w:szCs w:val="20"/>
         </w:rPr>
       </w:pPr>
       <w:r>
         <w:rPr>
           <w:rFonts w:ascii="Aptos" w:eastAsia="Aptos" w:hAnsi="Aptos" w:cs="Aptos"/>
           <w:color w:val="000000"/>
-          <w:sz w:val="20"/>
-          <w:szCs w:val="20"/>
         </w:rPr>
         <w:t>Go the Extra Mile Q3 2021: Built a team of 15 from scratch.</w:t>
       </w:r>
@@ -5713,20 +5450,17 @@
         </w:tabs>
         <w:autoSpaceDE/>
         <w:autoSpaceDN/>
+        <w:ind w:left="851" w:hanging="425"/>
         <w:jc w:val="both"/>
         <w:rPr>
           <w:rFonts w:ascii="Aptos" w:eastAsia="Aptos" w:hAnsi="Aptos" w:cs="Aptos"/>
           <w:color w:val="000000"/>
-          <w:sz w:val="20"/>
-          <w:szCs w:val="20"/>
         </w:rPr>
       </w:pPr>
       <w:r>
         <w:rPr>
           <w:rFonts w:ascii="Aptos" w:eastAsia="Aptos" w:hAnsi="Aptos" w:cs="Aptos"/>
           <w:color w:val="000000"/>
-          <w:sz w:val="20"/>
-          <w:szCs w:val="20"/>
         </w:rPr>
         <w:t>Star Performer Q4 2018: Delivered target deployments in UK and Germany.</w:t>
       </w:r>
@@ -5750,44 +5484,61 @@
         </w:tabs>
         <w:autoSpaceDE/>
         <w:autoSpaceDN/>
+        <w:ind w:left="851" w:hanging="425"/>
         <w:jc w:val="both"/>
         <w:rPr>
           <w:rFonts w:ascii="Aptos" w:eastAsia="Aptos" w:hAnsi="Aptos" w:cs="Aptos"/>
           <w:color w:val="000000"/>
-          <w:sz w:val="20"/>
-          <w:szCs w:val="20"/>
         </w:rPr>
       </w:pPr>
       <w:r>
         <w:rPr>
           <w:rFonts w:ascii="Aptos" w:eastAsia="Aptos" w:hAnsi="Aptos" w:cs="Aptos"/>
           <w:color w:val="000000"/>
-          <w:sz w:val="20"/>
-          <w:szCs w:val="20"/>
         </w:rPr>
         <w:t>Pat on the Back 2015/2017: Consistently met SLAs on critical assignments.</w:t>
       </w:r>
     </w:p>
     <w:p>
       <w:pPr>
-        <w:pStyle w:val="Heading1"/>
-        <w:rPr>
-          <w:rFonts w:ascii="Aptos" w:hAnsi="Aptos"/>
-          <w:spacing w:val="-2"/>
+        <w:widowControl/>
+        <w:pBdr>
+          <w:top w:val="nil"/>
+          <w:left w:val="nil"/>
+          <w:bottom w:val="nil"/>
+          <w:right w:val="nil"/>
+          <w:between w:val="nil"/>
+        </w:pBdr>
+        <w:tabs>
+          <w:tab w:val="left" w:pos="180"/>
+        </w:tabs>
+        <w:autoSpaceDE/>
+        <w:autoSpaceDN/>
+        <w:ind w:left="851"/>
+        <w:jc w:val="both"/>
+        <w:rPr>
+          <w:rFonts w:ascii="Aptos" w:eastAsia="Aptos" w:hAnsi="Aptos" w:cs="Aptos"/>
+          <w:color w:val="000000"/>
         </w:rPr>
       </w:pPr>
     </w:p>
     <w:p>
       <w:pPr>
         <w:pStyle w:val="Heading1"/>
-        <w:rPr>
-          <w:rFonts w:ascii="Aptos" w:hAnsi="Aptos"/>
+        <w:ind w:left="0" w:firstLine="426"/>
+        <w:jc w:val="left"/>
+        <w:rPr>
+          <w:rFonts w:ascii="Aptos" w:hAnsi="Aptos"/>
+          <w:sz w:val="22"/>
+          <w:szCs w:val="22"/>
         </w:rPr>
       </w:pPr>
       <w:r>
         <w:rPr>
           <w:rFonts w:ascii="Aptos" w:hAnsi="Aptos"/>
           <w:noProof/>
+          <w:sz w:val="22"/>
+          <w:szCs w:val="22"/>
         </w:rPr>
         <mc:AlternateContent>
           <mc:Choice Requires="wps">
@@ -5875,6 +5626,8 @@
         <w:rPr>
           <w:rFonts w:ascii="Aptos" w:hAnsi="Aptos"/>
           <w:spacing w:val="-2"/>
+          <w:sz w:val="22"/>
+          <w:szCs w:val="22"/>
         </w:rPr>
         <w:t>ONSITE EXPERIENCE</w:t>
       </w:r>
@@ -5885,8 +5638,8 @@
         <w:jc w:val="both"/>
         <w:rPr>
           <w:rFonts w:ascii="Aptos" w:eastAsia="Aptos" w:hAnsi="Aptos" w:cs="Aptos"/>
-          <w:sz w:val="18"/>
-          <w:szCs w:val="18"/>
+          <w:sz w:val="8"/>
+          <w:szCs w:val="8"/>
         </w:rPr>
       </w:pPr>
     </w:p>
@@ -5901,21 +5654,17 @@
         <w:jc w:val="both"/>
         <w:rPr>
           <w:rFonts w:ascii="Aptos" w:eastAsia="Aptos" w:hAnsi="Aptos" w:cs="Aptos"/>
-          <w:sz w:val="20"/>
-          <w:szCs w:val="20"/>
         </w:rPr>
       </w:pPr>
       <w:r>
         <w:rPr>
           <w:rFonts w:ascii="Aptos" w:eastAsia="Aptos" w:hAnsi="Aptos" w:cs="Aptos"/>
-          <w:sz w:val="20"/>
-          <w:szCs w:val="20"/>
         </w:rPr>
         <w:t>2 years in Hungary, Europe for Go-Live Production of UK, Poland &amp; Germany.</w:t>
       </w:r>
     </w:p>
     <w:sectPr>
-      <w:footerReference w:type="default" r:id="rId13"/>
+      <w:footerReference w:type="default" r:id="rId16"/>
       <w:type w:val="continuous"/>
       <w:pgSz w:w="12240" w:h="15840"/>
       <w:pgMar w:top="0" w:right="360" w:bottom="480" w:left="360" w:header="0" w:footer="286" w:gutter="0"/>
@@ -9063,4 +8812,16 @@
   <a:objectDefaults/>
   <a:extraClrSchemeLst/>
 </a:theme>
+</file>
+
+<file path=customXml/item1.xml><?xml version="1.0" encoding="utf-8"?>
+<b:Sources xmlns:b="http://schemas.openxmlformats.org/officeDocument/2006/bibliography" xmlns="http://schemas.openxmlformats.org/officeDocument/2006/bibliography" SelectedStyle="\APASixthEditionOfficeOnline.xsl" StyleName="APA" Version="6"/>
+</file>
+
+<file path=customXml/itemProps1.xml><?xml version="1.0" encoding="utf-8"?>
+<ds:datastoreItem xmlns:ds="http://schemas.openxmlformats.org/officeDocument/2006/customXml" ds:itemID="{87D1E931-AA15-4F75-95D7-2ECA774492EB}">
+  <ds:schemaRefs>
+    <ds:schemaRef ds:uri="http://schemas.openxmlformats.org/officeDocument/2006/bibliography"/>
+  </ds:schemaRefs>
+</ds:datastoreItem>
 </file>